--- a/Skema_Website_BUMAWA_Bahan_Konten.docx
+++ b/Skema_Website_BUMAWA_Bahan_Konten.docx
@@ -237,12 +237,12 @@
           <wp:inline distB="0" distT="0" distL="0" distR="0">
             <wp:extent cx="6309360" cy="2240280"/>
             <wp:effectExtent b="0" l="0" r="0" t="0"/>
-            <wp:docPr id="1945821899" name="image10.jpg"/>
+            <wp:docPr id="1945821899" name="image3.jpg"/>
             <a:graphic>
               <a:graphicData uri="http://schemas.openxmlformats.org/drawingml/2006/picture">
                 <pic:pic>
                   <pic:nvPicPr>
-                    <pic:cNvPr id="0" name="image10.jpg"/>
+                    <pic:cNvPr id="0" name="image3.jpg"/>
                     <pic:cNvPicPr preferRelativeResize="0"/>
                   </pic:nvPicPr>
                   <pic:blipFill>
@@ -309,12 +309,12 @@
           <wp:inline distB="0" distT="0" distL="0" distR="0">
             <wp:extent cx="2068323" cy="2088332"/>
             <wp:effectExtent b="0" l="0" r="0" t="0"/>
-            <wp:docPr id="1945821901" name="image2.jpg"/>
+            <wp:docPr id="1945821901" name="image1.jpg"/>
             <a:graphic>
               <a:graphicData uri="http://schemas.openxmlformats.org/drawingml/2006/picture">
                 <pic:pic>
                   <pic:nvPicPr>
-                    <pic:cNvPr id="0" name="image2.jpg"/>
+                    <pic:cNvPr id="0" name="image1.jpg"/>
                     <pic:cNvPicPr preferRelativeResize="0"/>
                   </pic:nvPicPr>
                   <pic:blipFill>
@@ -350,12 +350,12 @@
           <wp:inline distB="0" distT="0" distL="0" distR="0">
             <wp:extent cx="3320901" cy="2215272"/>
             <wp:effectExtent b="0" l="0" r="0" t="0"/>
-            <wp:docPr id="1945821900" name="image6.jpg"/>
+            <wp:docPr id="1945821900" name="image10.jpg"/>
             <a:graphic>
               <a:graphicData uri="http://schemas.openxmlformats.org/drawingml/2006/picture">
                 <pic:pic>
                   <pic:nvPicPr>
-                    <pic:cNvPr id="0" name="image6.jpg"/>
+                    <pic:cNvPr id="0" name="image10.jpg"/>
                     <pic:cNvPicPr preferRelativeResize="0"/>
                   </pic:nvPicPr>
                   <pic:blipFill>
@@ -436,12 +436,12 @@
           <wp:inline distB="0" distT="0" distL="0" distR="0">
             <wp:extent cx="1958340" cy="1958340"/>
             <wp:effectExtent b="0" l="0" r="0" t="0"/>
-            <wp:docPr id="1945821903" name="image8.jpg"/>
+            <wp:docPr id="1945821903" name="image2.jpg"/>
             <a:graphic>
               <a:graphicData uri="http://schemas.openxmlformats.org/drawingml/2006/picture">
                 <pic:pic>
                   <pic:nvPicPr>
-                    <pic:cNvPr id="0" name="image8.jpg"/>
+                    <pic:cNvPr id="0" name="image2.jpg"/>
                     <pic:cNvPicPr preferRelativeResize="0"/>
                   </pic:nvPicPr>
                   <pic:blipFill>
@@ -477,12 +477,12 @@
           <wp:inline distB="0" distT="0" distL="0" distR="0">
             <wp:extent cx="4192932" cy="2039087"/>
             <wp:effectExtent b="0" l="0" r="0" t="0"/>
-            <wp:docPr id="1945821902" name="image4.jpg"/>
+            <wp:docPr id="1945821902" name="image9.jpg"/>
             <a:graphic>
               <a:graphicData uri="http://schemas.openxmlformats.org/drawingml/2006/picture">
                 <pic:pic>
                   <pic:nvPicPr>
-                    <pic:cNvPr id="0" name="image4.jpg"/>
+                    <pic:cNvPr id="0" name="image9.jpg"/>
                     <pic:cNvPicPr preferRelativeResize="0"/>
                   </pic:nvPicPr>
                   <pic:blipFill>
@@ -566,12 +566,12 @@
           <wp:inline distB="0" distT="0" distL="0" distR="0">
             <wp:extent cx="1973580" cy="1973580"/>
             <wp:effectExtent b="0" l="0" r="0" t="0"/>
-            <wp:docPr id="1945821905" name="image3.jpg"/>
+            <wp:docPr id="1945821905" name="image5.jpg"/>
             <a:graphic>
               <a:graphicData uri="http://schemas.openxmlformats.org/drawingml/2006/picture">
                 <pic:pic>
                   <pic:nvPicPr>
-                    <pic:cNvPr id="0" name="image3.jpg"/>
+                    <pic:cNvPr id="0" name="image5.jpg"/>
                     <pic:cNvPicPr preferRelativeResize="0"/>
                   </pic:nvPicPr>
                   <pic:blipFill>
@@ -607,12 +607,12 @@
           <wp:inline distB="0" distT="0" distL="0" distR="0">
             <wp:extent cx="2010264" cy="2010264"/>
             <wp:effectExtent b="0" l="0" r="0" t="0"/>
-            <wp:docPr id="1945821904" name="image1.jpg"/>
+            <wp:docPr id="1945821904" name="image4.jpg"/>
             <a:graphic>
               <a:graphicData uri="http://schemas.openxmlformats.org/drawingml/2006/picture">
                 <pic:pic>
                   <pic:nvPicPr>
-                    <pic:cNvPr id="0" name="image1.jpg"/>
+                    <pic:cNvPr id="0" name="image4.jpg"/>
                     <pic:cNvPicPr preferRelativeResize="0"/>
                   </pic:nvPicPr>
                   <pic:blipFill>
@@ -655,7 +655,7 @@
         <w:rPr>
           <w:rtl w:val="0"/>
         </w:rPr>
-        <w:t xml:space="preserve">6.1 PT Bumi Makmur Waradana</w:t>
+        <w:t xml:space="preserve">6.1 PT Bumi Makmur Waradana </w:t>
       </w:r>
     </w:p>
     <w:p>
@@ -710,6 +710,263 @@
         <w:jc w:val="left"/>
         <w:rPr/>
       </w:pPr>
+      <w:r>
+        <w:rPr>
+          <w:rtl w:val="0"/>
+        </w:rPr>
+        <w:t xml:space="preserve">Comprehensive investment licensing and permitting </w:t>
+      </w:r>
+      <w:r>
+        <w:rPr>
+          <w:rtl w:val="0"/>
+        </w:rPr>
+      </w:r>
+    </w:p>
+    <w:p>
+      <w:pPr>
+        <w:keepNext w:val="0"/>
+        <w:keepLines w:val="0"/>
+        <w:pageBreakBefore w:val="0"/>
+        <w:widowControl w:val="1"/>
+        <w:numPr>
+          <w:ilvl w:val="0"/>
+          <w:numId w:val="1"/>
+        </w:numPr>
+        <w:pBdr>
+          <w:top w:space="0" w:sz="0" w:val="nil"/>
+          <w:left w:space="0" w:sz="0" w:val="nil"/>
+          <w:bottom w:space="0" w:sz="0" w:val="nil"/>
+          <w:right w:space="0" w:sz="0" w:val="nil"/>
+          <w:between w:space="0" w:sz="0" w:val="nil"/>
+        </w:pBdr>
+        <w:shd w:fill="auto" w:val="clear"/>
+        <w:spacing w:after="0" w:before="0" w:line="276" w:lineRule="auto"/>
+        <w:ind w:left="360" w:right="0" w:hanging="360"/>
+        <w:jc w:val="left"/>
+        <w:rPr/>
+      </w:pPr>
+      <w:r>
+        <w:rPr>
+          <w:rtl w:val="0"/>
+        </w:rPr>
+        <w:t xml:space="preserve">Land Sourcing &amp; Acquisition Services</w:t>
+      </w:r>
+      <w:r>
+        <w:rPr>
+          <w:rtl w:val="0"/>
+        </w:rPr>
+      </w:r>
+    </w:p>
+    <w:p>
+      <w:pPr>
+        <w:keepNext w:val="0"/>
+        <w:keepLines w:val="0"/>
+        <w:pageBreakBefore w:val="0"/>
+        <w:widowControl w:val="1"/>
+        <w:numPr>
+          <w:ilvl w:val="0"/>
+          <w:numId w:val="1"/>
+        </w:numPr>
+        <w:pBdr>
+          <w:top w:space="0" w:sz="0" w:val="nil"/>
+          <w:left w:space="0" w:sz="0" w:val="nil"/>
+          <w:bottom w:space="0" w:sz="0" w:val="nil"/>
+          <w:right w:space="0" w:sz="0" w:val="nil"/>
+          <w:between w:space="0" w:sz="0" w:val="nil"/>
+        </w:pBdr>
+        <w:shd w:fill="auto" w:val="clear"/>
+        <w:spacing w:after="0" w:before="0" w:line="276" w:lineRule="auto"/>
+        <w:ind w:left="360" w:right="0" w:hanging="360"/>
+        <w:jc w:val="left"/>
+        <w:rPr/>
+      </w:pPr>
+      <w:r>
+        <w:rPr>
+          <w:rtl w:val="0"/>
+        </w:rPr>
+        <w:t xml:space="preserve">Land Clearing &amp; Cut-and-Fill Services</w:t>
+      </w:r>
+      <w:r>
+        <w:rPr>
+          <w:rtl w:val="0"/>
+        </w:rPr>
+      </w:r>
+    </w:p>
+    <w:p>
+      <w:pPr>
+        <w:keepNext w:val="0"/>
+        <w:keepLines w:val="0"/>
+        <w:pageBreakBefore w:val="0"/>
+        <w:widowControl w:val="1"/>
+        <w:numPr>
+          <w:ilvl w:val="0"/>
+          <w:numId w:val="1"/>
+        </w:numPr>
+        <w:pBdr>
+          <w:top w:space="0" w:sz="0" w:val="nil"/>
+          <w:left w:space="0" w:sz="0" w:val="nil"/>
+          <w:bottom w:space="0" w:sz="0" w:val="nil"/>
+          <w:right w:space="0" w:sz="0" w:val="nil"/>
+          <w:between w:space="0" w:sz="0" w:val="nil"/>
+        </w:pBdr>
+        <w:shd w:fill="auto" w:val="clear"/>
+        <w:spacing w:after="0" w:before="0" w:line="276" w:lineRule="auto"/>
+        <w:ind w:left="360" w:right="0" w:hanging="360"/>
+        <w:jc w:val="left"/>
+        <w:rPr/>
+      </w:pPr>
+      <w:r>
+        <w:rPr>
+          <w:rtl w:val="0"/>
+        </w:rPr>
+        <w:t xml:space="preserve">Building Permitting &amp; Regulatory Services</w:t>
+      </w:r>
+      <w:r>
+        <w:rPr>
+          <w:rtl w:val="0"/>
+        </w:rPr>
+      </w:r>
+    </w:p>
+    <w:p>
+      <w:pPr>
+        <w:keepNext w:val="0"/>
+        <w:keepLines w:val="0"/>
+        <w:pageBreakBefore w:val="0"/>
+        <w:widowControl w:val="1"/>
+        <w:numPr>
+          <w:ilvl w:val="0"/>
+          <w:numId w:val="1"/>
+        </w:numPr>
+        <w:pBdr>
+          <w:top w:space="0" w:sz="0" w:val="nil"/>
+          <w:left w:space="0" w:sz="0" w:val="nil"/>
+          <w:bottom w:space="0" w:sz="0" w:val="nil"/>
+          <w:right w:space="0" w:sz="0" w:val="nil"/>
+          <w:between w:space="0" w:sz="0" w:val="nil"/>
+        </w:pBdr>
+        <w:shd w:fill="auto" w:val="clear"/>
+        <w:spacing w:after="0" w:before="0" w:line="276" w:lineRule="auto"/>
+        <w:ind w:left="360" w:right="0" w:hanging="360"/>
+        <w:jc w:val="left"/>
+        <w:rPr/>
+      </w:pPr>
+      <w:r>
+        <w:rPr>
+          <w:rtl w:val="0"/>
+        </w:rPr>
+        <w:t xml:space="preserve">Construction Project Support Services</w:t>
+      </w:r>
+      <w:r>
+        <w:rPr>
+          <w:rtl w:val="0"/>
+        </w:rPr>
+      </w:r>
+    </w:p>
+    <w:p>
+      <w:pPr>
+        <w:keepNext w:val="0"/>
+        <w:keepLines w:val="0"/>
+        <w:pageBreakBefore w:val="0"/>
+        <w:widowControl w:val="1"/>
+        <w:numPr>
+          <w:ilvl w:val="0"/>
+          <w:numId w:val="1"/>
+        </w:numPr>
+        <w:pBdr>
+          <w:top w:space="0" w:sz="0" w:val="nil"/>
+          <w:left w:space="0" w:sz="0" w:val="nil"/>
+          <w:bottom w:space="0" w:sz="0" w:val="nil"/>
+          <w:right w:space="0" w:sz="0" w:val="nil"/>
+          <w:between w:space="0" w:sz="0" w:val="nil"/>
+        </w:pBdr>
+        <w:shd w:fill="auto" w:val="clear"/>
+        <w:spacing w:after="200" w:before="0" w:line="276" w:lineRule="auto"/>
+        <w:ind w:left="360" w:right="0" w:hanging="360"/>
+        <w:jc w:val="left"/>
+        <w:rPr/>
+      </w:pPr>
+      <w:r>
+        <w:rPr>
+          <w:rtl w:val="0"/>
+        </w:rPr>
+        <w:t xml:space="preserve">Business Operational Licensing Services</w:t>
+      </w:r>
+      <w:r>
+        <w:rPr>
+          <w:rtl w:val="0"/>
+        </w:rPr>
+      </w:r>
+    </w:p>
+    <w:p>
+      <w:pPr>
+        <w:pStyle w:val="Heading2"/>
+        <w:rPr/>
+      </w:pPr>
+      <w:r>
+        <w:rPr>
+          <w:rtl w:val="0"/>
+        </w:rPr>
+        <w:t xml:space="preserve">6.2 PT Garda Amanah Solusindo</w:t>
+      </w:r>
+    </w:p>
+    <w:p>
+      <w:pPr>
+        <w:rPr/>
+      </w:pPr>
+      <w:r>
+        <w:rPr>
+          <w:b w:val="1"/>
+          <w:bCs w:val="1"/>
+          <w:rtl w:val="0"/>
+        </w:rPr>
+        <w:t xml:space="preserve">Integrated Business Support, Security &amp; Operational Services</w:t>
+      </w:r>
+      <w:r>
+        <w:rPr>
+          <w:rtl w:val="0"/>
+        </w:rPr>
+      </w:r>
+    </w:p>
+    <w:p>
+      <w:pPr>
+        <w:rPr/>
+      </w:pPr>
+      <w:r>
+        <w:rPr>
+          <w:rtl w:val="0"/>
+        </w:rPr>
+        <w:t xml:space="preserve">PT Garda Amanah Solusindo provides integrated operational and business support solutions designed to strengthen workforce management, security, asset protection, receivables management, investigation, and sustainable community development.</w:t>
+      </w:r>
+    </w:p>
+    <w:p>
+      <w:pPr>
+        <w:keepNext w:val="0"/>
+        <w:keepLines w:val="0"/>
+        <w:pageBreakBefore w:val="0"/>
+        <w:widowControl w:val="1"/>
+        <w:numPr>
+          <w:ilvl w:val="0"/>
+          <w:numId w:val="1"/>
+        </w:numPr>
+        <w:pBdr>
+          <w:top w:space="0" w:sz="0" w:val="nil"/>
+          <w:left w:space="0" w:sz="0" w:val="nil"/>
+          <w:bottom w:space="0" w:sz="0" w:val="nil"/>
+          <w:right w:space="0" w:sz="0" w:val="nil"/>
+          <w:between w:space="0" w:sz="0" w:val="nil"/>
+        </w:pBdr>
+        <w:shd w:fill="auto" w:val="clear"/>
+        <w:spacing w:after="0" w:before="0" w:line="276" w:lineRule="auto"/>
+        <w:ind w:left="360" w:right="0" w:hanging="360"/>
+        <w:jc w:val="left"/>
+        <w:rPr/>
+      </w:pPr>
+      <w:r>
+        <w:rPr>
+          <w:rtl w:val="0"/>
+        </w:rPr>
+        <w:t xml:space="preserve">Manpower</w:t>
+      </w:r>
       <w:r>
         <w:rPr>
           <w:rFonts w:ascii="Calibri" w:cs="Calibri" w:eastAsia="Calibri" w:hAnsi="Calibri"/>
@@ -727,7 +984,7 @@
           <w:vertAlign w:val="baseline"/>
           <w:rtl w:val="0"/>
         </w:rPr>
-        <w:t xml:space="preserve">Investment Licensing &amp; Permit Facilitation</w:t>
+        <w:t xml:space="preserve">&amp; Labour Supply Services</w:t>
       </w:r>
     </w:p>
     <w:p>
@@ -770,7 +1027,7 @@
           <w:vertAlign w:val="baseline"/>
           <w:rtl w:val="0"/>
         </w:rPr>
-        <w:t xml:space="preserve">Land Acquisition &amp; Land Leasing — Purchase or Lease</w:t>
+        <w:t xml:space="preserve">Certified Security Personnel Services </w:t>
       </w:r>
     </w:p>
     <w:p>
@@ -813,7 +1070,42 @@
           <w:vertAlign w:val="baseline"/>
           <w:rtl w:val="0"/>
         </w:rPr>
-        <w:t xml:space="preserve">Land Clearing, Cut &amp; Fill</w:t>
+        <w:t xml:space="preserve">Accounts Receivable (AR) Management</w:t>
+      </w:r>
+    </w:p>
+    <w:p>
+      <w:pPr>
+        <w:keepNext w:val="0"/>
+        <w:keepLines w:val="0"/>
+        <w:pageBreakBefore w:val="0"/>
+        <w:widowControl w:val="1"/>
+        <w:numPr>
+          <w:ilvl w:val="0"/>
+          <w:numId w:val="1"/>
+        </w:numPr>
+        <w:pBdr>
+          <w:top w:space="0" w:sz="0" w:val="nil"/>
+          <w:left w:space="0" w:sz="0" w:val="nil"/>
+          <w:bottom w:space="0" w:sz="0" w:val="nil"/>
+          <w:right w:space="0" w:sz="0" w:val="nil"/>
+          <w:between w:space="0" w:sz="0" w:val="nil"/>
+        </w:pBdr>
+        <w:shd w:fill="auto" w:val="clear"/>
+        <w:spacing w:after="0" w:before="0" w:line="276" w:lineRule="auto"/>
+        <w:ind w:left="360" w:right="0" w:hanging="360"/>
+        <w:jc w:val="left"/>
+        <w:rPr/>
+      </w:pPr>
+      <w:r>
+        <w:rPr>
+          <w:rtl w:val="0"/>
+        </w:rPr>
+        <w:t xml:space="preserve">Asset recovery and resolution service </w:t>
+      </w:r>
+      <w:r>
+        <w:rPr>
+          <w:rtl w:val="0"/>
+        </w:rPr>
       </w:r>
     </w:p>
     <w:p>
@@ -856,7 +1148,7 @@
           <w:vertAlign w:val="baseline"/>
           <w:rtl w:val="0"/>
         </w:rPr>
-        <w:t xml:space="preserve">Building Approval (PBG) Facilitation</w:t>
+        <w:t xml:space="preserve">Anti-Counterfeit Management</w:t>
       </w:r>
     </w:p>
     <w:p>
@@ -878,6 +1170,76 @@
         </w:pBdr>
         <w:shd w:fill="auto" w:val="clear"/>
         <w:spacing w:after="0" w:before="0" w:line="276" w:lineRule="auto"/>
+        <w:ind w:left="360" w:right="0" w:hanging="360"/>
+        <w:jc w:val="left"/>
+        <w:rPr/>
+      </w:pPr>
+      <w:r>
+        <w:rPr>
+          <w:rtl w:val="0"/>
+        </w:rPr>
+        <w:t xml:space="preserve">Counterfeit investigation and enforcement </w:t>
+      </w:r>
+      <w:r>
+        <w:rPr>
+          <w:rtl w:val="0"/>
+        </w:rPr>
+      </w:r>
+    </w:p>
+    <w:p>
+      <w:pPr>
+        <w:keepNext w:val="0"/>
+        <w:keepLines w:val="0"/>
+        <w:pageBreakBefore w:val="0"/>
+        <w:widowControl w:val="1"/>
+        <w:numPr>
+          <w:ilvl w:val="0"/>
+          <w:numId w:val="1"/>
+        </w:numPr>
+        <w:pBdr>
+          <w:top w:space="0" w:sz="0" w:val="nil"/>
+          <w:left w:space="0" w:sz="0" w:val="nil"/>
+          <w:bottom w:space="0" w:sz="0" w:val="nil"/>
+          <w:right w:space="0" w:sz="0" w:val="nil"/>
+          <w:between w:space="0" w:sz="0" w:val="nil"/>
+        </w:pBdr>
+        <w:shd w:fill="auto" w:val="clear"/>
+        <w:spacing w:after="0" w:before="0" w:line="276" w:lineRule="auto"/>
+        <w:ind w:left="360" w:right="0" w:hanging="360"/>
+        <w:jc w:val="left"/>
+        <w:rPr/>
+      </w:pPr>
+      <w:r>
+        <w:rPr>
+          <w:rtl w:val="0"/>
+        </w:rPr>
+        <w:t xml:space="preserve">Transport and equipment rental service </w:t>
+      </w:r>
+      <w:r>
+        <w:rPr>
+          <w:rtl w:val="0"/>
+        </w:rPr>
+      </w:r>
+    </w:p>
+    <w:p>
+      <w:pPr>
+        <w:keepNext w:val="0"/>
+        <w:keepLines w:val="0"/>
+        <w:pageBreakBefore w:val="0"/>
+        <w:widowControl w:val="1"/>
+        <w:numPr>
+          <w:ilvl w:val="0"/>
+          <w:numId w:val="1"/>
+        </w:numPr>
+        <w:pBdr>
+          <w:top w:space="0" w:sz="0" w:val="nil"/>
+          <w:left w:space="0" w:sz="0" w:val="nil"/>
+          <w:bottom w:space="0" w:sz="0" w:val="nil"/>
+          <w:right w:space="0" w:sz="0" w:val="nil"/>
+          <w:between w:space="0" w:sz="0" w:val="nil"/>
+        </w:pBdr>
+        <w:shd w:fill="auto" w:val="clear"/>
+        <w:spacing w:after="200" w:before="0" w:line="276" w:lineRule="auto"/>
         <w:ind w:left="360" w:right="0" w:hanging="360"/>
         <w:jc w:val="left"/>
         <w:rPr/>
@@ -899,460 +1261,18 @@
           <w:vertAlign w:val="baseline"/>
           <w:rtl w:val="0"/>
         </w:rPr>
-        <w:t xml:space="preserve">Construction &amp; Project Development Support</w:t>
-      </w:r>
-    </w:p>
-    <w:p>
-      <w:pPr>
-        <w:keepNext w:val="0"/>
-        <w:keepLines w:val="0"/>
-        <w:pageBreakBefore w:val="0"/>
-        <w:widowControl w:val="1"/>
-        <w:numPr>
-          <w:ilvl w:val="0"/>
-          <w:numId w:val="1"/>
-        </w:numPr>
-        <w:pBdr>
-          <w:top w:space="0" w:sz="0" w:val="nil"/>
-          <w:left w:space="0" w:sz="0" w:val="nil"/>
-          <w:bottom w:space="0" w:sz="0" w:val="nil"/>
-          <w:right w:space="0" w:sz="0" w:val="nil"/>
-          <w:between w:space="0" w:sz="0" w:val="nil"/>
-        </w:pBdr>
-        <w:shd w:fill="auto" w:val="clear"/>
-        <w:spacing w:after="200" w:before="0" w:line="276" w:lineRule="auto"/>
-        <w:ind w:left="360" w:right="0" w:hanging="360"/>
-        <w:jc w:val="left"/>
-        <w:rPr/>
-      </w:pPr>
-      <w:r>
-        <w:rPr>
-          <w:rFonts w:ascii="Calibri" w:cs="Calibri" w:eastAsia="Calibri" w:hAnsi="Calibri"/>
-          <w:b w:val="0"/>
-          <w:bCs w:val="0"/>
-          <w:i w:val="0"/>
-          <w:iCs w:val="0"/>
-          <w:smallCaps w:val="0"/>
-          <w:strike w:val="0"/>
-          <w:color w:val="000000"/>
-          <w:sz w:val="22"/>
-          <w:szCs w:val="22"/>
-          <w:u w:val="none"/>
-          <w:shd w:fill="auto" w:val="clear"/>
-          <w:vertAlign w:val="baseline"/>
-          <w:rtl w:val="0"/>
-        </w:rPr>
-        <w:t xml:space="preserve">Business &amp; Operational Licensing Services</w:t>
-      </w:r>
-    </w:p>
-    <w:p>
-      <w:pPr>
-        <w:pStyle w:val="Heading2"/>
-        <w:rPr/>
-      </w:pPr>
-      <w:r>
-        <w:rPr>
-          <w:rtl w:val="0"/>
-        </w:rPr>
-        <w:t xml:space="preserve">6.2 PT Garda Amanah Solusindo</w:t>
-      </w:r>
-    </w:p>
-    <w:p>
-      <w:pPr>
-        <w:rPr/>
-      </w:pPr>
-      <w:r>
-        <w:rPr>
-          <w:b w:val="1"/>
-          <w:bCs w:val="1"/>
-          <w:rtl w:val="0"/>
-        </w:rPr>
-        <w:t xml:space="preserve">Integrated Business Support, Security &amp; Operational Services</w:t>
-      </w:r>
-      <w:r>
-        <w:rPr>
-          <w:rtl w:val="0"/>
-        </w:rPr>
-      </w:r>
-    </w:p>
-    <w:p>
-      <w:pPr>
-        <w:rPr/>
-      </w:pPr>
-      <w:r>
-        <w:rPr>
-          <w:rtl w:val="0"/>
-        </w:rPr>
-        <w:t xml:space="preserve">PT Garda Amanah Solusindo provides integrated operational and business support solutions designed to strengthen workforce management, security, asset protection, receivables management, investigation, and sustainable community development.</w:t>
-      </w:r>
-    </w:p>
-    <w:p>
-      <w:pPr>
-        <w:keepNext w:val="0"/>
-        <w:keepLines w:val="0"/>
-        <w:pageBreakBefore w:val="0"/>
-        <w:widowControl w:val="1"/>
-        <w:numPr>
-          <w:ilvl w:val="0"/>
-          <w:numId w:val="1"/>
-        </w:numPr>
-        <w:pBdr>
-          <w:top w:space="0" w:sz="0" w:val="nil"/>
-          <w:left w:space="0" w:sz="0" w:val="nil"/>
-          <w:bottom w:space="0" w:sz="0" w:val="nil"/>
-          <w:right w:space="0" w:sz="0" w:val="nil"/>
-          <w:between w:space="0" w:sz="0" w:val="nil"/>
-        </w:pBdr>
-        <w:shd w:fill="auto" w:val="clear"/>
-        <w:spacing w:after="0" w:before="0" w:line="276" w:lineRule="auto"/>
-        <w:ind w:left="360" w:right="0" w:hanging="360"/>
-        <w:jc w:val="left"/>
-        <w:rPr/>
-      </w:pPr>
-      <w:r>
-        <w:rPr>
-          <w:rFonts w:ascii="Calibri" w:cs="Calibri" w:eastAsia="Calibri" w:hAnsi="Calibri"/>
-          <w:b w:val="0"/>
-          <w:bCs w:val="0"/>
-          <w:i w:val="0"/>
-          <w:iCs w:val="0"/>
-          <w:smallCaps w:val="0"/>
-          <w:strike w:val="0"/>
-          <w:color w:val="000000"/>
-          <w:sz w:val="22"/>
-          <w:szCs w:val="22"/>
-          <w:u w:val="none"/>
-          <w:shd w:fill="auto" w:val="clear"/>
-          <w:vertAlign w:val="baseline"/>
-          <w:rtl w:val="0"/>
-        </w:rPr>
-        <w:t xml:space="preserve">Job Supply &amp; Labour Supply Services</w:t>
-      </w:r>
-    </w:p>
-    <w:p>
-      <w:pPr>
-        <w:keepNext w:val="0"/>
-        <w:keepLines w:val="0"/>
-        <w:pageBreakBefore w:val="0"/>
-        <w:widowControl w:val="1"/>
-        <w:numPr>
-          <w:ilvl w:val="0"/>
-          <w:numId w:val="1"/>
-        </w:numPr>
-        <w:pBdr>
-          <w:top w:space="0" w:sz="0" w:val="nil"/>
-          <w:left w:space="0" w:sz="0" w:val="nil"/>
-          <w:bottom w:space="0" w:sz="0" w:val="nil"/>
-          <w:right w:space="0" w:sz="0" w:val="nil"/>
-          <w:between w:space="0" w:sz="0" w:val="nil"/>
-        </w:pBdr>
-        <w:shd w:fill="auto" w:val="clear"/>
-        <w:spacing w:after="0" w:before="0" w:line="276" w:lineRule="auto"/>
-        <w:ind w:left="360" w:right="0" w:hanging="360"/>
-        <w:jc w:val="left"/>
-        <w:rPr/>
-      </w:pPr>
-      <w:r>
-        <w:rPr>
-          <w:rFonts w:ascii="Calibri" w:cs="Calibri" w:eastAsia="Calibri" w:hAnsi="Calibri"/>
-          <w:b w:val="0"/>
-          <w:bCs w:val="0"/>
-          <w:i w:val="0"/>
-          <w:iCs w:val="0"/>
-          <w:smallCaps w:val="0"/>
-          <w:strike w:val="0"/>
-          <w:color w:val="000000"/>
-          <w:sz w:val="22"/>
-          <w:szCs w:val="22"/>
-          <w:u w:val="none"/>
-          <w:shd w:fill="auto" w:val="clear"/>
-          <w:vertAlign w:val="baseline"/>
-          <w:rtl w:val="0"/>
-        </w:rPr>
-        <w:t xml:space="preserve">Certified Security Personnel Services </w:t>
-      </w:r>
-    </w:p>
-    <w:p>
-      <w:pPr>
-        <w:keepNext w:val="0"/>
-        <w:keepLines w:val="0"/>
-        <w:pageBreakBefore w:val="0"/>
-        <w:widowControl w:val="1"/>
-        <w:numPr>
-          <w:ilvl w:val="0"/>
-          <w:numId w:val="1"/>
-        </w:numPr>
-        <w:pBdr>
-          <w:top w:space="0" w:sz="0" w:val="nil"/>
-          <w:left w:space="0" w:sz="0" w:val="nil"/>
-          <w:bottom w:space="0" w:sz="0" w:val="nil"/>
-          <w:right w:space="0" w:sz="0" w:val="nil"/>
-          <w:between w:space="0" w:sz="0" w:val="nil"/>
-        </w:pBdr>
-        <w:shd w:fill="auto" w:val="clear"/>
-        <w:spacing w:after="0" w:before="0" w:line="276" w:lineRule="auto"/>
-        <w:ind w:left="360" w:right="0" w:hanging="360"/>
-        <w:jc w:val="left"/>
-        <w:rPr/>
-      </w:pPr>
-      <w:r>
-        <w:rPr>
-          <w:rFonts w:ascii="Calibri" w:cs="Calibri" w:eastAsia="Calibri" w:hAnsi="Calibri"/>
-          <w:b w:val="0"/>
-          <w:bCs w:val="0"/>
-          <w:i w:val="0"/>
-          <w:iCs w:val="0"/>
-          <w:smallCaps w:val="0"/>
-          <w:strike w:val="0"/>
-          <w:color w:val="000000"/>
-          <w:sz w:val="22"/>
-          <w:szCs w:val="22"/>
-          <w:u w:val="none"/>
-          <w:shd w:fill="auto" w:val="clear"/>
-          <w:vertAlign w:val="baseline"/>
-          <w:rtl w:val="0"/>
-        </w:rPr>
-        <w:t xml:space="preserve">Accounts Receivable (AR) Management</w:t>
-      </w:r>
-    </w:p>
-    <w:p>
-      <w:pPr>
-        <w:keepNext w:val="0"/>
-        <w:keepLines w:val="0"/>
-        <w:pageBreakBefore w:val="0"/>
-        <w:widowControl w:val="1"/>
-        <w:numPr>
-          <w:ilvl w:val="0"/>
-          <w:numId w:val="1"/>
-        </w:numPr>
-        <w:pBdr>
-          <w:top w:space="0" w:sz="0" w:val="nil"/>
-          <w:left w:space="0" w:sz="0" w:val="nil"/>
-          <w:bottom w:space="0" w:sz="0" w:val="nil"/>
-          <w:right w:space="0" w:sz="0" w:val="nil"/>
-          <w:between w:space="0" w:sz="0" w:val="nil"/>
-        </w:pBdr>
-        <w:shd w:fill="auto" w:val="clear"/>
-        <w:spacing w:after="0" w:before="0" w:line="276" w:lineRule="auto"/>
-        <w:ind w:left="360" w:right="0" w:hanging="360"/>
-        <w:jc w:val="left"/>
-        <w:rPr/>
-      </w:pPr>
-      <w:r>
-        <w:rPr>
-          <w:rFonts w:ascii="Calibri" w:cs="Calibri" w:eastAsia="Calibri" w:hAnsi="Calibri"/>
-          <w:b w:val="0"/>
-          <w:bCs w:val="0"/>
-          <w:i w:val="0"/>
-          <w:iCs w:val="0"/>
-          <w:smallCaps w:val="0"/>
-          <w:strike w:val="0"/>
-          <w:color w:val="000000"/>
-          <w:sz w:val="22"/>
-          <w:szCs w:val="22"/>
-          <w:u w:val="none"/>
-          <w:shd w:fill="auto" w:val="clear"/>
-          <w:vertAlign w:val="baseline"/>
-          <w:rtl w:val="0"/>
-        </w:rPr>
-        <w:t xml:space="preserve">Asset Management Services</w:t>
-      </w:r>
-    </w:p>
-    <w:p>
-      <w:pPr>
-        <w:keepNext w:val="0"/>
-        <w:keepLines w:val="0"/>
-        <w:pageBreakBefore w:val="0"/>
-        <w:widowControl w:val="1"/>
-        <w:numPr>
-          <w:ilvl w:val="0"/>
-          <w:numId w:val="1"/>
-        </w:numPr>
-        <w:pBdr>
-          <w:top w:space="0" w:sz="0" w:val="nil"/>
-          <w:left w:space="0" w:sz="0" w:val="nil"/>
-          <w:bottom w:space="0" w:sz="0" w:val="nil"/>
-          <w:right w:space="0" w:sz="0" w:val="nil"/>
-          <w:between w:space="0" w:sz="0" w:val="nil"/>
-        </w:pBdr>
-        <w:shd w:fill="auto" w:val="clear"/>
-        <w:spacing w:after="0" w:before="0" w:line="276" w:lineRule="auto"/>
-        <w:ind w:left="360" w:right="0" w:hanging="360"/>
-        <w:jc w:val="left"/>
-        <w:rPr/>
-      </w:pPr>
-      <w:r>
-        <w:rPr>
-          <w:rFonts w:ascii="Calibri" w:cs="Calibri" w:eastAsia="Calibri" w:hAnsi="Calibri"/>
-          <w:b w:val="0"/>
-          <w:bCs w:val="0"/>
-          <w:i w:val="0"/>
-          <w:iCs w:val="0"/>
-          <w:smallCaps w:val="0"/>
-          <w:strike w:val="0"/>
-          <w:color w:val="000000"/>
-          <w:sz w:val="22"/>
-          <w:szCs w:val="22"/>
-          <w:u w:val="none"/>
-          <w:shd w:fill="auto" w:val="clear"/>
-          <w:vertAlign w:val="baseline"/>
-          <w:rtl w:val="0"/>
-        </w:rPr>
-        <w:t xml:space="preserve">Anti-Counterfeit Management</w:t>
-      </w:r>
-    </w:p>
-    <w:p>
-      <w:pPr>
-        <w:keepNext w:val="0"/>
-        <w:keepLines w:val="0"/>
-        <w:pageBreakBefore w:val="0"/>
-        <w:widowControl w:val="1"/>
-        <w:numPr>
-          <w:ilvl w:val="0"/>
-          <w:numId w:val="1"/>
-        </w:numPr>
-        <w:pBdr>
-          <w:top w:space="0" w:sz="0" w:val="nil"/>
-          <w:left w:space="0" w:sz="0" w:val="nil"/>
-          <w:bottom w:space="0" w:sz="0" w:val="nil"/>
-          <w:right w:space="0" w:sz="0" w:val="nil"/>
-          <w:between w:space="0" w:sz="0" w:val="nil"/>
-        </w:pBdr>
-        <w:shd w:fill="auto" w:val="clear"/>
-        <w:spacing w:after="0" w:before="0" w:line="276" w:lineRule="auto"/>
-        <w:ind w:left="360" w:right="0" w:hanging="360"/>
-        <w:jc w:val="left"/>
-        <w:rPr/>
-      </w:pPr>
-      <w:r>
-        <w:rPr>
-          <w:rFonts w:ascii="Calibri" w:cs="Calibri" w:eastAsia="Calibri" w:hAnsi="Calibri"/>
-          <w:b w:val="0"/>
-          <w:bCs w:val="0"/>
-          <w:i w:val="0"/>
-          <w:iCs w:val="0"/>
-          <w:smallCaps w:val="0"/>
-          <w:strike w:val="0"/>
-          <w:color w:val="000000"/>
-          <w:sz w:val="22"/>
-          <w:szCs w:val="22"/>
-          <w:u w:val="none"/>
-          <w:shd w:fill="auto" w:val="clear"/>
-          <w:vertAlign w:val="baseline"/>
-          <w:rtl w:val="0"/>
-        </w:rPr>
-        <w:t xml:space="preserve">Survey, Inspection &amp; Investigation Services</w:t>
-      </w:r>
-    </w:p>
-    <w:p>
-      <w:pPr>
-        <w:keepNext w:val="0"/>
-        <w:keepLines w:val="0"/>
-        <w:pageBreakBefore w:val="0"/>
-        <w:widowControl w:val="1"/>
-        <w:numPr>
-          <w:ilvl w:val="0"/>
-          <w:numId w:val="1"/>
-        </w:numPr>
-        <w:pBdr>
-          <w:top w:space="0" w:sz="0" w:val="nil"/>
-          <w:left w:space="0" w:sz="0" w:val="nil"/>
-          <w:bottom w:space="0" w:sz="0" w:val="nil"/>
-          <w:right w:space="0" w:sz="0" w:val="nil"/>
-          <w:between w:space="0" w:sz="0" w:val="nil"/>
-        </w:pBdr>
-        <w:shd w:fill="auto" w:val="clear"/>
-        <w:spacing w:after="0" w:before="0" w:line="276" w:lineRule="auto"/>
-        <w:ind w:left="360" w:right="0" w:hanging="360"/>
-        <w:jc w:val="left"/>
-        <w:rPr/>
-      </w:pPr>
-      <w:r>
-        <w:rPr>
-          <w:rFonts w:ascii="Calibri" w:cs="Calibri" w:eastAsia="Calibri" w:hAnsi="Calibri"/>
-          <w:b w:val="0"/>
-          <w:bCs w:val="0"/>
-          <w:i w:val="0"/>
-          <w:iCs w:val="0"/>
-          <w:smallCaps w:val="0"/>
-          <w:strike w:val="0"/>
-          <w:color w:val="000000"/>
-          <w:sz w:val="22"/>
-          <w:szCs w:val="22"/>
-          <w:u w:val="none"/>
-          <w:shd w:fill="auto" w:val="clear"/>
-          <w:vertAlign w:val="baseline"/>
-          <w:rtl w:val="0"/>
-        </w:rPr>
-        <w:t xml:space="preserve">Heavy Equipment Rental Services</w:t>
-      </w:r>
-    </w:p>
-    <w:p>
-      <w:pPr>
-        <w:keepNext w:val="0"/>
-        <w:keepLines w:val="0"/>
-        <w:pageBreakBefore w:val="0"/>
-        <w:widowControl w:val="1"/>
-        <w:numPr>
-          <w:ilvl w:val="0"/>
-          <w:numId w:val="1"/>
-        </w:numPr>
-        <w:pBdr>
-          <w:top w:space="0" w:sz="0" w:val="nil"/>
-          <w:left w:space="0" w:sz="0" w:val="nil"/>
-          <w:bottom w:space="0" w:sz="0" w:val="nil"/>
-          <w:right w:space="0" w:sz="0" w:val="nil"/>
-          <w:between w:space="0" w:sz="0" w:val="nil"/>
-        </w:pBdr>
-        <w:shd w:fill="auto" w:val="clear"/>
-        <w:spacing w:after="200" w:before="0" w:line="276" w:lineRule="auto"/>
-        <w:ind w:left="360" w:right="0" w:hanging="360"/>
-        <w:jc w:val="left"/>
-        <w:rPr/>
-      </w:pPr>
-      <w:r>
-        <w:rPr>
-          <w:rFonts w:ascii="Calibri" w:cs="Calibri" w:eastAsia="Calibri" w:hAnsi="Calibri"/>
-          <w:b w:val="0"/>
-          <w:bCs w:val="0"/>
-          <w:i w:val="0"/>
-          <w:iCs w:val="0"/>
-          <w:smallCaps w:val="0"/>
-          <w:strike w:val="0"/>
-          <w:color w:val="000000"/>
-          <w:sz w:val="22"/>
-          <w:szCs w:val="22"/>
-          <w:u w:val="none"/>
-          <w:shd w:fill="auto" w:val="clear"/>
-          <w:vertAlign w:val="baseline"/>
-          <w:rtl w:val="0"/>
-        </w:rPr>
-        <w:t xml:space="preserve">Social Mapping &amp;Data-</w:t>
-      </w:r>
-      <w:r>
-        <w:rPr>
-          <w:rtl w:val="0"/>
-        </w:rPr>
-        <w:t xml:space="preserve"> </w:t>
-      </w:r>
-      <w:r>
-        <w:rPr>
-          <w:rFonts w:ascii="Calibri" w:cs="Calibri" w:eastAsia="Calibri" w:hAnsi="Calibri"/>
-          <w:b w:val="0"/>
-          <w:bCs w:val="0"/>
-          <w:i w:val="0"/>
-          <w:iCs w:val="0"/>
-          <w:smallCaps w:val="0"/>
-          <w:strike w:val="0"/>
-          <w:color w:val="000000"/>
-          <w:sz w:val="22"/>
-          <w:szCs w:val="22"/>
-          <w:u w:val="none"/>
-          <w:shd w:fill="auto" w:val="clear"/>
-          <w:vertAlign w:val="baseline"/>
-          <w:rtl w:val="0"/>
-        </w:rPr>
-        <w:t xml:space="preserve">Driven CSR Program Development</w:t>
+        <w:t xml:space="preserve">Social Mapping </w:t>
+      </w:r>
+      <w:r>
+        <w:rPr>
+          <w:rtl w:val="0"/>
+        </w:rPr>
+        <w:t xml:space="preserve">and CSR program development</w:t>
+      </w:r>
+      <w:r>
+        <w:rPr>
+          <w:rtl w:val="0"/>
+        </w:rPr>
       </w:r>
     </w:p>
     <w:p>
@@ -1685,123 +1605,267 @@
     <w:p>
       <w:pPr>
         <w:pStyle w:val="Heading1"/>
-        <w:rPr/>
-      </w:pPr>
-      <w:r>
-        <w:rPr>
-          <w:rtl w:val="0"/>
-        </w:rPr>
-        <w:t xml:space="preserve">8. CLIENT  PT BUMI MAKMUR WARADANA</w:t>
-        <w:br w:type="textWrapping"/>
+        <w:pBdr>
+          <w:top w:color="000000" w:space="0" w:sz="0" w:val="none"/>
+          <w:left w:color="000000" w:space="0" w:sz="0" w:val="none"/>
+          <w:bottom w:color="000000" w:space="0" w:sz="0" w:val="none"/>
+          <w:right w:color="000000" w:space="0" w:sz="0" w:val="none"/>
+          <w:between w:color="000000" w:space="0" w:sz="0" w:val="none"/>
+        </w:pBdr>
+        <w:shd w:fill="ffffff" w:val="clear"/>
+        <w:spacing w:after="200" w:before="0" w:line="276" w:lineRule="auto"/>
+        <w:rPr>
+          <w:rFonts w:ascii="Arial" w:cs="Arial" w:eastAsia="Arial" w:hAnsi="Arial"/>
+          <w:color w:val="375c8c"/>
+        </w:rPr>
+      </w:pPr>
+      <w:r>
+        <w:rPr>
+          <w:rtl w:val="0"/>
+        </w:rPr>
+      </w:r>
+    </w:p>
+    <w:p>
+      <w:pPr>
+        <w:pStyle w:val="Heading1"/>
+        <w:pBdr>
+          <w:top w:color="000000" w:space="0" w:sz="0" w:val="none"/>
+          <w:left w:color="000000" w:space="0" w:sz="0" w:val="none"/>
+          <w:bottom w:color="000000" w:space="0" w:sz="0" w:val="none"/>
+          <w:right w:color="000000" w:space="0" w:sz="0" w:val="none"/>
+          <w:between w:color="000000" w:space="0" w:sz="0" w:val="none"/>
+        </w:pBdr>
+        <w:shd w:fill="ffffff" w:val="clear"/>
+        <w:spacing w:after="200" w:before="0" w:line="276" w:lineRule="auto"/>
+        <w:rPr>
+          <w:rFonts w:ascii="Arial" w:cs="Arial" w:eastAsia="Arial" w:hAnsi="Arial"/>
+          <w:color w:val="375c8c"/>
+        </w:rPr>
+      </w:pPr>
+      <w:r>
+        <w:rPr>
+          <w:rtl w:val="0"/>
+        </w:rPr>
+      </w:r>
+    </w:p>
+    <w:p>
+      <w:pPr>
+        <w:pStyle w:val="Heading1"/>
+        <w:pBdr>
+          <w:top w:color="000000" w:space="0" w:sz="0" w:val="none"/>
+          <w:left w:color="000000" w:space="0" w:sz="0" w:val="none"/>
+          <w:bottom w:color="000000" w:space="0" w:sz="0" w:val="none"/>
+          <w:right w:color="000000" w:space="0" w:sz="0" w:val="none"/>
+          <w:between w:color="000000" w:space="0" w:sz="0" w:val="none"/>
+        </w:pBdr>
+        <w:shd w:fill="ffffff" w:val="clear"/>
+        <w:spacing w:after="200" w:before="0" w:line="276" w:lineRule="auto"/>
+        <w:rPr>
+          <w:rFonts w:ascii="Arial" w:cs="Arial" w:eastAsia="Arial" w:hAnsi="Arial"/>
+          <w:color w:val="375c8c"/>
+        </w:rPr>
+      </w:pPr>
+      <w:r>
+        <w:rPr>
+          <w:rtl w:val="0"/>
+        </w:rPr>
+      </w:r>
+    </w:p>
+    <w:p>
+      <w:pPr>
+        <w:pStyle w:val="Heading1"/>
+        <w:pBdr>
+          <w:top w:color="000000" w:space="0" w:sz="0" w:val="none"/>
+          <w:left w:color="000000" w:space="0" w:sz="0" w:val="none"/>
+          <w:bottom w:color="000000" w:space="0" w:sz="0" w:val="none"/>
+          <w:right w:color="000000" w:space="0" w:sz="0" w:val="none"/>
+          <w:between w:color="000000" w:space="0" w:sz="0" w:val="none"/>
+        </w:pBdr>
+        <w:shd w:fill="ffffff" w:val="clear"/>
+        <w:spacing w:after="200" w:before="0" w:line="276" w:lineRule="auto"/>
+        <w:rPr>
+          <w:rFonts w:ascii="Arial" w:cs="Arial" w:eastAsia="Arial" w:hAnsi="Arial"/>
+          <w:color w:val="375c8c"/>
+        </w:rPr>
+      </w:pPr>
+      <w:r>
+        <w:rPr>
+          <w:rtl w:val="0"/>
+        </w:rPr>
+      </w:r>
+    </w:p>
+    <w:p>
+      <w:pPr>
+        <w:pStyle w:val="Heading1"/>
+        <w:pBdr>
+          <w:top w:color="000000" w:space="0" w:sz="0" w:val="none"/>
+          <w:left w:color="000000" w:space="0" w:sz="0" w:val="none"/>
+          <w:bottom w:color="000000" w:space="0" w:sz="0" w:val="none"/>
+          <w:right w:color="000000" w:space="0" w:sz="0" w:val="none"/>
+          <w:between w:color="000000" w:space="0" w:sz="0" w:val="none"/>
+        </w:pBdr>
+        <w:shd w:fill="ffffff" w:val="clear"/>
+        <w:spacing w:after="200" w:before="0" w:line="276" w:lineRule="auto"/>
+        <w:rPr>
+          <w:rFonts w:ascii="Arial" w:cs="Arial" w:eastAsia="Arial" w:hAnsi="Arial"/>
+          <w:color w:val="375c8c"/>
+        </w:rPr>
+      </w:pPr>
+      <w:r>
+        <w:rPr>
+          <w:rtl w:val="0"/>
+        </w:rPr>
+      </w:r>
+    </w:p>
+    <w:p>
+      <w:pPr>
+        <w:pStyle w:val="Heading1"/>
+        <w:pBdr>
+          <w:top w:color="000000" w:space="0" w:sz="0" w:val="none"/>
+          <w:left w:color="000000" w:space="0" w:sz="0" w:val="none"/>
+          <w:bottom w:color="000000" w:space="0" w:sz="0" w:val="none"/>
+          <w:right w:color="000000" w:space="0" w:sz="0" w:val="none"/>
+          <w:between w:color="000000" w:space="0" w:sz="0" w:val="none"/>
+        </w:pBdr>
+        <w:shd w:fill="ffffff" w:val="clear"/>
+        <w:spacing w:after="200" w:before="0" w:line="276" w:lineRule="auto"/>
+        <w:rPr>
+          <w:rFonts w:ascii="Arial" w:cs="Arial" w:eastAsia="Arial" w:hAnsi="Arial"/>
+          <w:color w:val="375c8c"/>
+        </w:rPr>
+      </w:pPr>
+      <w:r>
+        <w:rPr>
+          <w:rFonts w:ascii="Arial" w:cs="Arial" w:eastAsia="Arial" w:hAnsi="Arial"/>
+          <w:color w:val="375c8c"/>
+          <w:rtl w:val="0"/>
+        </w:rPr>
+        <w:t xml:space="preserve">8. CLIENT PT BUMI MAKMUR WARADANA</w:t>
       </w:r>
     </w:p>
     <w:tbl>
       <w:tblPr>
         <w:tblStyle w:val="Table1"/>
-        <w:tblpPr w:leftFromText="180" w:rightFromText="180" w:topFromText="0" w:bottomFromText="0" w:vertAnchor="text" w:horzAnchor="text" w:tblpX="0" w:tblpY="139"/>
-        <w:tblW w:w="9312.0" w:type="dxa"/>
+        <w:tblW w:w="6660.0" w:type="dxa"/>
         <w:jc w:val="left"/>
-        <w:tblInd w:w="-115.0" w:type="dxa"/>
         <w:tblBorders>
-          <w:top w:color="000000" w:space="0" w:sz="4" w:val="single"/>
-          <w:left w:color="000000" w:space="0" w:sz="4" w:val="single"/>
-          <w:bottom w:color="000000" w:space="0" w:sz="4" w:val="single"/>
-          <w:right w:color="000000" w:space="0" w:sz="4" w:val="single"/>
+          <w:top w:color="000000" w:space="0" w:sz="0" w:val="nil"/>
+          <w:left w:color="000000" w:space="0" w:sz="0" w:val="nil"/>
+          <w:bottom w:color="000000" w:space="0" w:sz="0" w:val="nil"/>
+          <w:right w:color="000000" w:space="0" w:sz="0" w:val="nil"/>
+          <w:insideH w:color="000000" w:space="0" w:sz="0" w:val="nil"/>
+          <w:insideV w:color="000000" w:space="0" w:sz="0" w:val="nil"/>
         </w:tblBorders>
         <w:tblLayout w:type="fixed"/>
-        <w:tblLook w:val="0400"/>
+        <w:tblLook w:val="0600"/>
       </w:tblPr>
       <w:tblGrid>
-        <w:gridCol w:w="4653"/>
-        <w:gridCol w:w="4659"/>
+        <w:gridCol w:w="3255"/>
+        <w:gridCol w:w="3405"/>
         <w:tblGridChange w:id="0">
           <w:tblGrid>
-            <w:gridCol w:w="4653"/>
-            <w:gridCol w:w="4659"/>
+            <w:gridCol w:w="3255"/>
+            <w:gridCol w:w="3405"/>
           </w:tblGrid>
         </w:tblGridChange>
       </w:tblGrid>
       <w:tr>
         <w:trPr>
           <w:cantSplit w:val="0"/>
-          <w:trHeight w:val="209" w:hRule="atLeast"/>
+          <w:trHeight w:val="360" w:hRule="atLeast"/>
           <w:tblHeader w:val="0"/>
         </w:trPr>
         <w:tc>
           <w:tcPr>
             <w:tcBorders>
-              <w:top w:color="000000" w:space="0" w:sz="4" w:val="single"/>
-              <w:left w:color="000000" w:space="0" w:sz="4" w:val="single"/>
-              <w:bottom w:color="000000" w:space="0" w:sz="4" w:val="single"/>
-              <w:right w:color="000000" w:space="0" w:sz="4" w:val="single"/>
+              <w:top w:color="555555" w:space="0" w:sz="5" w:val="single"/>
+              <w:left w:color="555555" w:space="0" w:sz="5" w:val="single"/>
+              <w:bottom w:color="555555" w:space="0" w:sz="5" w:val="single"/>
+              <w:right w:color="555555" w:space="0" w:sz="5" w:val="single"/>
             </w:tcBorders>
-            <w:shd w:fill="e6c77a" w:val="clear"/>
+            <w:shd w:fill="e0c377" w:val="clear"/>
+            <w:tcMar>
+              <w:top w:w="0.0" w:type="dxa"/>
+              <w:left w:w="0.0" w:type="dxa"/>
+              <w:bottom w:w="0.0" w:type="dxa"/>
+              <w:right w:w="0.0" w:type="dxa"/>
+            </w:tcMar>
+            <w:vAlign w:val="center"/>
           </w:tcPr>
           <w:p>
             <w:pPr>
-              <w:spacing w:after="0" w:line="240" w:lineRule="auto"/>
+              <w:pStyle w:val="Heading1"/>
+              <w:pBdr>
+                <w:top w:color="000000" w:space="0" w:sz="0" w:val="none"/>
+                <w:left w:color="000000" w:space="0" w:sz="0" w:val="none"/>
+                <w:bottom w:color="000000" w:space="0" w:sz="0" w:val="none"/>
+                <w:right w:color="000000" w:space="0" w:sz="0" w:val="none"/>
+                <w:between w:color="000000" w:space="0" w:sz="0" w:val="none"/>
+              </w:pBdr>
+              <w:spacing w:before="0" w:line="276" w:lineRule="auto"/>
               <w:rPr>
-                <w:rFonts w:ascii="Quattrocento Sans" w:cs="Quattrocento Sans" w:eastAsia="Quattrocento Sans" w:hAnsi="Quattrocento Sans"/>
+                <w:rFonts w:ascii="Arial" w:cs="Arial" w:eastAsia="Arial" w:hAnsi="Arial"/>
                 <w:color w:val="000000"/>
-                <w:sz w:val="27"/>
-                <w:szCs w:val="27"/>
+                <w:sz w:val="19"/>
+                <w:szCs w:val="19"/>
               </w:rPr>
             </w:pPr>
             <w:r>
               <w:rPr>
-                <w:rFonts w:ascii="Cambria" w:cs="Cambria" w:eastAsia="Cambria" w:hAnsi="Cambria"/>
-                <w:b w:val="1"/>
-                <w:bCs w:val="1"/>
+                <w:rFonts w:ascii="Arial" w:cs="Arial" w:eastAsia="Arial" w:hAnsi="Arial"/>
                 <w:color w:val="000000"/>
-                <w:sz w:val="20"/>
-                <w:szCs w:val="20"/>
+                <w:sz w:val="19"/>
+                <w:szCs w:val="19"/>
                 <w:rtl w:val="0"/>
               </w:rPr>
               <w:t xml:space="preserve">NAME OF COMPANY</w:t>
-            </w:r>
-            <w:r>
-              <w:rPr>
-                <w:rtl w:val="0"/>
-              </w:rPr>
             </w:r>
           </w:p>
         </w:tc>
         <w:tc>
           <w:tcPr>
             <w:tcBorders>
-              <w:top w:color="000000" w:space="0" w:sz="4" w:val="single"/>
-              <w:left w:color="000000" w:space="0" w:sz="4" w:val="single"/>
-              <w:bottom w:color="000000" w:space="0" w:sz="4" w:val="single"/>
-              <w:right w:color="000000" w:space="0" w:sz="4" w:val="single"/>
+              <w:top w:color="555555" w:space="0" w:sz="5" w:val="single"/>
+              <w:left w:color="555555" w:space="0" w:sz="5" w:val="single"/>
+              <w:bottom w:color="555555" w:space="0" w:sz="5" w:val="single"/>
+              <w:right w:color="555555" w:space="0" w:sz="5" w:val="single"/>
             </w:tcBorders>
-            <w:shd w:fill="e6c77a" w:val="clear"/>
+            <w:shd w:fill="e0c377" w:val="clear"/>
+            <w:tcMar>
+              <w:top w:w="0.0" w:type="dxa"/>
+              <w:left w:w="0.0" w:type="dxa"/>
+              <w:bottom w:w="0.0" w:type="dxa"/>
+              <w:right w:w="0.0" w:type="dxa"/>
+            </w:tcMar>
+            <w:vAlign w:val="center"/>
           </w:tcPr>
           <w:p>
             <w:pPr>
-              <w:spacing w:after="0" w:line="240" w:lineRule="auto"/>
+              <w:pStyle w:val="Heading1"/>
+              <w:pBdr>
+                <w:top w:color="000000" w:space="0" w:sz="0" w:val="none"/>
+                <w:left w:color="000000" w:space="0" w:sz="0" w:val="none"/>
+                <w:bottom w:color="000000" w:space="0" w:sz="0" w:val="none"/>
+                <w:right w:color="000000" w:space="0" w:sz="0" w:val="none"/>
+                <w:between w:color="000000" w:space="0" w:sz="0" w:val="none"/>
+              </w:pBdr>
+              <w:spacing w:before="0" w:line="276" w:lineRule="auto"/>
               <w:rPr>
-                <w:rFonts w:ascii="Quattrocento Sans" w:cs="Quattrocento Sans" w:eastAsia="Quattrocento Sans" w:hAnsi="Quattrocento Sans"/>
+                <w:rFonts w:ascii="Arial" w:cs="Arial" w:eastAsia="Arial" w:hAnsi="Arial"/>
                 <w:color w:val="000000"/>
-                <w:sz w:val="27"/>
-                <w:szCs w:val="27"/>
+                <w:sz w:val="19"/>
+                <w:szCs w:val="19"/>
               </w:rPr>
             </w:pPr>
             <w:r>
               <w:rPr>
-                <w:rFonts w:ascii="Cambria" w:cs="Cambria" w:eastAsia="Cambria" w:hAnsi="Cambria"/>
-                <w:b w:val="1"/>
-                <w:bCs w:val="1"/>
+                <w:rFonts w:ascii="Arial" w:cs="Arial" w:eastAsia="Arial" w:hAnsi="Arial"/>
                 <w:color w:val="000000"/>
-                <w:sz w:val="20"/>
-                <w:szCs w:val="20"/>
+                <w:sz w:val="19"/>
+                <w:szCs w:val="19"/>
                 <w:rtl w:val="0"/>
               </w:rPr>
               <w:t xml:space="preserve">JOB ASSIGNMENT</w:t>
-            </w:r>
-            <w:r>
-              <w:rPr>
-                <w:rtl w:val="0"/>
-              </w:rPr>
             </w:r>
           </w:p>
         </w:tc>
@@ -1809,80 +1873,106 @@
       <w:tr>
         <w:trPr>
           <w:cantSplit w:val="0"/>
-          <w:trHeight w:val="209" w:hRule="atLeast"/>
+          <w:trHeight w:val="360" w:hRule="atLeast"/>
           <w:tblHeader w:val="0"/>
         </w:trPr>
         <w:tc>
           <w:tcPr>
             <w:tcBorders>
-              <w:top w:color="000000" w:space="0" w:sz="4" w:val="single"/>
-              <w:left w:color="000000" w:space="0" w:sz="4" w:val="single"/>
-              <w:bottom w:color="000000" w:space="0" w:sz="4" w:val="single"/>
-              <w:right w:color="000000" w:space="0" w:sz="4" w:val="single"/>
+              <w:top w:color="555555" w:space="0" w:sz="5" w:val="single"/>
+              <w:left w:color="555555" w:space="0" w:sz="5" w:val="single"/>
+              <w:bottom w:color="555555" w:space="0" w:sz="5" w:val="single"/>
+              <w:right w:color="555555" w:space="0" w:sz="5" w:val="single"/>
             </w:tcBorders>
-            <w:shd w:fill="ffffff" w:val="clear"/>
+            <w:tcMar>
+              <w:top w:w="0.0" w:type="dxa"/>
+              <w:left w:w="0.0" w:type="dxa"/>
+              <w:bottom w:w="0.0" w:type="dxa"/>
+              <w:right w:w="0.0" w:type="dxa"/>
+            </w:tcMar>
+            <w:vAlign w:val="center"/>
           </w:tcPr>
           <w:p>
             <w:pPr>
-              <w:spacing w:after="0" w:line="240" w:lineRule="auto"/>
+              <w:pStyle w:val="Heading1"/>
+              <w:pBdr>
+                <w:top w:color="000000" w:space="0" w:sz="0" w:val="none"/>
+                <w:left w:color="000000" w:space="0" w:sz="0" w:val="none"/>
+                <w:bottom w:color="000000" w:space="0" w:sz="0" w:val="none"/>
+                <w:right w:color="000000" w:space="0" w:sz="0" w:val="none"/>
+                <w:between w:color="000000" w:space="0" w:sz="0" w:val="none"/>
+              </w:pBdr>
+              <w:spacing w:before="0" w:line="276" w:lineRule="auto"/>
               <w:rPr>
-                <w:rFonts w:ascii="Quattrocento Sans" w:cs="Quattrocento Sans" w:eastAsia="Quattrocento Sans" w:hAnsi="Quattrocento Sans"/>
+                <w:rFonts w:ascii="Arial" w:cs="Arial" w:eastAsia="Arial" w:hAnsi="Arial"/>
+                <w:b w:val="0"/>
+                <w:bCs w:val="0"/>
                 <w:color w:val="000000"/>
-                <w:sz w:val="27"/>
-                <w:szCs w:val="27"/>
+                <w:sz w:val="18"/>
+                <w:szCs w:val="18"/>
               </w:rPr>
             </w:pPr>
             <w:r>
               <w:rPr>
-                <w:rFonts w:ascii="Cambria" w:cs="Cambria" w:eastAsia="Cambria" w:hAnsi="Cambria"/>
+                <w:rFonts w:ascii="Arial" w:cs="Arial" w:eastAsia="Arial" w:hAnsi="Arial"/>
+                <w:b w:val="0"/>
+                <w:bCs w:val="0"/>
                 <w:color w:val="000000"/>
-                <w:sz w:val="19"/>
-                <w:szCs w:val="19"/>
+                <w:sz w:val="18"/>
+                <w:szCs w:val="18"/>
                 <w:rtl w:val="0"/>
               </w:rPr>
               <w:t xml:space="preserve">PT Super Unggas Jaya</w:t>
-            </w:r>
-            <w:r>
-              <w:rPr>
-                <w:rtl w:val="0"/>
-              </w:rPr>
             </w:r>
           </w:p>
         </w:tc>
         <w:tc>
           <w:tcPr>
             <w:tcBorders>
-              <w:top w:color="000000" w:space="0" w:sz="4" w:val="single"/>
-              <w:left w:color="000000" w:space="0" w:sz="4" w:val="single"/>
-              <w:bottom w:color="000000" w:space="0" w:sz="4" w:val="single"/>
-              <w:right w:color="000000" w:space="0" w:sz="4" w:val="single"/>
+              <w:top w:color="555555" w:space="0" w:sz="5" w:val="single"/>
+              <w:left w:color="555555" w:space="0" w:sz="5" w:val="single"/>
+              <w:bottom w:color="555555" w:space="0" w:sz="5" w:val="single"/>
+              <w:right w:color="555555" w:space="0" w:sz="5" w:val="single"/>
             </w:tcBorders>
-            <w:shd w:fill="ffffff" w:val="clear"/>
+            <w:tcMar>
+              <w:top w:w="0.0" w:type="dxa"/>
+              <w:left w:w="0.0" w:type="dxa"/>
+              <w:bottom w:w="0.0" w:type="dxa"/>
+              <w:right w:w="0.0" w:type="dxa"/>
+            </w:tcMar>
+            <w:vAlign w:val="center"/>
           </w:tcPr>
           <w:p>
             <w:pPr>
-              <w:spacing w:after="0" w:line="240" w:lineRule="auto"/>
+              <w:pStyle w:val="Heading1"/>
+              <w:pBdr>
+                <w:top w:color="000000" w:space="0" w:sz="0" w:val="none"/>
+                <w:left w:color="000000" w:space="0" w:sz="0" w:val="none"/>
+                <w:bottom w:color="000000" w:space="0" w:sz="0" w:val="none"/>
+                <w:right w:color="000000" w:space="0" w:sz="0" w:val="none"/>
+                <w:between w:color="000000" w:space="0" w:sz="0" w:val="none"/>
+              </w:pBdr>
+              <w:spacing w:before="0" w:line="276" w:lineRule="auto"/>
               <w:rPr>
-                <w:rFonts w:ascii="Quattrocento Sans" w:cs="Quattrocento Sans" w:eastAsia="Quattrocento Sans" w:hAnsi="Quattrocento Sans"/>
+                <w:rFonts w:ascii="Arial" w:cs="Arial" w:eastAsia="Arial" w:hAnsi="Arial"/>
+                <w:b w:val="0"/>
+                <w:bCs w:val="0"/>
                 <w:color w:val="000000"/>
-                <w:sz w:val="27"/>
-                <w:szCs w:val="27"/>
+                <w:sz w:val="18"/>
+                <w:szCs w:val="18"/>
               </w:rPr>
             </w:pPr>
             <w:r>
               <w:rPr>
-                <w:rFonts w:ascii="Cambria" w:cs="Cambria" w:eastAsia="Cambria" w:hAnsi="Cambria"/>
+                <w:rFonts w:ascii="Arial" w:cs="Arial" w:eastAsia="Arial" w:hAnsi="Arial"/>
+                <w:b w:val="0"/>
+                <w:bCs w:val="0"/>
                 <w:color w:val="000000"/>
-                <w:sz w:val="19"/>
-                <w:szCs w:val="19"/>
+                <w:sz w:val="18"/>
+                <w:szCs w:val="18"/>
                 <w:rtl w:val="0"/>
               </w:rPr>
               <w:t xml:space="preserve">Business Permit</w:t>
-            </w:r>
-            <w:r>
-              <w:rPr>
-                <w:rtl w:val="0"/>
-              </w:rPr>
             </w:r>
           </w:p>
         </w:tc>
@@ -1890,81 +1980,107 @@
       <w:tr>
         <w:trPr>
           <w:cantSplit w:val="0"/>
-          <w:trHeight w:val="199" w:hRule="atLeast"/>
+          <w:trHeight w:val="360" w:hRule="atLeast"/>
           <w:tblHeader w:val="0"/>
         </w:trPr>
         <w:tc>
           <w:tcPr>
             <w:vMerge w:val="restart"/>
             <w:tcBorders>
-              <w:top w:color="000000" w:space="0" w:sz="4" w:val="single"/>
-              <w:left w:color="000000" w:space="0" w:sz="4" w:val="single"/>
-              <w:bottom w:color="000000" w:space="0" w:sz="4" w:val="single"/>
-              <w:right w:color="000000" w:space="0" w:sz="4" w:val="single"/>
+              <w:top w:color="555555" w:space="0" w:sz="5" w:val="single"/>
+              <w:left w:color="555555" w:space="0" w:sz="5" w:val="single"/>
+              <w:bottom w:color="555555" w:space="0" w:sz="5" w:val="single"/>
+              <w:right w:color="555555" w:space="0" w:sz="5" w:val="single"/>
             </w:tcBorders>
-            <w:shd w:fill="ffffff" w:val="clear"/>
+            <w:tcMar>
+              <w:top w:w="0.0" w:type="dxa"/>
+              <w:left w:w="0.0" w:type="dxa"/>
+              <w:bottom w:w="0.0" w:type="dxa"/>
+              <w:right w:w="0.0" w:type="dxa"/>
+            </w:tcMar>
+            <w:vAlign w:val="center"/>
           </w:tcPr>
           <w:p>
             <w:pPr>
-              <w:spacing w:after="0" w:line="240" w:lineRule="auto"/>
+              <w:pStyle w:val="Heading1"/>
+              <w:pBdr>
+                <w:top w:color="000000" w:space="0" w:sz="0" w:val="none"/>
+                <w:left w:color="000000" w:space="0" w:sz="0" w:val="none"/>
+                <w:bottom w:color="000000" w:space="0" w:sz="0" w:val="none"/>
+                <w:right w:color="000000" w:space="0" w:sz="0" w:val="none"/>
+                <w:between w:color="000000" w:space="0" w:sz="0" w:val="none"/>
+              </w:pBdr>
+              <w:spacing w:before="0" w:line="276" w:lineRule="auto"/>
               <w:rPr>
-                <w:rFonts w:ascii="Quattrocento Sans" w:cs="Quattrocento Sans" w:eastAsia="Quattrocento Sans" w:hAnsi="Quattrocento Sans"/>
+                <w:rFonts w:ascii="Arial" w:cs="Arial" w:eastAsia="Arial" w:hAnsi="Arial"/>
+                <w:b w:val="0"/>
+                <w:bCs w:val="0"/>
                 <w:color w:val="000000"/>
-                <w:sz w:val="27"/>
-                <w:szCs w:val="27"/>
+                <w:sz w:val="18"/>
+                <w:szCs w:val="18"/>
               </w:rPr>
             </w:pPr>
             <w:r>
               <w:rPr>
-                <w:rFonts w:ascii="Cambria" w:cs="Cambria" w:eastAsia="Cambria" w:hAnsi="Cambria"/>
+                <w:rFonts w:ascii="Arial" w:cs="Arial" w:eastAsia="Arial" w:hAnsi="Arial"/>
+                <w:b w:val="0"/>
+                <w:bCs w:val="0"/>
                 <w:color w:val="000000"/>
-                <w:sz w:val="19"/>
-                <w:szCs w:val="19"/>
+                <w:sz w:val="18"/>
+                <w:szCs w:val="18"/>
                 <w:rtl w:val="0"/>
               </w:rPr>
               <w:t xml:space="preserve">PT Bayer Indonesia</w:t>
-            </w:r>
-            <w:r>
-              <w:rPr>
-                <w:rtl w:val="0"/>
-              </w:rPr>
             </w:r>
           </w:p>
         </w:tc>
         <w:tc>
           <w:tcPr>
             <w:tcBorders>
-              <w:top w:color="000000" w:space="0" w:sz="4" w:val="single"/>
-              <w:left w:color="000000" w:space="0" w:sz="4" w:val="single"/>
-              <w:bottom w:color="000000" w:space="0" w:sz="4" w:val="single"/>
-              <w:right w:color="000000" w:space="0" w:sz="4" w:val="single"/>
+              <w:top w:color="555555" w:space="0" w:sz="5" w:val="single"/>
+              <w:left w:color="555555" w:space="0" w:sz="5" w:val="single"/>
+              <w:bottom w:color="555555" w:space="0" w:sz="5" w:val="single"/>
+              <w:right w:color="555555" w:space="0" w:sz="5" w:val="single"/>
             </w:tcBorders>
-            <w:shd w:fill="ffffff" w:val="clear"/>
+            <w:tcMar>
+              <w:top w:w="0.0" w:type="dxa"/>
+              <w:left w:w="0.0" w:type="dxa"/>
+              <w:bottom w:w="0.0" w:type="dxa"/>
+              <w:right w:w="0.0" w:type="dxa"/>
+            </w:tcMar>
+            <w:vAlign w:val="center"/>
           </w:tcPr>
           <w:p>
             <w:pPr>
-              <w:spacing w:after="0" w:line="240" w:lineRule="auto"/>
+              <w:pStyle w:val="Heading1"/>
+              <w:pBdr>
+                <w:top w:color="000000" w:space="0" w:sz="0" w:val="none"/>
+                <w:left w:color="000000" w:space="0" w:sz="0" w:val="none"/>
+                <w:bottom w:color="000000" w:space="0" w:sz="0" w:val="none"/>
+                <w:right w:color="000000" w:space="0" w:sz="0" w:val="none"/>
+                <w:between w:color="000000" w:space="0" w:sz="0" w:val="none"/>
+              </w:pBdr>
+              <w:spacing w:before="0" w:line="276" w:lineRule="auto"/>
               <w:rPr>
-                <w:rFonts w:ascii="Quattrocento Sans" w:cs="Quattrocento Sans" w:eastAsia="Quattrocento Sans" w:hAnsi="Quattrocento Sans"/>
+                <w:rFonts w:ascii="Arial" w:cs="Arial" w:eastAsia="Arial" w:hAnsi="Arial"/>
+                <w:b w:val="0"/>
+                <w:bCs w:val="0"/>
                 <w:color w:val="000000"/>
-                <w:sz w:val="27"/>
-                <w:szCs w:val="27"/>
+                <w:sz w:val="18"/>
+                <w:szCs w:val="18"/>
               </w:rPr>
             </w:pPr>
             <w:r>
               <w:rPr>
-                <w:rFonts w:ascii="Cambria" w:cs="Cambria" w:eastAsia="Cambria" w:hAnsi="Cambria"/>
+                <w:rFonts w:ascii="Arial" w:cs="Arial" w:eastAsia="Arial" w:hAnsi="Arial"/>
+                <w:b w:val="0"/>
+                <w:bCs w:val="0"/>
                 <w:color w:val="000000"/>
-                <w:sz w:val="19"/>
-                <w:szCs w:val="19"/>
+                <w:sz w:val="18"/>
+                <w:szCs w:val="18"/>
                 <w:rtl w:val="0"/>
               </w:rPr>
               <w:t xml:space="preserve">Business Permit</w:t>
-            </w:r>
-            <w:r>
-              <w:rPr>
-                <w:rtl w:val="0"/>
-              </w:rPr>
             </w:r>
           </w:p>
         </w:tc>
@@ -1972,42 +2088,38 @@
       <w:tr>
         <w:trPr>
           <w:cantSplit w:val="0"/>
-          <w:trHeight w:val="131" w:hRule="atLeast"/>
+          <w:trHeight w:val="360" w:hRule="atLeast"/>
           <w:tblHeader w:val="0"/>
         </w:trPr>
         <w:tc>
           <w:tcPr>
             <w:vMerge w:val="continue"/>
             <w:tcBorders>
-              <w:top w:color="000000" w:space="0" w:sz="4" w:val="single"/>
-              <w:left w:color="000000" w:space="0" w:sz="4" w:val="single"/>
-              <w:bottom w:color="000000" w:space="0" w:sz="4" w:val="single"/>
-              <w:right w:color="000000" w:space="0" w:sz="4" w:val="single"/>
+              <w:top w:color="555555" w:space="0" w:sz="5" w:val="single"/>
+              <w:left w:color="555555" w:space="0" w:sz="5" w:val="single"/>
+              <w:bottom w:color="555555" w:space="0" w:sz="5" w:val="single"/>
+              <w:right w:color="555555" w:space="0" w:sz="5" w:val="single"/>
             </w:tcBorders>
-            <w:shd w:fill="ffffff" w:val="clear"/>
+            <w:shd w:fill="auto" w:val="clear"/>
+            <w:tcMar>
+              <w:top w:w="100.0" w:type="dxa"/>
+              <w:left w:w="100.0" w:type="dxa"/>
+              <w:bottom w:w="100.0" w:type="dxa"/>
+              <w:right w:w="100.0" w:type="dxa"/>
+            </w:tcMar>
+            <w:vAlign w:val="top"/>
           </w:tcPr>
           <w:p>
             <w:pPr>
-              <w:keepNext w:val="0"/>
-              <w:keepLines w:val="0"/>
-              <w:pageBreakBefore w:val="0"/>
-              <w:widowControl w:val="0"/>
-              <w:pBdr>
-                <w:top w:space="0" w:sz="0" w:val="nil"/>
-                <w:left w:space="0" w:sz="0" w:val="nil"/>
-                <w:bottom w:space="0" w:sz="0" w:val="nil"/>
-                <w:right w:space="0" w:sz="0" w:val="nil"/>
-                <w:between w:space="0" w:sz="0" w:val="nil"/>
-              </w:pBdr>
-              <w:shd w:fill="auto" w:val="clear"/>
-              <w:spacing w:after="0" w:before="0" w:line="276" w:lineRule="auto"/>
-              <w:ind w:left="0" w:right="0" w:firstLine="0"/>
-              <w:jc w:val="left"/>
+              <w:pStyle w:val="Heading1"/>
+              <w:spacing w:before="0" w:lineRule="auto"/>
               <w:rPr>
-                <w:rFonts w:ascii="Quattrocento Sans" w:cs="Quattrocento Sans" w:eastAsia="Quattrocento Sans" w:hAnsi="Quattrocento Sans"/>
+                <w:rFonts w:ascii="Arial" w:cs="Arial" w:eastAsia="Arial" w:hAnsi="Arial"/>
+                <w:b w:val="0"/>
+                <w:bCs w:val="0"/>
                 <w:color w:val="000000"/>
-                <w:sz w:val="27"/>
-                <w:szCs w:val="27"/>
+                <w:sz w:val="24"/>
+                <w:szCs w:val="24"/>
               </w:rPr>
             </w:pPr>
             <w:r>
@@ -2020,37 +2132,51 @@
         <w:tc>
           <w:tcPr>
             <w:tcBorders>
-              <w:top w:color="000000" w:space="0" w:sz="4" w:val="single"/>
-              <w:left w:color="000000" w:space="0" w:sz="4" w:val="single"/>
-              <w:bottom w:color="000000" w:space="0" w:sz="4" w:val="single"/>
-              <w:right w:color="000000" w:space="0" w:sz="4" w:val="single"/>
+              <w:top w:color="555555" w:space="0" w:sz="5" w:val="single"/>
+              <w:left w:color="555555" w:space="0" w:sz="5" w:val="single"/>
+              <w:bottom w:color="555555" w:space="0" w:sz="5" w:val="single"/>
+              <w:right w:color="555555" w:space="0" w:sz="5" w:val="single"/>
             </w:tcBorders>
-            <w:shd w:fill="ffffff" w:val="clear"/>
+            <w:shd w:fill="auto" w:val="clear"/>
+            <w:tcMar>
+              <w:top w:w="0.0" w:type="dxa"/>
+              <w:left w:w="0.0" w:type="dxa"/>
+              <w:bottom w:w="0.0" w:type="dxa"/>
+              <w:right w:w="0.0" w:type="dxa"/>
+            </w:tcMar>
+            <w:vAlign w:val="center"/>
           </w:tcPr>
           <w:p>
             <w:pPr>
-              <w:spacing w:after="0" w:line="240" w:lineRule="auto"/>
+              <w:pStyle w:val="Heading1"/>
+              <w:pBdr>
+                <w:top w:color="000000" w:space="0" w:sz="0" w:val="none"/>
+                <w:left w:color="000000" w:space="0" w:sz="0" w:val="none"/>
+                <w:bottom w:color="000000" w:space="0" w:sz="0" w:val="none"/>
+                <w:right w:color="000000" w:space="0" w:sz="0" w:val="none"/>
+                <w:between w:color="000000" w:space="0" w:sz="0" w:val="none"/>
+              </w:pBdr>
+              <w:spacing w:before="0" w:line="276" w:lineRule="auto"/>
               <w:rPr>
-                <w:rFonts w:ascii="Quattrocento Sans" w:cs="Quattrocento Sans" w:eastAsia="Quattrocento Sans" w:hAnsi="Quattrocento Sans"/>
+                <w:rFonts w:ascii="Arial" w:cs="Arial" w:eastAsia="Arial" w:hAnsi="Arial"/>
+                <w:b w:val="0"/>
+                <w:bCs w:val="0"/>
                 <w:color w:val="000000"/>
-                <w:sz w:val="27"/>
-                <w:szCs w:val="27"/>
+                <w:sz w:val="18"/>
+                <w:szCs w:val="18"/>
               </w:rPr>
             </w:pPr>
             <w:r>
               <w:rPr>
-                <w:rFonts w:ascii="Cambria" w:cs="Cambria" w:eastAsia="Cambria" w:hAnsi="Cambria"/>
+                <w:rFonts w:ascii="Arial" w:cs="Arial" w:eastAsia="Arial" w:hAnsi="Arial"/>
+                <w:b w:val="0"/>
+                <w:bCs w:val="0"/>
                 <w:color w:val="000000"/>
-                <w:sz w:val="19"/>
-                <w:szCs w:val="19"/>
+                <w:sz w:val="18"/>
+                <w:szCs w:val="18"/>
                 <w:rtl w:val="0"/>
               </w:rPr>
               <w:t xml:space="preserve">Land Acquisition</w:t>
-            </w:r>
-            <w:r>
-              <w:rPr>
-                <w:rtl w:val="0"/>
-              </w:rPr>
             </w:r>
           </w:p>
         </w:tc>
@@ -2058,42 +2184,38 @@
       <w:tr>
         <w:trPr>
           <w:cantSplit w:val="0"/>
-          <w:trHeight w:val="131" w:hRule="atLeast"/>
+          <w:trHeight w:val="360" w:hRule="atLeast"/>
           <w:tblHeader w:val="0"/>
         </w:trPr>
         <w:tc>
           <w:tcPr>
             <w:vMerge w:val="continue"/>
             <w:tcBorders>
-              <w:top w:color="000000" w:space="0" w:sz="4" w:val="single"/>
-              <w:left w:color="000000" w:space="0" w:sz="4" w:val="single"/>
-              <w:bottom w:color="000000" w:space="0" w:sz="4" w:val="single"/>
-              <w:right w:color="000000" w:space="0" w:sz="4" w:val="single"/>
+              <w:top w:color="555555" w:space="0" w:sz="5" w:val="single"/>
+              <w:left w:color="555555" w:space="0" w:sz="5" w:val="single"/>
+              <w:bottom w:color="555555" w:space="0" w:sz="5" w:val="single"/>
+              <w:right w:color="555555" w:space="0" w:sz="5" w:val="single"/>
             </w:tcBorders>
-            <w:shd w:fill="ffffff" w:val="clear"/>
+            <w:shd w:fill="auto" w:val="clear"/>
+            <w:tcMar>
+              <w:top w:w="100.0" w:type="dxa"/>
+              <w:left w:w="100.0" w:type="dxa"/>
+              <w:bottom w:w="100.0" w:type="dxa"/>
+              <w:right w:w="100.0" w:type="dxa"/>
+            </w:tcMar>
+            <w:vAlign w:val="top"/>
           </w:tcPr>
           <w:p>
             <w:pPr>
-              <w:keepNext w:val="0"/>
-              <w:keepLines w:val="0"/>
-              <w:pageBreakBefore w:val="0"/>
-              <w:widowControl w:val="0"/>
-              <w:pBdr>
-                <w:top w:space="0" w:sz="0" w:val="nil"/>
-                <w:left w:space="0" w:sz="0" w:val="nil"/>
-                <w:bottom w:space="0" w:sz="0" w:val="nil"/>
-                <w:right w:space="0" w:sz="0" w:val="nil"/>
-                <w:between w:space="0" w:sz="0" w:val="nil"/>
-              </w:pBdr>
-              <w:shd w:fill="auto" w:val="clear"/>
-              <w:spacing w:after="0" w:before="0" w:line="276" w:lineRule="auto"/>
-              <w:ind w:left="0" w:right="0" w:firstLine="0"/>
-              <w:jc w:val="left"/>
+              <w:pStyle w:val="Heading1"/>
+              <w:spacing w:before="0" w:lineRule="auto"/>
               <w:rPr>
-                <w:rFonts w:ascii="Quattrocento Sans" w:cs="Quattrocento Sans" w:eastAsia="Quattrocento Sans" w:hAnsi="Quattrocento Sans"/>
+                <w:rFonts w:ascii="Arial" w:cs="Arial" w:eastAsia="Arial" w:hAnsi="Arial"/>
+                <w:b w:val="0"/>
+                <w:bCs w:val="0"/>
                 <w:color w:val="000000"/>
-                <w:sz w:val="27"/>
-                <w:szCs w:val="27"/>
+                <w:sz w:val="24"/>
+                <w:szCs w:val="24"/>
               </w:rPr>
             </w:pPr>
             <w:r>
@@ -2106,37 +2228,51 @@
         <w:tc>
           <w:tcPr>
             <w:tcBorders>
-              <w:top w:color="000000" w:space="0" w:sz="4" w:val="single"/>
-              <w:left w:color="000000" w:space="0" w:sz="4" w:val="single"/>
-              <w:bottom w:color="000000" w:space="0" w:sz="4" w:val="single"/>
-              <w:right w:color="000000" w:space="0" w:sz="4" w:val="single"/>
+              <w:top w:color="555555" w:space="0" w:sz="5" w:val="single"/>
+              <w:left w:color="555555" w:space="0" w:sz="5" w:val="single"/>
+              <w:bottom w:color="555555" w:space="0" w:sz="5" w:val="single"/>
+              <w:right w:color="555555" w:space="0" w:sz="5" w:val="single"/>
             </w:tcBorders>
-            <w:shd w:fill="ffffff" w:val="clear"/>
+            <w:shd w:fill="auto" w:val="clear"/>
+            <w:tcMar>
+              <w:top w:w="0.0" w:type="dxa"/>
+              <w:left w:w="0.0" w:type="dxa"/>
+              <w:bottom w:w="0.0" w:type="dxa"/>
+              <w:right w:w="0.0" w:type="dxa"/>
+            </w:tcMar>
+            <w:vAlign w:val="center"/>
           </w:tcPr>
           <w:p>
             <w:pPr>
-              <w:spacing w:after="0" w:line="240" w:lineRule="auto"/>
+              <w:pStyle w:val="Heading1"/>
+              <w:pBdr>
+                <w:top w:color="000000" w:space="0" w:sz="0" w:val="none"/>
+                <w:left w:color="000000" w:space="0" w:sz="0" w:val="none"/>
+                <w:bottom w:color="000000" w:space="0" w:sz="0" w:val="none"/>
+                <w:right w:color="000000" w:space="0" w:sz="0" w:val="none"/>
+                <w:between w:color="000000" w:space="0" w:sz="0" w:val="none"/>
+              </w:pBdr>
+              <w:spacing w:before="0" w:line="276" w:lineRule="auto"/>
               <w:rPr>
-                <w:rFonts w:ascii="Quattrocento Sans" w:cs="Quattrocento Sans" w:eastAsia="Quattrocento Sans" w:hAnsi="Quattrocento Sans"/>
+                <w:rFonts w:ascii="Arial" w:cs="Arial" w:eastAsia="Arial" w:hAnsi="Arial"/>
+                <w:b w:val="0"/>
+                <w:bCs w:val="0"/>
                 <w:color w:val="000000"/>
-                <w:sz w:val="27"/>
-                <w:szCs w:val="27"/>
+                <w:sz w:val="18"/>
+                <w:szCs w:val="18"/>
               </w:rPr>
             </w:pPr>
             <w:r>
               <w:rPr>
-                <w:rFonts w:ascii="Cambria" w:cs="Cambria" w:eastAsia="Cambria" w:hAnsi="Cambria"/>
+                <w:rFonts w:ascii="Arial" w:cs="Arial" w:eastAsia="Arial" w:hAnsi="Arial"/>
+                <w:b w:val="0"/>
+                <w:bCs w:val="0"/>
                 <w:color w:val="000000"/>
-                <w:sz w:val="19"/>
-                <w:szCs w:val="19"/>
+                <w:sz w:val="18"/>
+                <w:szCs w:val="18"/>
                 <w:rtl w:val="0"/>
               </w:rPr>
               <w:t xml:space="preserve">Labour Service &amp; Security</w:t>
-            </w:r>
-            <w:r>
-              <w:rPr>
-                <w:rtl w:val="0"/>
-              </w:rPr>
             </w:r>
           </w:p>
         </w:tc>
@@ -2144,42 +2280,38 @@
       <w:tr>
         <w:trPr>
           <w:cantSplit w:val="0"/>
-          <w:trHeight w:val="131" w:hRule="atLeast"/>
+          <w:trHeight w:val="360" w:hRule="atLeast"/>
           <w:tblHeader w:val="0"/>
         </w:trPr>
         <w:tc>
           <w:tcPr>
             <w:vMerge w:val="continue"/>
             <w:tcBorders>
-              <w:top w:color="000000" w:space="0" w:sz="4" w:val="single"/>
-              <w:left w:color="000000" w:space="0" w:sz="4" w:val="single"/>
-              <w:bottom w:color="000000" w:space="0" w:sz="4" w:val="single"/>
-              <w:right w:color="000000" w:space="0" w:sz="4" w:val="single"/>
+              <w:top w:color="555555" w:space="0" w:sz="5" w:val="single"/>
+              <w:left w:color="555555" w:space="0" w:sz="5" w:val="single"/>
+              <w:bottom w:color="555555" w:space="0" w:sz="5" w:val="single"/>
+              <w:right w:color="555555" w:space="0" w:sz="5" w:val="single"/>
             </w:tcBorders>
-            <w:shd w:fill="ffffff" w:val="clear"/>
+            <w:shd w:fill="auto" w:val="clear"/>
+            <w:tcMar>
+              <w:top w:w="100.0" w:type="dxa"/>
+              <w:left w:w="100.0" w:type="dxa"/>
+              <w:bottom w:w="100.0" w:type="dxa"/>
+              <w:right w:w="100.0" w:type="dxa"/>
+            </w:tcMar>
+            <w:vAlign w:val="top"/>
           </w:tcPr>
           <w:p>
             <w:pPr>
-              <w:keepNext w:val="0"/>
-              <w:keepLines w:val="0"/>
-              <w:pageBreakBefore w:val="0"/>
-              <w:widowControl w:val="0"/>
-              <w:pBdr>
-                <w:top w:space="0" w:sz="0" w:val="nil"/>
-                <w:left w:space="0" w:sz="0" w:val="nil"/>
-                <w:bottom w:space="0" w:sz="0" w:val="nil"/>
-                <w:right w:space="0" w:sz="0" w:val="nil"/>
-                <w:between w:space="0" w:sz="0" w:val="nil"/>
-              </w:pBdr>
-              <w:shd w:fill="auto" w:val="clear"/>
-              <w:spacing w:after="0" w:before="0" w:line="276" w:lineRule="auto"/>
-              <w:ind w:left="0" w:right="0" w:firstLine="0"/>
-              <w:jc w:val="left"/>
+              <w:pStyle w:val="Heading1"/>
+              <w:spacing w:before="0" w:lineRule="auto"/>
               <w:rPr>
-                <w:rFonts w:ascii="Quattrocento Sans" w:cs="Quattrocento Sans" w:eastAsia="Quattrocento Sans" w:hAnsi="Quattrocento Sans"/>
+                <w:rFonts w:ascii="Arial" w:cs="Arial" w:eastAsia="Arial" w:hAnsi="Arial"/>
+                <w:b w:val="0"/>
+                <w:bCs w:val="0"/>
                 <w:color w:val="000000"/>
-                <w:sz w:val="27"/>
-                <w:szCs w:val="27"/>
+                <w:sz w:val="24"/>
+                <w:szCs w:val="24"/>
               </w:rPr>
             </w:pPr>
             <w:r>
@@ -2192,37 +2324,51 @@
         <w:tc>
           <w:tcPr>
             <w:tcBorders>
-              <w:top w:color="000000" w:space="0" w:sz="4" w:val="single"/>
-              <w:left w:color="000000" w:space="0" w:sz="4" w:val="single"/>
-              <w:bottom w:color="000000" w:space="0" w:sz="4" w:val="single"/>
-              <w:right w:color="000000" w:space="0" w:sz="4" w:val="single"/>
+              <w:top w:color="555555" w:space="0" w:sz="5" w:val="single"/>
+              <w:left w:color="555555" w:space="0" w:sz="5" w:val="single"/>
+              <w:bottom w:color="555555" w:space="0" w:sz="5" w:val="single"/>
+              <w:right w:color="555555" w:space="0" w:sz="5" w:val="single"/>
             </w:tcBorders>
-            <w:shd w:fill="ffffff" w:val="clear"/>
+            <w:shd w:fill="auto" w:val="clear"/>
+            <w:tcMar>
+              <w:top w:w="0.0" w:type="dxa"/>
+              <w:left w:w="0.0" w:type="dxa"/>
+              <w:bottom w:w="0.0" w:type="dxa"/>
+              <w:right w:w="0.0" w:type="dxa"/>
+            </w:tcMar>
+            <w:vAlign w:val="center"/>
           </w:tcPr>
           <w:p>
             <w:pPr>
-              <w:spacing w:after="0" w:line="240" w:lineRule="auto"/>
+              <w:pStyle w:val="Heading1"/>
+              <w:pBdr>
+                <w:top w:color="000000" w:space="0" w:sz="0" w:val="none"/>
+                <w:left w:color="000000" w:space="0" w:sz="0" w:val="none"/>
+                <w:bottom w:color="000000" w:space="0" w:sz="0" w:val="none"/>
+                <w:right w:color="000000" w:space="0" w:sz="0" w:val="none"/>
+                <w:between w:color="000000" w:space="0" w:sz="0" w:val="none"/>
+              </w:pBdr>
+              <w:spacing w:before="0" w:line="276" w:lineRule="auto"/>
               <w:rPr>
-                <w:rFonts w:ascii="Quattrocento Sans" w:cs="Quattrocento Sans" w:eastAsia="Quattrocento Sans" w:hAnsi="Quattrocento Sans"/>
+                <w:rFonts w:ascii="Arial" w:cs="Arial" w:eastAsia="Arial" w:hAnsi="Arial"/>
+                <w:b w:val="0"/>
+                <w:bCs w:val="0"/>
                 <w:color w:val="000000"/>
-                <w:sz w:val="27"/>
-                <w:szCs w:val="27"/>
+                <w:sz w:val="18"/>
+                <w:szCs w:val="18"/>
               </w:rPr>
             </w:pPr>
             <w:r>
               <w:rPr>
-                <w:rFonts w:ascii="Cambria" w:cs="Cambria" w:eastAsia="Cambria" w:hAnsi="Cambria"/>
+                <w:rFonts w:ascii="Arial" w:cs="Arial" w:eastAsia="Arial" w:hAnsi="Arial"/>
+                <w:b w:val="0"/>
+                <w:bCs w:val="0"/>
                 <w:color w:val="000000"/>
-                <w:sz w:val="19"/>
-                <w:szCs w:val="19"/>
+                <w:sz w:val="18"/>
+                <w:szCs w:val="18"/>
                 <w:rtl w:val="0"/>
               </w:rPr>
               <w:t xml:space="preserve">CSR Planning</w:t>
-            </w:r>
-            <w:r>
-              <w:rPr>
-                <w:rtl w:val="0"/>
-              </w:rPr>
             </w:r>
           </w:p>
         </w:tc>
@@ -2230,81 +2376,109 @@
       <w:tr>
         <w:trPr>
           <w:cantSplit w:val="0"/>
-          <w:trHeight w:val="199" w:hRule="atLeast"/>
+          <w:trHeight w:val="360" w:hRule="atLeast"/>
           <w:tblHeader w:val="0"/>
         </w:trPr>
         <w:tc>
           <w:tcPr>
             <w:vMerge w:val="restart"/>
             <w:tcBorders>
-              <w:top w:color="000000" w:space="0" w:sz="4" w:val="single"/>
-              <w:left w:color="000000" w:space="0" w:sz="4" w:val="single"/>
-              <w:bottom w:color="000000" w:space="0" w:sz="4" w:val="single"/>
-              <w:right w:color="000000" w:space="0" w:sz="4" w:val="single"/>
+              <w:top w:color="555555" w:space="0" w:sz="5" w:val="single"/>
+              <w:left w:color="555555" w:space="0" w:sz="5" w:val="single"/>
+              <w:bottom w:color="555555" w:space="0" w:sz="5" w:val="single"/>
+              <w:right w:color="555555" w:space="0" w:sz="5" w:val="single"/>
             </w:tcBorders>
-            <w:shd w:fill="ffffff" w:val="clear"/>
+            <w:shd w:fill="auto" w:val="clear"/>
+            <w:tcMar>
+              <w:top w:w="0.0" w:type="dxa"/>
+              <w:left w:w="0.0" w:type="dxa"/>
+              <w:bottom w:w="0.0" w:type="dxa"/>
+              <w:right w:w="0.0" w:type="dxa"/>
+            </w:tcMar>
+            <w:vAlign w:val="center"/>
           </w:tcPr>
           <w:p>
             <w:pPr>
-              <w:spacing w:after="0" w:line="240" w:lineRule="auto"/>
+              <w:pStyle w:val="Heading1"/>
+              <w:pBdr>
+                <w:top w:color="000000" w:space="0" w:sz="0" w:val="none"/>
+                <w:left w:color="000000" w:space="0" w:sz="0" w:val="none"/>
+                <w:bottom w:color="000000" w:space="0" w:sz="0" w:val="none"/>
+                <w:right w:color="000000" w:space="0" w:sz="0" w:val="none"/>
+                <w:between w:color="000000" w:space="0" w:sz="0" w:val="none"/>
+              </w:pBdr>
+              <w:spacing w:before="0" w:line="276" w:lineRule="auto"/>
               <w:rPr>
-                <w:rFonts w:ascii="Quattrocento Sans" w:cs="Quattrocento Sans" w:eastAsia="Quattrocento Sans" w:hAnsi="Quattrocento Sans"/>
+                <w:rFonts w:ascii="Arial" w:cs="Arial" w:eastAsia="Arial" w:hAnsi="Arial"/>
+                <w:b w:val="0"/>
+                <w:bCs w:val="0"/>
                 <w:color w:val="000000"/>
-                <w:sz w:val="27"/>
-                <w:szCs w:val="27"/>
+                <w:sz w:val="18"/>
+                <w:szCs w:val="18"/>
               </w:rPr>
             </w:pPr>
             <w:r>
               <w:rPr>
-                <w:rFonts w:ascii="Cambria" w:cs="Cambria" w:eastAsia="Cambria" w:hAnsi="Cambria"/>
+                <w:rFonts w:ascii="Arial" w:cs="Arial" w:eastAsia="Arial" w:hAnsi="Arial"/>
+                <w:b w:val="0"/>
+                <w:bCs w:val="0"/>
                 <w:color w:val="000000"/>
-                <w:sz w:val="19"/>
-                <w:szCs w:val="19"/>
+                <w:sz w:val="18"/>
+                <w:szCs w:val="18"/>
                 <w:rtl w:val="0"/>
               </w:rPr>
-              <w:t xml:space="preserve">PT Wiyakta Great Solution</w:t>
-            </w:r>
-            <w:r>
-              <w:rPr>
-                <w:rtl w:val="0"/>
-              </w:rPr>
+              <w:t xml:space="preserve">PT Mangkubumi Utama Sejahtera</w:t>
             </w:r>
           </w:p>
         </w:tc>
         <w:tc>
           <w:tcPr>
             <w:tcBorders>
-              <w:top w:color="000000" w:space="0" w:sz="4" w:val="single"/>
-              <w:left w:color="000000" w:space="0" w:sz="4" w:val="single"/>
-              <w:bottom w:color="000000" w:space="0" w:sz="4" w:val="single"/>
-              <w:right w:color="000000" w:space="0" w:sz="4" w:val="single"/>
+              <w:top w:color="555555" w:space="0" w:sz="5" w:val="single"/>
+              <w:left w:color="555555" w:space="0" w:sz="5" w:val="single"/>
+              <w:bottom w:color="555555" w:space="0" w:sz="5" w:val="single"/>
+              <w:right w:color="555555" w:space="0" w:sz="5" w:val="single"/>
             </w:tcBorders>
-            <w:shd w:fill="ffffff" w:val="clear"/>
+            <w:shd w:fill="auto" w:val="clear"/>
+            <w:tcMar>
+              <w:top w:w="0.0" w:type="dxa"/>
+              <w:left w:w="0.0" w:type="dxa"/>
+              <w:bottom w:w="0.0" w:type="dxa"/>
+              <w:right w:w="0.0" w:type="dxa"/>
+            </w:tcMar>
+            <w:vAlign w:val="center"/>
           </w:tcPr>
           <w:p>
             <w:pPr>
-              <w:spacing w:after="0" w:line="240" w:lineRule="auto"/>
+              <w:pStyle w:val="Heading1"/>
+              <w:pBdr>
+                <w:top w:color="000000" w:space="0" w:sz="0" w:val="none"/>
+                <w:left w:color="000000" w:space="0" w:sz="0" w:val="none"/>
+                <w:bottom w:color="000000" w:space="0" w:sz="0" w:val="none"/>
+                <w:right w:color="000000" w:space="0" w:sz="0" w:val="none"/>
+                <w:between w:color="000000" w:space="0" w:sz="0" w:val="none"/>
+              </w:pBdr>
+              <w:spacing w:before="0" w:line="276" w:lineRule="auto"/>
               <w:rPr>
-                <w:rFonts w:ascii="Quattrocento Sans" w:cs="Quattrocento Sans" w:eastAsia="Quattrocento Sans" w:hAnsi="Quattrocento Sans"/>
+                <w:rFonts w:ascii="Arial" w:cs="Arial" w:eastAsia="Arial" w:hAnsi="Arial"/>
+                <w:b w:val="0"/>
+                <w:bCs w:val="0"/>
                 <w:color w:val="000000"/>
-                <w:sz w:val="27"/>
-                <w:szCs w:val="27"/>
+                <w:sz w:val="18"/>
+                <w:szCs w:val="18"/>
               </w:rPr>
             </w:pPr>
             <w:r>
               <w:rPr>
-                <w:rFonts w:ascii="Cambria" w:cs="Cambria" w:eastAsia="Cambria" w:hAnsi="Cambria"/>
+                <w:rFonts w:ascii="Arial" w:cs="Arial" w:eastAsia="Arial" w:hAnsi="Arial"/>
+                <w:b w:val="0"/>
+                <w:bCs w:val="0"/>
                 <w:color w:val="000000"/>
-                <w:sz w:val="19"/>
-                <w:szCs w:val="19"/>
+                <w:sz w:val="18"/>
+                <w:szCs w:val="18"/>
                 <w:rtl w:val="0"/>
               </w:rPr>
-              <w:t xml:space="preserve">Land Acquisition</w:t>
-            </w:r>
-            <w:r>
-              <w:rPr>
-                <w:rtl w:val="0"/>
-              </w:rPr>
+              <w:t xml:space="preserve">Labour Service &amp; Security</w:t>
             </w:r>
           </w:p>
         </w:tc>
@@ -2312,42 +2486,38 @@
       <w:tr>
         <w:trPr>
           <w:cantSplit w:val="0"/>
-          <w:trHeight w:val="131" w:hRule="atLeast"/>
+          <w:trHeight w:val="360" w:hRule="atLeast"/>
           <w:tblHeader w:val="0"/>
         </w:trPr>
         <w:tc>
           <w:tcPr>
             <w:vMerge w:val="continue"/>
             <w:tcBorders>
-              <w:top w:color="000000" w:space="0" w:sz="4" w:val="single"/>
-              <w:left w:color="000000" w:space="0" w:sz="4" w:val="single"/>
-              <w:bottom w:color="000000" w:space="0" w:sz="4" w:val="single"/>
-              <w:right w:color="000000" w:space="0" w:sz="4" w:val="single"/>
+              <w:top w:color="555555" w:space="0" w:sz="5" w:val="single"/>
+              <w:left w:color="555555" w:space="0" w:sz="5" w:val="single"/>
+              <w:bottom w:color="555555" w:space="0" w:sz="5" w:val="single"/>
+              <w:right w:color="555555" w:space="0" w:sz="5" w:val="single"/>
             </w:tcBorders>
-            <w:shd w:fill="ffffff" w:val="clear"/>
+            <w:shd w:fill="auto" w:val="clear"/>
+            <w:tcMar>
+              <w:top w:w="100.0" w:type="dxa"/>
+              <w:left w:w="100.0" w:type="dxa"/>
+              <w:bottom w:w="100.0" w:type="dxa"/>
+              <w:right w:w="100.0" w:type="dxa"/>
+            </w:tcMar>
+            <w:vAlign w:val="top"/>
           </w:tcPr>
           <w:p>
             <w:pPr>
-              <w:keepNext w:val="0"/>
-              <w:keepLines w:val="0"/>
-              <w:pageBreakBefore w:val="0"/>
-              <w:widowControl w:val="0"/>
-              <w:pBdr>
-                <w:top w:space="0" w:sz="0" w:val="nil"/>
-                <w:left w:space="0" w:sz="0" w:val="nil"/>
-                <w:bottom w:space="0" w:sz="0" w:val="nil"/>
-                <w:right w:space="0" w:sz="0" w:val="nil"/>
-                <w:between w:space="0" w:sz="0" w:val="nil"/>
-              </w:pBdr>
-              <w:shd w:fill="auto" w:val="clear"/>
-              <w:spacing w:after="0" w:before="0" w:line="276" w:lineRule="auto"/>
-              <w:ind w:left="0" w:right="0" w:firstLine="0"/>
-              <w:jc w:val="left"/>
+              <w:pStyle w:val="Heading1"/>
+              <w:spacing w:before="0" w:lineRule="auto"/>
               <w:rPr>
-                <w:rFonts w:ascii="Quattrocento Sans" w:cs="Quattrocento Sans" w:eastAsia="Quattrocento Sans" w:hAnsi="Quattrocento Sans"/>
+                <w:rFonts w:ascii="Arial" w:cs="Arial" w:eastAsia="Arial" w:hAnsi="Arial"/>
+                <w:b w:val="0"/>
+                <w:bCs w:val="0"/>
                 <w:color w:val="000000"/>
-                <w:sz w:val="27"/>
-                <w:szCs w:val="27"/>
+                <w:sz w:val="24"/>
+                <w:szCs w:val="24"/>
               </w:rPr>
             </w:pPr>
             <w:r>
@@ -2360,37 +2530,51 @@
         <w:tc>
           <w:tcPr>
             <w:tcBorders>
-              <w:top w:color="000000" w:space="0" w:sz="4" w:val="single"/>
-              <w:left w:color="000000" w:space="0" w:sz="4" w:val="single"/>
-              <w:bottom w:color="000000" w:space="0" w:sz="4" w:val="single"/>
-              <w:right w:color="000000" w:space="0" w:sz="4" w:val="single"/>
+              <w:top w:color="555555" w:space="0" w:sz="5" w:val="single"/>
+              <w:left w:color="555555" w:space="0" w:sz="5" w:val="single"/>
+              <w:bottom w:color="555555" w:space="0" w:sz="5" w:val="single"/>
+              <w:right w:color="555555" w:space="0" w:sz="5" w:val="single"/>
             </w:tcBorders>
-            <w:shd w:fill="ffffff" w:val="clear"/>
+            <w:shd w:fill="auto" w:val="clear"/>
+            <w:tcMar>
+              <w:top w:w="0.0" w:type="dxa"/>
+              <w:left w:w="0.0" w:type="dxa"/>
+              <w:bottom w:w="0.0" w:type="dxa"/>
+              <w:right w:w="0.0" w:type="dxa"/>
+            </w:tcMar>
+            <w:vAlign w:val="center"/>
           </w:tcPr>
           <w:p>
             <w:pPr>
-              <w:spacing w:after="0" w:line="240" w:lineRule="auto"/>
+              <w:pStyle w:val="Heading1"/>
+              <w:pBdr>
+                <w:top w:color="000000" w:space="0" w:sz="0" w:val="none"/>
+                <w:left w:color="000000" w:space="0" w:sz="0" w:val="none"/>
+                <w:bottom w:color="000000" w:space="0" w:sz="0" w:val="none"/>
+                <w:right w:color="000000" w:space="0" w:sz="0" w:val="none"/>
+                <w:between w:color="000000" w:space="0" w:sz="0" w:val="none"/>
+              </w:pBdr>
+              <w:spacing w:before="0" w:line="276" w:lineRule="auto"/>
               <w:rPr>
-                <w:rFonts w:ascii="Quattrocento Sans" w:cs="Quattrocento Sans" w:eastAsia="Quattrocento Sans" w:hAnsi="Quattrocento Sans"/>
+                <w:rFonts w:ascii="Arial" w:cs="Arial" w:eastAsia="Arial" w:hAnsi="Arial"/>
+                <w:b w:val="0"/>
+                <w:bCs w:val="0"/>
                 <w:color w:val="000000"/>
-                <w:sz w:val="27"/>
-                <w:szCs w:val="27"/>
+                <w:sz w:val="18"/>
+                <w:szCs w:val="18"/>
               </w:rPr>
             </w:pPr>
             <w:r>
               <w:rPr>
-                <w:rFonts w:ascii="Cambria" w:cs="Cambria" w:eastAsia="Cambria" w:hAnsi="Cambria"/>
+                <w:rFonts w:ascii="Arial" w:cs="Arial" w:eastAsia="Arial" w:hAnsi="Arial"/>
+                <w:b w:val="0"/>
+                <w:bCs w:val="0"/>
                 <w:color w:val="000000"/>
-                <w:sz w:val="19"/>
-                <w:szCs w:val="19"/>
+                <w:sz w:val="18"/>
+                <w:szCs w:val="18"/>
                 <w:rtl w:val="0"/>
               </w:rPr>
-              <w:t xml:space="preserve">Labour Service &amp; Security</w:t>
-            </w:r>
-            <w:r>
-              <w:rPr>
-                <w:rtl w:val="0"/>
-              </w:rPr>
+              <w:t xml:space="preserve">Tax Consulting</w:t>
             </w:r>
           </w:p>
         </w:tc>
@@ -2398,42 +2582,148 @@
       <w:tr>
         <w:trPr>
           <w:cantSplit w:val="0"/>
-          <w:trHeight w:val="131" w:hRule="atLeast"/>
+          <w:trHeight w:val="360" w:hRule="atLeast"/>
+          <w:tblHeader w:val="0"/>
+        </w:trPr>
+        <w:tc>
+          <w:tcPr>
+            <w:vMerge w:val="restart"/>
+            <w:tcBorders>
+              <w:top w:color="555555" w:space="0" w:sz="5" w:val="single"/>
+              <w:left w:color="555555" w:space="0" w:sz="5" w:val="single"/>
+              <w:bottom w:color="555555" w:space="0" w:sz="5" w:val="single"/>
+              <w:right w:color="555555" w:space="0" w:sz="5" w:val="single"/>
+            </w:tcBorders>
+            <w:shd w:fill="auto" w:val="clear"/>
+            <w:tcMar>
+              <w:top w:w="0.0" w:type="dxa"/>
+              <w:left w:w="0.0" w:type="dxa"/>
+              <w:bottom w:w="0.0" w:type="dxa"/>
+              <w:right w:w="0.0" w:type="dxa"/>
+            </w:tcMar>
+            <w:vAlign w:val="center"/>
+          </w:tcPr>
+          <w:p>
+            <w:pPr>
+              <w:pStyle w:val="Heading1"/>
+              <w:pBdr>
+                <w:top w:color="000000" w:space="0" w:sz="0" w:val="none"/>
+                <w:left w:color="000000" w:space="0" w:sz="0" w:val="none"/>
+                <w:bottom w:color="000000" w:space="0" w:sz="0" w:val="none"/>
+                <w:right w:color="000000" w:space="0" w:sz="0" w:val="none"/>
+                <w:between w:color="000000" w:space="0" w:sz="0" w:val="none"/>
+              </w:pBdr>
+              <w:spacing w:before="0" w:line="276" w:lineRule="auto"/>
+              <w:rPr>
+                <w:rFonts w:ascii="Arial" w:cs="Arial" w:eastAsia="Arial" w:hAnsi="Arial"/>
+                <w:b w:val="0"/>
+                <w:bCs w:val="0"/>
+                <w:color w:val="000000"/>
+                <w:sz w:val="18"/>
+                <w:szCs w:val="18"/>
+              </w:rPr>
+            </w:pPr>
+            <w:r>
+              <w:rPr>
+                <w:rFonts w:ascii="Arial" w:cs="Arial" w:eastAsia="Arial" w:hAnsi="Arial"/>
+                <w:b w:val="0"/>
+                <w:bCs w:val="0"/>
+                <w:color w:val="000000"/>
+                <w:sz w:val="18"/>
+                <w:szCs w:val="18"/>
+                <w:rtl w:val="0"/>
+              </w:rPr>
+              <w:t xml:space="preserve">PT CJ Feed and Care Indonesia</w:t>
+            </w:r>
+          </w:p>
+        </w:tc>
+        <w:tc>
+          <w:tcPr>
+            <w:tcBorders>
+              <w:top w:color="555555" w:space="0" w:sz="5" w:val="single"/>
+              <w:left w:color="555555" w:space="0" w:sz="5" w:val="single"/>
+              <w:bottom w:color="555555" w:space="0" w:sz="5" w:val="single"/>
+              <w:right w:color="555555" w:space="0" w:sz="5" w:val="single"/>
+            </w:tcBorders>
+            <w:shd w:fill="auto" w:val="clear"/>
+            <w:tcMar>
+              <w:top w:w="0.0" w:type="dxa"/>
+              <w:left w:w="0.0" w:type="dxa"/>
+              <w:bottom w:w="0.0" w:type="dxa"/>
+              <w:right w:w="0.0" w:type="dxa"/>
+            </w:tcMar>
+            <w:vAlign w:val="center"/>
+          </w:tcPr>
+          <w:p>
+            <w:pPr>
+              <w:pStyle w:val="Heading1"/>
+              <w:pBdr>
+                <w:top w:color="000000" w:space="0" w:sz="0" w:val="none"/>
+                <w:left w:color="000000" w:space="0" w:sz="0" w:val="none"/>
+                <w:bottom w:color="000000" w:space="0" w:sz="0" w:val="none"/>
+                <w:right w:color="000000" w:space="0" w:sz="0" w:val="none"/>
+                <w:between w:color="000000" w:space="0" w:sz="0" w:val="none"/>
+              </w:pBdr>
+              <w:spacing w:before="0" w:line="276" w:lineRule="auto"/>
+              <w:rPr>
+                <w:rFonts w:ascii="Arial" w:cs="Arial" w:eastAsia="Arial" w:hAnsi="Arial"/>
+                <w:b w:val="0"/>
+                <w:bCs w:val="0"/>
+                <w:color w:val="000000"/>
+                <w:sz w:val="18"/>
+                <w:szCs w:val="18"/>
+              </w:rPr>
+            </w:pPr>
+            <w:r>
+              <w:rPr>
+                <w:rFonts w:ascii="Arial" w:cs="Arial" w:eastAsia="Arial" w:hAnsi="Arial"/>
+                <w:b w:val="0"/>
+                <w:bCs w:val="0"/>
+                <w:color w:val="000000"/>
+                <w:sz w:val="18"/>
+                <w:szCs w:val="18"/>
+                <w:rtl w:val="0"/>
+              </w:rPr>
+              <w:t xml:space="preserve">AR Management Service</w:t>
+            </w:r>
+          </w:p>
+        </w:tc>
+      </w:tr>
+      <w:tr>
+        <w:trPr>
+          <w:cantSplit w:val="0"/>
+          <w:trHeight w:val="360" w:hRule="atLeast"/>
           <w:tblHeader w:val="0"/>
         </w:trPr>
         <w:tc>
           <w:tcPr>
             <w:vMerge w:val="continue"/>
             <w:tcBorders>
-              <w:top w:color="000000" w:space="0" w:sz="4" w:val="single"/>
-              <w:left w:color="000000" w:space="0" w:sz="4" w:val="single"/>
-              <w:bottom w:color="000000" w:space="0" w:sz="4" w:val="single"/>
-              <w:right w:color="000000" w:space="0" w:sz="4" w:val="single"/>
+              <w:top w:color="555555" w:space="0" w:sz="5" w:val="single"/>
+              <w:left w:color="555555" w:space="0" w:sz="5" w:val="single"/>
+              <w:bottom w:color="555555" w:space="0" w:sz="5" w:val="single"/>
+              <w:right w:color="555555" w:space="0" w:sz="5" w:val="single"/>
             </w:tcBorders>
-            <w:shd w:fill="ffffff" w:val="clear"/>
+            <w:shd w:fill="auto" w:val="clear"/>
+            <w:tcMar>
+              <w:top w:w="100.0" w:type="dxa"/>
+              <w:left w:w="100.0" w:type="dxa"/>
+              <w:bottom w:w="100.0" w:type="dxa"/>
+              <w:right w:w="100.0" w:type="dxa"/>
+            </w:tcMar>
+            <w:vAlign w:val="top"/>
           </w:tcPr>
           <w:p>
             <w:pPr>
-              <w:keepNext w:val="0"/>
-              <w:keepLines w:val="0"/>
-              <w:pageBreakBefore w:val="0"/>
-              <w:widowControl w:val="0"/>
-              <w:pBdr>
-                <w:top w:space="0" w:sz="0" w:val="nil"/>
-                <w:left w:space="0" w:sz="0" w:val="nil"/>
-                <w:bottom w:space="0" w:sz="0" w:val="nil"/>
-                <w:right w:space="0" w:sz="0" w:val="nil"/>
-                <w:between w:space="0" w:sz="0" w:val="nil"/>
-              </w:pBdr>
-              <w:shd w:fill="auto" w:val="clear"/>
-              <w:spacing w:after="0" w:before="0" w:line="276" w:lineRule="auto"/>
-              <w:ind w:left="0" w:right="0" w:firstLine="0"/>
-              <w:jc w:val="left"/>
+              <w:pStyle w:val="Heading1"/>
+              <w:spacing w:before="0" w:lineRule="auto"/>
               <w:rPr>
-                <w:rFonts w:ascii="Quattrocento Sans" w:cs="Quattrocento Sans" w:eastAsia="Quattrocento Sans" w:hAnsi="Quattrocento Sans"/>
+                <w:rFonts w:ascii="Arial" w:cs="Arial" w:eastAsia="Arial" w:hAnsi="Arial"/>
+                <w:b w:val="0"/>
+                <w:bCs w:val="0"/>
                 <w:color w:val="000000"/>
-                <w:sz w:val="27"/>
-                <w:szCs w:val="27"/>
+                <w:sz w:val="24"/>
+                <w:szCs w:val="24"/>
               </w:rPr>
             </w:pPr>
             <w:r>
@@ -2446,37 +2736,51 @@
         <w:tc>
           <w:tcPr>
             <w:tcBorders>
-              <w:top w:color="000000" w:space="0" w:sz="4" w:val="single"/>
-              <w:left w:color="000000" w:space="0" w:sz="4" w:val="single"/>
-              <w:bottom w:color="000000" w:space="0" w:sz="4" w:val="single"/>
-              <w:right w:color="000000" w:space="0" w:sz="4" w:val="single"/>
+              <w:top w:color="555555" w:space="0" w:sz="5" w:val="single"/>
+              <w:left w:color="555555" w:space="0" w:sz="5" w:val="single"/>
+              <w:bottom w:color="555555" w:space="0" w:sz="5" w:val="single"/>
+              <w:right w:color="555555" w:space="0" w:sz="5" w:val="single"/>
             </w:tcBorders>
-            <w:shd w:fill="ffffff" w:val="clear"/>
+            <w:shd w:fill="auto" w:val="clear"/>
+            <w:tcMar>
+              <w:top w:w="0.0" w:type="dxa"/>
+              <w:left w:w="0.0" w:type="dxa"/>
+              <w:bottom w:w="0.0" w:type="dxa"/>
+              <w:right w:w="0.0" w:type="dxa"/>
+            </w:tcMar>
+            <w:vAlign w:val="center"/>
           </w:tcPr>
           <w:p>
             <w:pPr>
-              <w:spacing w:after="0" w:line="240" w:lineRule="auto"/>
+              <w:pStyle w:val="Heading1"/>
+              <w:pBdr>
+                <w:top w:color="000000" w:space="0" w:sz="0" w:val="none"/>
+                <w:left w:color="000000" w:space="0" w:sz="0" w:val="none"/>
+                <w:bottom w:color="000000" w:space="0" w:sz="0" w:val="none"/>
+                <w:right w:color="000000" w:space="0" w:sz="0" w:val="none"/>
+                <w:between w:color="000000" w:space="0" w:sz="0" w:val="none"/>
+              </w:pBdr>
+              <w:spacing w:before="0" w:line="276" w:lineRule="auto"/>
               <w:rPr>
-                <w:rFonts w:ascii="Quattrocento Sans" w:cs="Quattrocento Sans" w:eastAsia="Quattrocento Sans" w:hAnsi="Quattrocento Sans"/>
+                <w:rFonts w:ascii="Arial" w:cs="Arial" w:eastAsia="Arial" w:hAnsi="Arial"/>
+                <w:b w:val="0"/>
+                <w:bCs w:val="0"/>
                 <w:color w:val="000000"/>
-                <w:sz w:val="27"/>
-                <w:szCs w:val="27"/>
+                <w:sz w:val="18"/>
+                <w:szCs w:val="18"/>
               </w:rPr>
             </w:pPr>
             <w:r>
               <w:rPr>
-                <w:rFonts w:ascii="Cambria" w:cs="Cambria" w:eastAsia="Cambria" w:hAnsi="Cambria"/>
+                <w:rFonts w:ascii="Arial" w:cs="Arial" w:eastAsia="Arial" w:hAnsi="Arial"/>
+                <w:b w:val="0"/>
+                <w:bCs w:val="0"/>
                 <w:color w:val="000000"/>
-                <w:sz w:val="19"/>
-                <w:szCs w:val="19"/>
+                <w:sz w:val="18"/>
+                <w:szCs w:val="18"/>
                 <w:rtl w:val="0"/>
               </w:rPr>
-              <w:t xml:space="preserve">Product Counterfeiting</w:t>
-            </w:r>
-            <w:r>
-              <w:rPr>
-                <w:rtl w:val="0"/>
-              </w:rPr>
+              <w:t xml:space="preserve">Compliance Audit</w:t>
             </w:r>
           </w:p>
         </w:tc>
@@ -2484,80 +2788,108 @@
       <w:tr>
         <w:trPr>
           <w:cantSplit w:val="0"/>
-          <w:trHeight w:val="199" w:hRule="atLeast"/>
+          <w:trHeight w:val="360" w:hRule="atLeast"/>
           <w:tblHeader w:val="0"/>
         </w:trPr>
         <w:tc>
           <w:tcPr>
             <w:tcBorders>
-              <w:top w:color="000000" w:space="0" w:sz="4" w:val="single"/>
-              <w:left w:color="000000" w:space="0" w:sz="4" w:val="single"/>
-              <w:bottom w:color="000000" w:space="0" w:sz="4" w:val="single"/>
-              <w:right w:color="000000" w:space="0" w:sz="4" w:val="single"/>
+              <w:top w:color="555555" w:space="0" w:sz="5" w:val="single"/>
+              <w:left w:color="555555" w:space="0" w:sz="5" w:val="single"/>
+              <w:bottom w:color="555555" w:space="0" w:sz="5" w:val="single"/>
+              <w:right w:color="555555" w:space="0" w:sz="5" w:val="single"/>
             </w:tcBorders>
-            <w:shd w:fill="ffffff" w:val="clear"/>
+            <w:shd w:fill="auto" w:val="clear"/>
+            <w:tcMar>
+              <w:top w:w="0.0" w:type="dxa"/>
+              <w:left w:w="0.0" w:type="dxa"/>
+              <w:bottom w:w="0.0" w:type="dxa"/>
+              <w:right w:w="0.0" w:type="dxa"/>
+            </w:tcMar>
+            <w:vAlign w:val="center"/>
           </w:tcPr>
           <w:p>
             <w:pPr>
-              <w:spacing w:after="0" w:line="240" w:lineRule="auto"/>
+              <w:pStyle w:val="Heading1"/>
+              <w:pBdr>
+                <w:top w:color="000000" w:space="0" w:sz="0" w:val="none"/>
+                <w:left w:color="000000" w:space="0" w:sz="0" w:val="none"/>
+                <w:bottom w:color="000000" w:space="0" w:sz="0" w:val="none"/>
+                <w:right w:color="000000" w:space="0" w:sz="0" w:val="none"/>
+                <w:between w:color="000000" w:space="0" w:sz="0" w:val="none"/>
+              </w:pBdr>
+              <w:spacing w:before="0" w:line="276" w:lineRule="auto"/>
               <w:rPr>
-                <w:rFonts w:ascii="Quattrocento Sans" w:cs="Quattrocento Sans" w:eastAsia="Quattrocento Sans" w:hAnsi="Quattrocento Sans"/>
+                <w:rFonts w:ascii="Arial" w:cs="Arial" w:eastAsia="Arial" w:hAnsi="Arial"/>
+                <w:b w:val="0"/>
+                <w:bCs w:val="0"/>
                 <w:color w:val="000000"/>
-                <w:sz w:val="27"/>
-                <w:szCs w:val="27"/>
+                <w:sz w:val="18"/>
+                <w:szCs w:val="18"/>
               </w:rPr>
             </w:pPr>
             <w:r>
               <w:rPr>
-                <w:rFonts w:ascii="Cambria" w:cs="Cambria" w:eastAsia="Cambria" w:hAnsi="Cambria"/>
+                <w:rFonts w:ascii="Arial" w:cs="Arial" w:eastAsia="Arial" w:hAnsi="Arial"/>
+                <w:b w:val="0"/>
+                <w:bCs w:val="0"/>
                 <w:color w:val="000000"/>
-                <w:sz w:val="19"/>
-                <w:szCs w:val="19"/>
+                <w:sz w:val="18"/>
+                <w:szCs w:val="18"/>
                 <w:rtl w:val="0"/>
               </w:rPr>
-              <w:t xml:space="preserve">Lentera Coffee &amp; Chicken</w:t>
-            </w:r>
-            <w:r>
-              <w:rPr>
-                <w:rtl w:val="0"/>
-              </w:rPr>
+              <w:t xml:space="preserve">PT Cheil Jedang Feed Kalimantan</w:t>
             </w:r>
           </w:p>
         </w:tc>
         <w:tc>
           <w:tcPr>
             <w:tcBorders>
-              <w:top w:color="000000" w:space="0" w:sz="4" w:val="single"/>
-              <w:left w:color="000000" w:space="0" w:sz="4" w:val="single"/>
-              <w:bottom w:color="000000" w:space="0" w:sz="4" w:val="single"/>
-              <w:right w:color="000000" w:space="0" w:sz="4" w:val="single"/>
+              <w:top w:color="555555" w:space="0" w:sz="5" w:val="single"/>
+              <w:left w:color="555555" w:space="0" w:sz="5" w:val="single"/>
+              <w:bottom w:color="555555" w:space="0" w:sz="5" w:val="single"/>
+              <w:right w:color="555555" w:space="0" w:sz="5" w:val="single"/>
             </w:tcBorders>
-            <w:shd w:fill="ffffff" w:val="clear"/>
+            <w:shd w:fill="auto" w:val="clear"/>
+            <w:tcMar>
+              <w:top w:w="0.0" w:type="dxa"/>
+              <w:left w:w="0.0" w:type="dxa"/>
+              <w:bottom w:w="0.0" w:type="dxa"/>
+              <w:right w:w="0.0" w:type="dxa"/>
+            </w:tcMar>
+            <w:vAlign w:val="center"/>
           </w:tcPr>
           <w:p>
             <w:pPr>
-              <w:spacing w:after="0" w:line="240" w:lineRule="auto"/>
+              <w:pStyle w:val="Heading1"/>
+              <w:pBdr>
+                <w:top w:color="000000" w:space="0" w:sz="0" w:val="none"/>
+                <w:left w:color="000000" w:space="0" w:sz="0" w:val="none"/>
+                <w:bottom w:color="000000" w:space="0" w:sz="0" w:val="none"/>
+                <w:right w:color="000000" w:space="0" w:sz="0" w:val="none"/>
+                <w:between w:color="000000" w:space="0" w:sz="0" w:val="none"/>
+              </w:pBdr>
+              <w:spacing w:before="0" w:line="276" w:lineRule="auto"/>
               <w:rPr>
-                <w:rFonts w:ascii="Quattrocento Sans" w:cs="Quattrocento Sans" w:eastAsia="Quattrocento Sans" w:hAnsi="Quattrocento Sans"/>
+                <w:rFonts w:ascii="Arial" w:cs="Arial" w:eastAsia="Arial" w:hAnsi="Arial"/>
+                <w:b w:val="0"/>
+                <w:bCs w:val="0"/>
                 <w:color w:val="000000"/>
-                <w:sz w:val="27"/>
-                <w:szCs w:val="27"/>
+                <w:sz w:val="18"/>
+                <w:szCs w:val="18"/>
               </w:rPr>
             </w:pPr>
             <w:r>
               <w:rPr>
-                <w:rFonts w:ascii="Cambria" w:cs="Cambria" w:eastAsia="Cambria" w:hAnsi="Cambria"/>
+                <w:rFonts w:ascii="Arial" w:cs="Arial" w:eastAsia="Arial" w:hAnsi="Arial"/>
+                <w:b w:val="0"/>
+                <w:bCs w:val="0"/>
                 <w:color w:val="000000"/>
-                <w:sz w:val="19"/>
-                <w:szCs w:val="19"/>
+                <w:sz w:val="18"/>
+                <w:szCs w:val="18"/>
                 <w:rtl w:val="0"/>
               </w:rPr>
-              <w:t xml:space="preserve">Labour Service &amp; Security</w:t>
-            </w:r>
-            <w:r>
-              <w:rPr>
-                <w:rtl w:val="0"/>
-              </w:rPr>
+              <w:t xml:space="preserve">AR Management Service</w:t>
             </w:r>
           </w:p>
         </w:tc>
@@ -2565,80 +2897,108 @@
       <w:tr>
         <w:trPr>
           <w:cantSplit w:val="0"/>
-          <w:trHeight w:val="209" w:hRule="atLeast"/>
+          <w:trHeight w:val="360" w:hRule="atLeast"/>
           <w:tblHeader w:val="0"/>
         </w:trPr>
         <w:tc>
           <w:tcPr>
             <w:tcBorders>
-              <w:top w:color="000000" w:space="0" w:sz="4" w:val="single"/>
-              <w:left w:color="000000" w:space="0" w:sz="4" w:val="single"/>
-              <w:bottom w:color="000000" w:space="0" w:sz="4" w:val="single"/>
-              <w:right w:color="000000" w:space="0" w:sz="4" w:val="single"/>
+              <w:top w:color="555555" w:space="0" w:sz="5" w:val="single"/>
+              <w:left w:color="555555" w:space="0" w:sz="5" w:val="single"/>
+              <w:bottom w:color="555555" w:space="0" w:sz="5" w:val="single"/>
+              <w:right w:color="555555" w:space="0" w:sz="5" w:val="single"/>
             </w:tcBorders>
-            <w:shd w:fill="ffffff" w:val="clear"/>
+            <w:shd w:fill="auto" w:val="clear"/>
+            <w:tcMar>
+              <w:top w:w="0.0" w:type="dxa"/>
+              <w:left w:w="0.0" w:type="dxa"/>
+              <w:bottom w:w="0.0" w:type="dxa"/>
+              <w:right w:w="0.0" w:type="dxa"/>
+            </w:tcMar>
+            <w:vAlign w:val="center"/>
           </w:tcPr>
           <w:p>
             <w:pPr>
-              <w:spacing w:after="0" w:line="240" w:lineRule="auto"/>
+              <w:pStyle w:val="Heading1"/>
+              <w:pBdr>
+                <w:top w:color="000000" w:space="0" w:sz="0" w:val="none"/>
+                <w:left w:color="000000" w:space="0" w:sz="0" w:val="none"/>
+                <w:bottom w:color="000000" w:space="0" w:sz="0" w:val="none"/>
+                <w:right w:color="000000" w:space="0" w:sz="0" w:val="none"/>
+                <w:between w:color="000000" w:space="0" w:sz="0" w:val="none"/>
+              </w:pBdr>
+              <w:spacing w:before="0" w:line="276" w:lineRule="auto"/>
               <w:rPr>
-                <w:rFonts w:ascii="Quattrocento Sans" w:cs="Quattrocento Sans" w:eastAsia="Quattrocento Sans" w:hAnsi="Quattrocento Sans"/>
+                <w:rFonts w:ascii="Arial" w:cs="Arial" w:eastAsia="Arial" w:hAnsi="Arial"/>
+                <w:b w:val="0"/>
+                <w:bCs w:val="0"/>
                 <w:color w:val="000000"/>
-                <w:sz w:val="27"/>
-                <w:szCs w:val="27"/>
+                <w:sz w:val="18"/>
+                <w:szCs w:val="18"/>
               </w:rPr>
             </w:pPr>
             <w:r>
               <w:rPr>
-                <w:rFonts w:ascii="Cambria" w:cs="Cambria" w:eastAsia="Cambria" w:hAnsi="Cambria"/>
+                <w:rFonts w:ascii="Arial" w:cs="Arial" w:eastAsia="Arial" w:hAnsi="Arial"/>
+                <w:b w:val="0"/>
+                <w:bCs w:val="0"/>
                 <w:color w:val="000000"/>
-                <w:sz w:val="19"/>
-                <w:szCs w:val="19"/>
+                <w:sz w:val="18"/>
+                <w:szCs w:val="18"/>
                 <w:rtl w:val="0"/>
               </w:rPr>
-              <w:t xml:space="preserve">PT Citra Sinergi Talenta</w:t>
-            </w:r>
-            <w:r>
-              <w:rPr>
-                <w:rtl w:val="0"/>
-              </w:rPr>
+              <w:t xml:space="preserve">PT Cheil Jedang Superfeed Serang</w:t>
             </w:r>
           </w:p>
         </w:tc>
         <w:tc>
           <w:tcPr>
             <w:tcBorders>
-              <w:top w:color="000000" w:space="0" w:sz="4" w:val="single"/>
-              <w:left w:color="000000" w:space="0" w:sz="4" w:val="single"/>
-              <w:bottom w:color="000000" w:space="0" w:sz="4" w:val="single"/>
-              <w:right w:color="000000" w:space="0" w:sz="4" w:val="single"/>
+              <w:top w:color="555555" w:space="0" w:sz="5" w:val="single"/>
+              <w:left w:color="555555" w:space="0" w:sz="5" w:val="single"/>
+              <w:bottom w:color="555555" w:space="0" w:sz="5" w:val="single"/>
+              <w:right w:color="555555" w:space="0" w:sz="5" w:val="single"/>
             </w:tcBorders>
-            <w:shd w:fill="ffffff" w:val="clear"/>
+            <w:shd w:fill="auto" w:val="clear"/>
+            <w:tcMar>
+              <w:top w:w="0.0" w:type="dxa"/>
+              <w:left w:w="0.0" w:type="dxa"/>
+              <w:bottom w:w="0.0" w:type="dxa"/>
+              <w:right w:w="0.0" w:type="dxa"/>
+            </w:tcMar>
+            <w:vAlign w:val="center"/>
           </w:tcPr>
           <w:p>
             <w:pPr>
-              <w:spacing w:after="0" w:line="240" w:lineRule="auto"/>
+              <w:pStyle w:val="Heading1"/>
+              <w:pBdr>
+                <w:top w:color="000000" w:space="0" w:sz="0" w:val="none"/>
+                <w:left w:color="000000" w:space="0" w:sz="0" w:val="none"/>
+                <w:bottom w:color="000000" w:space="0" w:sz="0" w:val="none"/>
+                <w:right w:color="000000" w:space="0" w:sz="0" w:val="none"/>
+                <w:between w:color="000000" w:space="0" w:sz="0" w:val="none"/>
+              </w:pBdr>
+              <w:spacing w:before="0" w:line="276" w:lineRule="auto"/>
               <w:rPr>
-                <w:rFonts w:ascii="Quattrocento Sans" w:cs="Quattrocento Sans" w:eastAsia="Quattrocento Sans" w:hAnsi="Quattrocento Sans"/>
+                <w:rFonts w:ascii="Arial" w:cs="Arial" w:eastAsia="Arial" w:hAnsi="Arial"/>
+                <w:b w:val="0"/>
+                <w:bCs w:val="0"/>
                 <w:color w:val="000000"/>
-                <w:sz w:val="27"/>
-                <w:szCs w:val="27"/>
+                <w:sz w:val="18"/>
+                <w:szCs w:val="18"/>
               </w:rPr>
             </w:pPr>
             <w:r>
               <w:rPr>
-                <w:rFonts w:ascii="Cambria" w:cs="Cambria" w:eastAsia="Cambria" w:hAnsi="Cambria"/>
+                <w:rFonts w:ascii="Arial" w:cs="Arial" w:eastAsia="Arial" w:hAnsi="Arial"/>
+                <w:b w:val="0"/>
+                <w:bCs w:val="0"/>
                 <w:color w:val="000000"/>
-                <w:sz w:val="19"/>
-                <w:szCs w:val="19"/>
+                <w:sz w:val="18"/>
+                <w:szCs w:val="18"/>
                 <w:rtl w:val="0"/>
               </w:rPr>
-              <w:t xml:space="preserve">Labour Service &amp; Security</w:t>
-            </w:r>
-            <w:r>
-              <w:rPr>
-                <w:rtl w:val="0"/>
-              </w:rPr>
+              <w:t xml:space="preserve">AR Management Service</w:t>
             </w:r>
           </w:p>
         </w:tc>
@@ -2646,81 +3006,108 @@
       <w:tr>
         <w:trPr>
           <w:cantSplit w:val="0"/>
-          <w:trHeight w:val="199" w:hRule="atLeast"/>
+          <w:trHeight w:val="360" w:hRule="atLeast"/>
           <w:tblHeader w:val="0"/>
         </w:trPr>
         <w:tc>
           <w:tcPr>
-            <w:vMerge w:val="restart"/>
             <w:tcBorders>
-              <w:top w:color="000000" w:space="0" w:sz="4" w:val="single"/>
-              <w:left w:color="000000" w:space="0" w:sz="4" w:val="single"/>
-              <w:bottom w:color="000000" w:space="0" w:sz="4" w:val="single"/>
-              <w:right w:color="000000" w:space="0" w:sz="4" w:val="single"/>
+              <w:top w:color="555555" w:space="0" w:sz="5" w:val="single"/>
+              <w:left w:color="555555" w:space="0" w:sz="5" w:val="single"/>
+              <w:bottom w:color="555555" w:space="0" w:sz="5" w:val="single"/>
+              <w:right w:color="555555" w:space="0" w:sz="5" w:val="single"/>
             </w:tcBorders>
-            <w:shd w:fill="ffffff" w:val="clear"/>
+            <w:shd w:fill="auto" w:val="clear"/>
+            <w:tcMar>
+              <w:top w:w="0.0" w:type="dxa"/>
+              <w:left w:w="0.0" w:type="dxa"/>
+              <w:bottom w:w="0.0" w:type="dxa"/>
+              <w:right w:w="0.0" w:type="dxa"/>
+            </w:tcMar>
+            <w:vAlign w:val="center"/>
           </w:tcPr>
           <w:p>
             <w:pPr>
-              <w:spacing w:after="0" w:line="240" w:lineRule="auto"/>
+              <w:pStyle w:val="Heading1"/>
+              <w:pBdr>
+                <w:top w:color="000000" w:space="0" w:sz="0" w:val="none"/>
+                <w:left w:color="000000" w:space="0" w:sz="0" w:val="none"/>
+                <w:bottom w:color="000000" w:space="0" w:sz="0" w:val="none"/>
+                <w:right w:color="000000" w:space="0" w:sz="0" w:val="none"/>
+                <w:between w:color="000000" w:space="0" w:sz="0" w:val="none"/>
+              </w:pBdr>
+              <w:spacing w:before="0" w:line="276" w:lineRule="auto"/>
               <w:rPr>
-                <w:rFonts w:ascii="Quattrocento Sans" w:cs="Quattrocento Sans" w:eastAsia="Quattrocento Sans" w:hAnsi="Quattrocento Sans"/>
+                <w:rFonts w:ascii="Arial" w:cs="Arial" w:eastAsia="Arial" w:hAnsi="Arial"/>
+                <w:b w:val="0"/>
+                <w:bCs w:val="0"/>
                 <w:color w:val="000000"/>
-                <w:sz w:val="27"/>
-                <w:szCs w:val="27"/>
+                <w:sz w:val="18"/>
+                <w:szCs w:val="18"/>
               </w:rPr>
             </w:pPr>
             <w:r>
               <w:rPr>
-                <w:rFonts w:ascii="Cambria" w:cs="Cambria" w:eastAsia="Cambria" w:hAnsi="Cambria"/>
+                <w:rFonts w:ascii="Arial" w:cs="Arial" w:eastAsia="Arial" w:hAnsi="Arial"/>
+                <w:b w:val="0"/>
+                <w:bCs w:val="0"/>
                 <w:color w:val="000000"/>
-                <w:sz w:val="19"/>
-                <w:szCs w:val="19"/>
+                <w:sz w:val="18"/>
+                <w:szCs w:val="18"/>
                 <w:rtl w:val="0"/>
               </w:rPr>
-              <w:t xml:space="preserve">PT Mriga Buana Swarga</w:t>
-            </w:r>
-            <w:r>
-              <w:rPr>
-                <w:rtl w:val="0"/>
-              </w:rPr>
+              <w:t xml:space="preserve">PT CJ Cheil Jedang Feed Lampung</w:t>
             </w:r>
           </w:p>
         </w:tc>
         <w:tc>
           <w:tcPr>
             <w:tcBorders>
-              <w:top w:color="000000" w:space="0" w:sz="4" w:val="single"/>
-              <w:left w:color="000000" w:space="0" w:sz="4" w:val="single"/>
-              <w:bottom w:color="000000" w:space="0" w:sz="4" w:val="single"/>
-              <w:right w:color="000000" w:space="0" w:sz="4" w:val="single"/>
+              <w:top w:color="555555" w:space="0" w:sz="5" w:val="single"/>
+              <w:left w:color="555555" w:space="0" w:sz="5" w:val="single"/>
+              <w:bottom w:color="555555" w:space="0" w:sz="5" w:val="single"/>
+              <w:right w:color="555555" w:space="0" w:sz="5" w:val="single"/>
             </w:tcBorders>
-            <w:shd w:fill="ffffff" w:val="clear"/>
+            <w:shd w:fill="auto" w:val="clear"/>
+            <w:tcMar>
+              <w:top w:w="0.0" w:type="dxa"/>
+              <w:left w:w="0.0" w:type="dxa"/>
+              <w:bottom w:w="0.0" w:type="dxa"/>
+              <w:right w:w="0.0" w:type="dxa"/>
+            </w:tcMar>
+            <w:vAlign w:val="center"/>
           </w:tcPr>
           <w:p>
             <w:pPr>
-              <w:spacing w:after="0" w:line="240" w:lineRule="auto"/>
+              <w:pStyle w:val="Heading1"/>
+              <w:pBdr>
+                <w:top w:color="000000" w:space="0" w:sz="0" w:val="none"/>
+                <w:left w:color="000000" w:space="0" w:sz="0" w:val="none"/>
+                <w:bottom w:color="000000" w:space="0" w:sz="0" w:val="none"/>
+                <w:right w:color="000000" w:space="0" w:sz="0" w:val="none"/>
+                <w:between w:color="000000" w:space="0" w:sz="0" w:val="none"/>
+              </w:pBdr>
+              <w:spacing w:before="0" w:line="276" w:lineRule="auto"/>
               <w:rPr>
-                <w:rFonts w:ascii="Quattrocento Sans" w:cs="Quattrocento Sans" w:eastAsia="Quattrocento Sans" w:hAnsi="Quattrocento Sans"/>
+                <w:rFonts w:ascii="Arial" w:cs="Arial" w:eastAsia="Arial" w:hAnsi="Arial"/>
+                <w:b w:val="0"/>
+                <w:bCs w:val="0"/>
                 <w:color w:val="000000"/>
-                <w:sz w:val="27"/>
-                <w:szCs w:val="27"/>
+                <w:sz w:val="18"/>
+                <w:szCs w:val="18"/>
               </w:rPr>
             </w:pPr>
             <w:r>
               <w:rPr>
-                <w:rFonts w:ascii="Cambria" w:cs="Cambria" w:eastAsia="Cambria" w:hAnsi="Cambria"/>
+                <w:rFonts w:ascii="Arial" w:cs="Arial" w:eastAsia="Arial" w:hAnsi="Arial"/>
+                <w:b w:val="0"/>
+                <w:bCs w:val="0"/>
                 <w:color w:val="000000"/>
-                <w:sz w:val="19"/>
-                <w:szCs w:val="19"/>
+                <w:sz w:val="18"/>
+                <w:szCs w:val="18"/>
                 <w:rtl w:val="0"/>
               </w:rPr>
-              <w:t xml:space="preserve">Labour Service &amp; Security</w:t>
-            </w:r>
-            <w:r>
-              <w:rPr>
-                <w:rtl w:val="0"/>
-              </w:rPr>
+              <w:t xml:space="preserve">AR Management Service</w:t>
             </w:r>
           </w:p>
         </w:tc>
@@ -2728,85 +3115,108 @@
       <w:tr>
         <w:trPr>
           <w:cantSplit w:val="0"/>
-          <w:trHeight w:val="131" w:hRule="atLeast"/>
+          <w:trHeight w:val="360" w:hRule="atLeast"/>
           <w:tblHeader w:val="0"/>
         </w:trPr>
         <w:tc>
           <w:tcPr>
-            <w:vMerge w:val="continue"/>
             <w:tcBorders>
-              <w:top w:color="000000" w:space="0" w:sz="4" w:val="single"/>
-              <w:left w:color="000000" w:space="0" w:sz="4" w:val="single"/>
-              <w:bottom w:color="000000" w:space="0" w:sz="4" w:val="single"/>
-              <w:right w:color="000000" w:space="0" w:sz="4" w:val="single"/>
+              <w:top w:color="555555" w:space="0" w:sz="5" w:val="single"/>
+              <w:left w:color="555555" w:space="0" w:sz="5" w:val="single"/>
+              <w:bottom w:color="555555" w:space="0" w:sz="5" w:val="single"/>
+              <w:right w:color="555555" w:space="0" w:sz="5" w:val="single"/>
             </w:tcBorders>
-            <w:shd w:fill="ffffff" w:val="clear"/>
+            <w:shd w:fill="auto" w:val="clear"/>
+            <w:tcMar>
+              <w:top w:w="0.0" w:type="dxa"/>
+              <w:left w:w="0.0" w:type="dxa"/>
+              <w:bottom w:w="0.0" w:type="dxa"/>
+              <w:right w:w="0.0" w:type="dxa"/>
+            </w:tcMar>
+            <w:vAlign w:val="center"/>
           </w:tcPr>
           <w:p>
             <w:pPr>
-              <w:keepNext w:val="0"/>
-              <w:keepLines w:val="0"/>
-              <w:pageBreakBefore w:val="0"/>
-              <w:widowControl w:val="0"/>
+              <w:pStyle w:val="Heading1"/>
               <w:pBdr>
-                <w:top w:space="0" w:sz="0" w:val="nil"/>
-                <w:left w:space="0" w:sz="0" w:val="nil"/>
-                <w:bottom w:space="0" w:sz="0" w:val="nil"/>
-                <w:right w:space="0" w:sz="0" w:val="nil"/>
-                <w:between w:space="0" w:sz="0" w:val="nil"/>
+                <w:top w:color="000000" w:space="0" w:sz="0" w:val="none"/>
+                <w:left w:color="000000" w:space="0" w:sz="0" w:val="none"/>
+                <w:bottom w:color="000000" w:space="0" w:sz="0" w:val="none"/>
+                <w:right w:color="000000" w:space="0" w:sz="0" w:val="none"/>
+                <w:between w:color="000000" w:space="0" w:sz="0" w:val="none"/>
               </w:pBdr>
-              <w:shd w:fill="auto" w:val="clear"/>
-              <w:spacing w:after="0" w:before="0" w:line="276" w:lineRule="auto"/>
-              <w:ind w:left="0" w:right="0" w:firstLine="0"/>
-              <w:jc w:val="left"/>
+              <w:spacing w:before="0" w:line="276" w:lineRule="auto"/>
               <w:rPr>
-                <w:rFonts w:ascii="Quattrocento Sans" w:cs="Quattrocento Sans" w:eastAsia="Quattrocento Sans" w:hAnsi="Quattrocento Sans"/>
+                <w:rFonts w:ascii="Arial" w:cs="Arial" w:eastAsia="Arial" w:hAnsi="Arial"/>
+                <w:b w:val="0"/>
+                <w:bCs w:val="0"/>
                 <w:color w:val="000000"/>
-                <w:sz w:val="27"/>
-                <w:szCs w:val="27"/>
+                <w:sz w:val="18"/>
+                <w:szCs w:val="18"/>
               </w:rPr>
             </w:pPr>
             <w:r>
               <w:rPr>
+                <w:rFonts w:ascii="Arial" w:cs="Arial" w:eastAsia="Arial" w:hAnsi="Arial"/>
+                <w:b w:val="0"/>
+                <w:bCs w:val="0"/>
+                <w:color w:val="000000"/>
+                <w:sz w:val="18"/>
+                <w:szCs w:val="18"/>
                 <w:rtl w:val="0"/>
               </w:rPr>
+              <w:t xml:space="preserve">PT CJ Feed Jombang</w:t>
             </w:r>
           </w:p>
         </w:tc>
         <w:tc>
           <w:tcPr>
             <w:tcBorders>
-              <w:top w:color="000000" w:space="0" w:sz="4" w:val="single"/>
-              <w:left w:color="000000" w:space="0" w:sz="4" w:val="single"/>
-              <w:bottom w:color="000000" w:space="0" w:sz="4" w:val="single"/>
-              <w:right w:color="000000" w:space="0" w:sz="4" w:val="single"/>
+              <w:top w:color="555555" w:space="0" w:sz="5" w:val="single"/>
+              <w:left w:color="555555" w:space="0" w:sz="5" w:val="single"/>
+              <w:bottom w:color="555555" w:space="0" w:sz="5" w:val="single"/>
+              <w:right w:color="555555" w:space="0" w:sz="5" w:val="single"/>
             </w:tcBorders>
-            <w:shd w:fill="ffffff" w:val="clear"/>
+            <w:shd w:fill="auto" w:val="clear"/>
+            <w:tcMar>
+              <w:top w:w="0.0" w:type="dxa"/>
+              <w:left w:w="0.0" w:type="dxa"/>
+              <w:bottom w:w="0.0" w:type="dxa"/>
+              <w:right w:w="0.0" w:type="dxa"/>
+            </w:tcMar>
+            <w:vAlign w:val="center"/>
           </w:tcPr>
           <w:p>
             <w:pPr>
-              <w:spacing w:after="0" w:line="240" w:lineRule="auto"/>
+              <w:pStyle w:val="Heading1"/>
+              <w:pBdr>
+                <w:top w:color="000000" w:space="0" w:sz="0" w:val="none"/>
+                <w:left w:color="000000" w:space="0" w:sz="0" w:val="none"/>
+                <w:bottom w:color="000000" w:space="0" w:sz="0" w:val="none"/>
+                <w:right w:color="000000" w:space="0" w:sz="0" w:val="none"/>
+                <w:between w:color="000000" w:space="0" w:sz="0" w:val="none"/>
+              </w:pBdr>
+              <w:spacing w:before="0" w:line="276" w:lineRule="auto"/>
               <w:rPr>
-                <w:rFonts w:ascii="Quattrocento Sans" w:cs="Quattrocento Sans" w:eastAsia="Quattrocento Sans" w:hAnsi="Quattrocento Sans"/>
+                <w:rFonts w:ascii="Arial" w:cs="Arial" w:eastAsia="Arial" w:hAnsi="Arial"/>
+                <w:b w:val="0"/>
+                <w:bCs w:val="0"/>
                 <w:color w:val="000000"/>
-                <w:sz w:val="27"/>
-                <w:szCs w:val="27"/>
+                <w:sz w:val="18"/>
+                <w:szCs w:val="18"/>
               </w:rPr>
             </w:pPr>
             <w:r>
               <w:rPr>
-                <w:rFonts w:ascii="Cambria" w:cs="Cambria" w:eastAsia="Cambria" w:hAnsi="Cambria"/>
+                <w:rFonts w:ascii="Arial" w:cs="Arial" w:eastAsia="Arial" w:hAnsi="Arial"/>
+                <w:b w:val="0"/>
+                <w:bCs w:val="0"/>
                 <w:color w:val="000000"/>
-                <w:sz w:val="19"/>
-                <w:szCs w:val="19"/>
+                <w:sz w:val="18"/>
+                <w:szCs w:val="18"/>
                 <w:rtl w:val="0"/>
               </w:rPr>
               <w:t xml:space="preserve">AR Management Service</w:t>
-            </w:r>
-            <w:r>
-              <w:rPr>
-                <w:rtl w:val="0"/>
-              </w:rPr>
             </w:r>
           </w:p>
         </w:tc>
@@ -2814,1156 +3224,110 @@
       <w:tr>
         <w:trPr>
           <w:cantSplit w:val="0"/>
-          <w:trHeight w:val="131" w:hRule="atLeast"/>
+          <w:trHeight w:val="360" w:hRule="atLeast"/>
           <w:tblHeader w:val="0"/>
         </w:trPr>
         <w:tc>
           <w:tcPr>
-            <w:vMerge w:val="continue"/>
             <w:tcBorders>
-              <w:top w:color="000000" w:space="0" w:sz="4" w:val="single"/>
-              <w:left w:color="000000" w:space="0" w:sz="4" w:val="single"/>
-              <w:bottom w:color="000000" w:space="0" w:sz="4" w:val="single"/>
-              <w:right w:color="000000" w:space="0" w:sz="4" w:val="single"/>
+              <w:top w:color="555555" w:space="0" w:sz="5" w:val="single"/>
+              <w:left w:color="555555" w:space="0" w:sz="5" w:val="single"/>
+              <w:bottom w:color="555555" w:space="0" w:sz="5" w:val="single"/>
+              <w:right w:color="555555" w:space="0" w:sz="5" w:val="single"/>
             </w:tcBorders>
-            <w:shd w:fill="ffffff" w:val="clear"/>
+            <w:shd w:fill="auto" w:val="clear"/>
+            <w:tcMar>
+              <w:top w:w="0.0" w:type="dxa"/>
+              <w:left w:w="0.0" w:type="dxa"/>
+              <w:bottom w:w="0.0" w:type="dxa"/>
+              <w:right w:w="0.0" w:type="dxa"/>
+            </w:tcMar>
+            <w:vAlign w:val="center"/>
           </w:tcPr>
           <w:p>
             <w:pPr>
-              <w:keepNext w:val="0"/>
-              <w:keepLines w:val="0"/>
-              <w:pageBreakBefore w:val="0"/>
-              <w:widowControl w:val="0"/>
+              <w:pStyle w:val="Heading1"/>
               <w:pBdr>
-                <w:top w:space="0" w:sz="0" w:val="nil"/>
-                <w:left w:space="0" w:sz="0" w:val="nil"/>
-                <w:bottom w:space="0" w:sz="0" w:val="nil"/>
-                <w:right w:space="0" w:sz="0" w:val="nil"/>
-                <w:between w:space="0" w:sz="0" w:val="nil"/>
+                <w:top w:color="000000" w:space="0" w:sz="0" w:val="none"/>
+                <w:left w:color="000000" w:space="0" w:sz="0" w:val="none"/>
+                <w:bottom w:color="000000" w:space="0" w:sz="0" w:val="none"/>
+                <w:right w:color="000000" w:space="0" w:sz="0" w:val="none"/>
+                <w:between w:color="000000" w:space="0" w:sz="0" w:val="none"/>
               </w:pBdr>
-              <w:shd w:fill="auto" w:val="clear"/>
-              <w:spacing w:after="0" w:before="0" w:line="276" w:lineRule="auto"/>
-              <w:ind w:left="0" w:right="0" w:firstLine="0"/>
-              <w:jc w:val="left"/>
+              <w:spacing w:before="0" w:line="276" w:lineRule="auto"/>
               <w:rPr>
-                <w:rFonts w:ascii="Quattrocento Sans" w:cs="Quattrocento Sans" w:eastAsia="Quattrocento Sans" w:hAnsi="Quattrocento Sans"/>
+                <w:rFonts w:ascii="Arial" w:cs="Arial" w:eastAsia="Arial" w:hAnsi="Arial"/>
+                <w:b w:val="0"/>
+                <w:bCs w:val="0"/>
                 <w:color w:val="000000"/>
-                <w:sz w:val="27"/>
-                <w:szCs w:val="27"/>
+                <w:sz w:val="18"/>
+                <w:szCs w:val="18"/>
               </w:rPr>
             </w:pPr>
             <w:r>
               <w:rPr>
+                <w:rFonts w:ascii="Arial" w:cs="Arial" w:eastAsia="Arial" w:hAnsi="Arial"/>
+                <w:b w:val="0"/>
+                <w:bCs w:val="0"/>
+                <w:color w:val="000000"/>
+                <w:sz w:val="18"/>
+                <w:szCs w:val="18"/>
                 <w:rtl w:val="0"/>
               </w:rPr>
+              <w:t xml:space="preserve">PT CJ Feed Semarang</w:t>
             </w:r>
           </w:p>
         </w:tc>
         <w:tc>
           <w:tcPr>
             <w:tcBorders>
-              <w:top w:color="000000" w:space="0" w:sz="4" w:val="single"/>
-              <w:left w:color="000000" w:space="0" w:sz="4" w:val="single"/>
-              <w:bottom w:color="000000" w:space="0" w:sz="4" w:val="single"/>
-              <w:right w:color="000000" w:space="0" w:sz="4" w:val="single"/>
+              <w:top w:color="555555" w:space="0" w:sz="5" w:val="single"/>
+              <w:left w:color="555555" w:space="0" w:sz="5" w:val="single"/>
+              <w:bottom w:color="555555" w:space="0" w:sz="5" w:val="single"/>
+              <w:right w:color="555555" w:space="0" w:sz="5" w:val="single"/>
             </w:tcBorders>
-            <w:shd w:fill="ffffff" w:val="clear"/>
+            <w:shd w:fill="auto" w:val="clear"/>
+            <w:tcMar>
+              <w:top w:w="0.0" w:type="dxa"/>
+              <w:left w:w="0.0" w:type="dxa"/>
+              <w:bottom w:w="0.0" w:type="dxa"/>
+              <w:right w:w="0.0" w:type="dxa"/>
+            </w:tcMar>
+            <w:vAlign w:val="center"/>
           </w:tcPr>
           <w:p>
             <w:pPr>
-              <w:spacing w:after="0" w:line="240" w:lineRule="auto"/>
+              <w:pStyle w:val="Heading1"/>
+              <w:pBdr>
+                <w:top w:color="000000" w:space="0" w:sz="0" w:val="none"/>
+                <w:left w:color="000000" w:space="0" w:sz="0" w:val="none"/>
+                <w:bottom w:color="000000" w:space="0" w:sz="0" w:val="none"/>
+                <w:right w:color="000000" w:space="0" w:sz="0" w:val="none"/>
+                <w:between w:color="000000" w:space="0" w:sz="0" w:val="none"/>
+              </w:pBdr>
+              <w:spacing w:before="0" w:line="276" w:lineRule="auto"/>
               <w:rPr>
-                <w:rFonts w:ascii="Quattrocento Sans" w:cs="Quattrocento Sans" w:eastAsia="Quattrocento Sans" w:hAnsi="Quattrocento Sans"/>
+                <w:rFonts w:ascii="Arial" w:cs="Arial" w:eastAsia="Arial" w:hAnsi="Arial"/>
+                <w:b w:val="0"/>
+                <w:bCs w:val="0"/>
                 <w:color w:val="000000"/>
-                <w:sz w:val="27"/>
-                <w:szCs w:val="27"/>
+                <w:sz w:val="18"/>
+                <w:szCs w:val="18"/>
               </w:rPr>
             </w:pPr>
+            <w:bookmarkStart w:colFirst="0" w:colLast="0" w:name="_heading=h.zhnf404eltyw" w:id="1"/>
+            <w:bookmarkEnd w:id="1"/>
             <w:r>
               <w:rPr>
-                <w:rFonts w:ascii="Cambria" w:cs="Cambria" w:eastAsia="Cambria" w:hAnsi="Cambria"/>
+                <w:rFonts w:ascii="Arial" w:cs="Arial" w:eastAsia="Arial" w:hAnsi="Arial"/>
+                <w:b w:val="0"/>
+                <w:bCs w:val="0"/>
                 <w:color w:val="000000"/>
-                <w:sz w:val="19"/>
-                <w:szCs w:val="19"/>
-                <w:rtl w:val="0"/>
-              </w:rPr>
-              <w:t xml:space="preserve">Tax Consulting</w:t>
-            </w:r>
-            <w:r>
-              <w:rPr>
-                <w:rtl w:val="0"/>
-              </w:rPr>
-            </w:r>
-          </w:p>
-        </w:tc>
-      </w:tr>
-      <w:tr>
-        <w:trPr>
-          <w:cantSplit w:val="0"/>
-          <w:trHeight w:val="199" w:hRule="atLeast"/>
-          <w:tblHeader w:val="0"/>
-        </w:trPr>
-        <w:tc>
-          <w:tcPr>
-            <w:vMerge w:val="restart"/>
-            <w:tcBorders>
-              <w:top w:color="000000" w:space="0" w:sz="4" w:val="single"/>
-              <w:left w:color="000000" w:space="0" w:sz="4" w:val="single"/>
-              <w:bottom w:color="000000" w:space="0" w:sz="4" w:val="single"/>
-              <w:right w:color="000000" w:space="0" w:sz="4" w:val="single"/>
-            </w:tcBorders>
-            <w:shd w:fill="ffffff" w:val="clear"/>
-          </w:tcPr>
-          <w:p>
-            <w:pPr>
-              <w:spacing w:after="0" w:line="240" w:lineRule="auto"/>
-              <w:rPr>
-                <w:rFonts w:ascii="Quattrocento Sans" w:cs="Quattrocento Sans" w:eastAsia="Quattrocento Sans" w:hAnsi="Quattrocento Sans"/>
-                <w:color w:val="000000"/>
-                <w:sz w:val="27"/>
-                <w:szCs w:val="27"/>
-              </w:rPr>
-            </w:pPr>
-            <w:r>
-              <w:rPr>
-                <w:rFonts w:ascii="Cambria" w:cs="Cambria" w:eastAsia="Cambria" w:hAnsi="Cambria"/>
-                <w:color w:val="000000"/>
-                <w:sz w:val="19"/>
-                <w:szCs w:val="19"/>
-                <w:rtl w:val="0"/>
-              </w:rPr>
-              <w:t xml:space="preserve">PT Mangkubumi Utama Sejahtera</w:t>
-            </w:r>
-            <w:r>
-              <w:rPr>
-                <w:rtl w:val="0"/>
-              </w:rPr>
-            </w:r>
-          </w:p>
-        </w:tc>
-        <w:tc>
-          <w:tcPr>
-            <w:tcBorders>
-              <w:top w:color="000000" w:space="0" w:sz="4" w:val="single"/>
-              <w:left w:color="000000" w:space="0" w:sz="4" w:val="single"/>
-              <w:bottom w:color="000000" w:space="0" w:sz="4" w:val="single"/>
-              <w:right w:color="000000" w:space="0" w:sz="4" w:val="single"/>
-            </w:tcBorders>
-            <w:shd w:fill="ffffff" w:val="clear"/>
-          </w:tcPr>
-          <w:p>
-            <w:pPr>
-              <w:spacing w:after="0" w:line="240" w:lineRule="auto"/>
-              <w:rPr>
-                <w:rFonts w:ascii="Quattrocento Sans" w:cs="Quattrocento Sans" w:eastAsia="Quattrocento Sans" w:hAnsi="Quattrocento Sans"/>
-                <w:color w:val="000000"/>
-                <w:sz w:val="27"/>
-                <w:szCs w:val="27"/>
-              </w:rPr>
-            </w:pPr>
-            <w:r>
-              <w:rPr>
-                <w:rFonts w:ascii="Cambria" w:cs="Cambria" w:eastAsia="Cambria" w:hAnsi="Cambria"/>
-                <w:color w:val="000000"/>
-                <w:sz w:val="19"/>
-                <w:szCs w:val="19"/>
-                <w:rtl w:val="0"/>
-              </w:rPr>
-              <w:t xml:space="preserve">Labour Service &amp; Security</w:t>
-            </w:r>
-            <w:r>
-              <w:rPr>
-                <w:rtl w:val="0"/>
-              </w:rPr>
-            </w:r>
-          </w:p>
-        </w:tc>
-      </w:tr>
-      <w:tr>
-        <w:trPr>
-          <w:cantSplit w:val="0"/>
-          <w:trHeight w:val="131" w:hRule="atLeast"/>
-          <w:tblHeader w:val="0"/>
-        </w:trPr>
-        <w:tc>
-          <w:tcPr>
-            <w:vMerge w:val="continue"/>
-            <w:tcBorders>
-              <w:top w:color="000000" w:space="0" w:sz="4" w:val="single"/>
-              <w:left w:color="000000" w:space="0" w:sz="4" w:val="single"/>
-              <w:bottom w:color="000000" w:space="0" w:sz="4" w:val="single"/>
-              <w:right w:color="000000" w:space="0" w:sz="4" w:val="single"/>
-            </w:tcBorders>
-            <w:shd w:fill="ffffff" w:val="clear"/>
-          </w:tcPr>
-          <w:p>
-            <w:pPr>
-              <w:keepNext w:val="0"/>
-              <w:keepLines w:val="0"/>
-              <w:pageBreakBefore w:val="0"/>
-              <w:widowControl w:val="0"/>
-              <w:pBdr>
-                <w:top w:space="0" w:sz="0" w:val="nil"/>
-                <w:left w:space="0" w:sz="0" w:val="nil"/>
-                <w:bottom w:space="0" w:sz="0" w:val="nil"/>
-                <w:right w:space="0" w:sz="0" w:val="nil"/>
-                <w:between w:space="0" w:sz="0" w:val="nil"/>
-              </w:pBdr>
-              <w:shd w:fill="auto" w:val="clear"/>
-              <w:spacing w:after="0" w:before="0" w:line="276" w:lineRule="auto"/>
-              <w:ind w:left="0" w:right="0" w:firstLine="0"/>
-              <w:jc w:val="left"/>
-              <w:rPr>
-                <w:rFonts w:ascii="Quattrocento Sans" w:cs="Quattrocento Sans" w:eastAsia="Quattrocento Sans" w:hAnsi="Quattrocento Sans"/>
-                <w:color w:val="000000"/>
-                <w:sz w:val="27"/>
-                <w:szCs w:val="27"/>
-              </w:rPr>
-            </w:pPr>
-            <w:r>
-              <w:rPr>
-                <w:rtl w:val="0"/>
-              </w:rPr>
-            </w:r>
-          </w:p>
-        </w:tc>
-        <w:tc>
-          <w:tcPr>
-            <w:tcBorders>
-              <w:top w:color="000000" w:space="0" w:sz="4" w:val="single"/>
-              <w:left w:color="000000" w:space="0" w:sz="4" w:val="single"/>
-              <w:bottom w:color="000000" w:space="0" w:sz="4" w:val="single"/>
-              <w:right w:color="000000" w:space="0" w:sz="4" w:val="single"/>
-            </w:tcBorders>
-            <w:shd w:fill="ffffff" w:val="clear"/>
-          </w:tcPr>
-          <w:p>
-            <w:pPr>
-              <w:spacing w:after="0" w:line="240" w:lineRule="auto"/>
-              <w:rPr>
-                <w:rFonts w:ascii="Quattrocento Sans" w:cs="Quattrocento Sans" w:eastAsia="Quattrocento Sans" w:hAnsi="Quattrocento Sans"/>
-                <w:color w:val="000000"/>
-                <w:sz w:val="27"/>
-                <w:szCs w:val="27"/>
-              </w:rPr>
-            </w:pPr>
-            <w:r>
-              <w:rPr>
-                <w:rFonts w:ascii="Cambria" w:cs="Cambria" w:eastAsia="Cambria" w:hAnsi="Cambria"/>
-                <w:color w:val="000000"/>
-                <w:sz w:val="19"/>
-                <w:szCs w:val="19"/>
-                <w:rtl w:val="0"/>
-              </w:rPr>
-              <w:t xml:space="preserve">Tax Consulting</w:t>
-            </w:r>
-            <w:r>
-              <w:rPr>
-                <w:rtl w:val="0"/>
-              </w:rPr>
-            </w:r>
-          </w:p>
-        </w:tc>
-      </w:tr>
-      <w:tr>
-        <w:trPr>
-          <w:cantSplit w:val="0"/>
-          <w:trHeight w:val="209" w:hRule="atLeast"/>
-          <w:tblHeader w:val="0"/>
-        </w:trPr>
-        <w:tc>
-          <w:tcPr>
-            <w:vMerge w:val="restart"/>
-            <w:tcBorders>
-              <w:top w:color="000000" w:space="0" w:sz="4" w:val="single"/>
-              <w:left w:color="000000" w:space="0" w:sz="4" w:val="single"/>
-              <w:bottom w:color="000000" w:space="0" w:sz="4" w:val="single"/>
-              <w:right w:color="000000" w:space="0" w:sz="4" w:val="single"/>
-            </w:tcBorders>
-            <w:shd w:fill="ffffff" w:val="clear"/>
-          </w:tcPr>
-          <w:p>
-            <w:pPr>
-              <w:spacing w:after="0" w:line="240" w:lineRule="auto"/>
-              <w:rPr>
-                <w:rFonts w:ascii="Quattrocento Sans" w:cs="Quattrocento Sans" w:eastAsia="Quattrocento Sans" w:hAnsi="Quattrocento Sans"/>
-                <w:color w:val="000000"/>
-                <w:sz w:val="27"/>
-                <w:szCs w:val="27"/>
-              </w:rPr>
-            </w:pPr>
-            <w:r>
-              <w:rPr>
-                <w:rFonts w:ascii="Cambria" w:cs="Cambria" w:eastAsia="Cambria" w:hAnsi="Cambria"/>
-                <w:color w:val="000000"/>
-                <w:sz w:val="19"/>
-                <w:szCs w:val="19"/>
-                <w:rtl w:val="0"/>
-              </w:rPr>
-              <w:t xml:space="preserve">PT Byakta Loka Hijau Kirana</w:t>
-            </w:r>
-            <w:r>
-              <w:rPr>
-                <w:rtl w:val="0"/>
-              </w:rPr>
-            </w:r>
-          </w:p>
-        </w:tc>
-        <w:tc>
-          <w:tcPr>
-            <w:tcBorders>
-              <w:top w:color="000000" w:space="0" w:sz="4" w:val="single"/>
-              <w:left w:color="000000" w:space="0" w:sz="4" w:val="single"/>
-              <w:bottom w:color="000000" w:space="0" w:sz="4" w:val="single"/>
-              <w:right w:color="000000" w:space="0" w:sz="4" w:val="single"/>
-            </w:tcBorders>
-            <w:shd w:fill="ffffff" w:val="clear"/>
-          </w:tcPr>
-          <w:p>
-            <w:pPr>
-              <w:spacing w:after="0" w:line="240" w:lineRule="auto"/>
-              <w:rPr>
-                <w:rFonts w:ascii="Quattrocento Sans" w:cs="Quattrocento Sans" w:eastAsia="Quattrocento Sans" w:hAnsi="Quattrocento Sans"/>
-                <w:color w:val="000000"/>
-                <w:sz w:val="27"/>
-                <w:szCs w:val="27"/>
-              </w:rPr>
-            </w:pPr>
-            <w:r>
-              <w:rPr>
-                <w:rFonts w:ascii="Cambria" w:cs="Cambria" w:eastAsia="Cambria" w:hAnsi="Cambria"/>
-                <w:color w:val="000000"/>
-                <w:sz w:val="19"/>
-                <w:szCs w:val="19"/>
-                <w:rtl w:val="0"/>
-              </w:rPr>
-              <w:t xml:space="preserve">Labour Service &amp; Security</w:t>
-            </w:r>
-            <w:r>
-              <w:rPr>
-                <w:rtl w:val="0"/>
-              </w:rPr>
-            </w:r>
-          </w:p>
-        </w:tc>
-      </w:tr>
-      <w:tr>
-        <w:trPr>
-          <w:cantSplit w:val="0"/>
-          <w:trHeight w:val="131" w:hRule="atLeast"/>
-          <w:tblHeader w:val="0"/>
-        </w:trPr>
-        <w:tc>
-          <w:tcPr>
-            <w:vMerge w:val="continue"/>
-            <w:tcBorders>
-              <w:top w:color="000000" w:space="0" w:sz="4" w:val="single"/>
-              <w:left w:color="000000" w:space="0" w:sz="4" w:val="single"/>
-              <w:bottom w:color="000000" w:space="0" w:sz="4" w:val="single"/>
-              <w:right w:color="000000" w:space="0" w:sz="4" w:val="single"/>
-            </w:tcBorders>
-            <w:shd w:fill="ffffff" w:val="clear"/>
-          </w:tcPr>
-          <w:p>
-            <w:pPr>
-              <w:keepNext w:val="0"/>
-              <w:keepLines w:val="0"/>
-              <w:pageBreakBefore w:val="0"/>
-              <w:widowControl w:val="0"/>
-              <w:pBdr>
-                <w:top w:space="0" w:sz="0" w:val="nil"/>
-                <w:left w:space="0" w:sz="0" w:val="nil"/>
-                <w:bottom w:space="0" w:sz="0" w:val="nil"/>
-                <w:right w:space="0" w:sz="0" w:val="nil"/>
-                <w:between w:space="0" w:sz="0" w:val="nil"/>
-              </w:pBdr>
-              <w:shd w:fill="auto" w:val="clear"/>
-              <w:spacing w:after="0" w:before="0" w:line="276" w:lineRule="auto"/>
-              <w:ind w:left="0" w:right="0" w:firstLine="0"/>
-              <w:jc w:val="left"/>
-              <w:rPr>
-                <w:rFonts w:ascii="Quattrocento Sans" w:cs="Quattrocento Sans" w:eastAsia="Quattrocento Sans" w:hAnsi="Quattrocento Sans"/>
-                <w:color w:val="000000"/>
-                <w:sz w:val="27"/>
-                <w:szCs w:val="27"/>
-              </w:rPr>
-            </w:pPr>
-            <w:r>
-              <w:rPr>
-                <w:rtl w:val="0"/>
-              </w:rPr>
-            </w:r>
-          </w:p>
-        </w:tc>
-        <w:tc>
-          <w:tcPr>
-            <w:tcBorders>
-              <w:top w:color="000000" w:space="0" w:sz="4" w:val="single"/>
-              <w:left w:color="000000" w:space="0" w:sz="4" w:val="single"/>
-              <w:bottom w:color="000000" w:space="0" w:sz="4" w:val="single"/>
-              <w:right w:color="000000" w:space="0" w:sz="4" w:val="single"/>
-            </w:tcBorders>
-            <w:shd w:fill="ffffff" w:val="clear"/>
-          </w:tcPr>
-          <w:p>
-            <w:pPr>
-              <w:spacing w:after="0" w:line="240" w:lineRule="auto"/>
-              <w:rPr>
-                <w:rFonts w:ascii="Quattrocento Sans" w:cs="Quattrocento Sans" w:eastAsia="Quattrocento Sans" w:hAnsi="Quattrocento Sans"/>
-                <w:color w:val="000000"/>
-                <w:sz w:val="27"/>
-                <w:szCs w:val="27"/>
-              </w:rPr>
-            </w:pPr>
-            <w:r>
-              <w:rPr>
-                <w:rFonts w:ascii="Cambria" w:cs="Cambria" w:eastAsia="Cambria" w:hAnsi="Cambria"/>
-                <w:color w:val="000000"/>
-                <w:sz w:val="19"/>
-                <w:szCs w:val="19"/>
-                <w:rtl w:val="0"/>
-              </w:rPr>
-              <w:t xml:space="preserve">Tax Consulting</w:t>
-            </w:r>
-            <w:r>
-              <w:rPr>
-                <w:rtl w:val="0"/>
-              </w:rPr>
-            </w:r>
-          </w:p>
-        </w:tc>
-      </w:tr>
-      <w:tr>
-        <w:trPr>
-          <w:cantSplit w:val="0"/>
-          <w:trHeight w:val="209" w:hRule="atLeast"/>
-          <w:tblHeader w:val="0"/>
-        </w:trPr>
-        <w:tc>
-          <w:tcPr>
-            <w:vMerge w:val="restart"/>
-            <w:tcBorders>
-              <w:top w:color="000000" w:space="0" w:sz="4" w:val="single"/>
-              <w:left w:color="000000" w:space="0" w:sz="4" w:val="single"/>
-              <w:bottom w:color="000000" w:space="0" w:sz="4" w:val="single"/>
-              <w:right w:color="000000" w:space="0" w:sz="4" w:val="single"/>
-            </w:tcBorders>
-            <w:shd w:fill="ffffff" w:val="clear"/>
-          </w:tcPr>
-          <w:p>
-            <w:pPr>
-              <w:spacing w:after="0" w:line="240" w:lineRule="auto"/>
-              <w:rPr>
-                <w:rFonts w:ascii="Quattrocento Sans" w:cs="Quattrocento Sans" w:eastAsia="Quattrocento Sans" w:hAnsi="Quattrocento Sans"/>
-                <w:color w:val="000000"/>
-                <w:sz w:val="27"/>
-                <w:szCs w:val="27"/>
-              </w:rPr>
-            </w:pPr>
-            <w:r>
-              <w:rPr>
-                <w:rFonts w:ascii="Cambria" w:cs="Cambria" w:eastAsia="Cambria" w:hAnsi="Cambria"/>
-                <w:color w:val="000000"/>
-                <w:sz w:val="19"/>
-                <w:szCs w:val="19"/>
-                <w:rtl w:val="0"/>
-              </w:rPr>
-              <w:t xml:space="preserve">PT CJ Feed and Care Indonesia</w:t>
-            </w:r>
-            <w:r>
-              <w:rPr>
-                <w:rtl w:val="0"/>
-              </w:rPr>
-            </w:r>
-          </w:p>
-        </w:tc>
-        <w:tc>
-          <w:tcPr>
-            <w:tcBorders>
-              <w:top w:color="000000" w:space="0" w:sz="4" w:val="single"/>
-              <w:left w:color="000000" w:space="0" w:sz="4" w:val="single"/>
-              <w:bottom w:color="000000" w:space="0" w:sz="4" w:val="single"/>
-              <w:right w:color="000000" w:space="0" w:sz="4" w:val="single"/>
-            </w:tcBorders>
-            <w:shd w:fill="ffffff" w:val="clear"/>
-          </w:tcPr>
-          <w:p>
-            <w:pPr>
-              <w:spacing w:after="0" w:line="240" w:lineRule="auto"/>
-              <w:rPr>
-                <w:rFonts w:ascii="Quattrocento Sans" w:cs="Quattrocento Sans" w:eastAsia="Quattrocento Sans" w:hAnsi="Quattrocento Sans"/>
-                <w:color w:val="000000"/>
-                <w:sz w:val="27"/>
-                <w:szCs w:val="27"/>
-              </w:rPr>
-            </w:pPr>
-            <w:r>
-              <w:rPr>
-                <w:rFonts w:ascii="Cambria" w:cs="Cambria" w:eastAsia="Cambria" w:hAnsi="Cambria"/>
-                <w:color w:val="000000"/>
-                <w:sz w:val="19"/>
-                <w:szCs w:val="19"/>
+                <w:sz w:val="18"/>
+                <w:szCs w:val="18"/>
                 <w:rtl w:val="0"/>
               </w:rPr>
               <w:t xml:space="preserve">AR Management Service</w:t>
-            </w:r>
-            <w:r>
-              <w:rPr>
-                <w:rtl w:val="0"/>
-              </w:rPr>
-            </w:r>
-          </w:p>
-        </w:tc>
-      </w:tr>
-      <w:tr>
-        <w:trPr>
-          <w:cantSplit w:val="0"/>
-          <w:trHeight w:val="131" w:hRule="atLeast"/>
-          <w:tblHeader w:val="0"/>
-        </w:trPr>
-        <w:tc>
-          <w:tcPr>
-            <w:vMerge w:val="continue"/>
-            <w:tcBorders>
-              <w:top w:color="000000" w:space="0" w:sz="4" w:val="single"/>
-              <w:left w:color="000000" w:space="0" w:sz="4" w:val="single"/>
-              <w:bottom w:color="000000" w:space="0" w:sz="4" w:val="single"/>
-              <w:right w:color="000000" w:space="0" w:sz="4" w:val="single"/>
-            </w:tcBorders>
-            <w:shd w:fill="ffffff" w:val="clear"/>
-          </w:tcPr>
-          <w:p>
-            <w:pPr>
-              <w:keepNext w:val="0"/>
-              <w:keepLines w:val="0"/>
-              <w:pageBreakBefore w:val="0"/>
-              <w:widowControl w:val="0"/>
-              <w:pBdr>
-                <w:top w:space="0" w:sz="0" w:val="nil"/>
-                <w:left w:space="0" w:sz="0" w:val="nil"/>
-                <w:bottom w:space="0" w:sz="0" w:val="nil"/>
-                <w:right w:space="0" w:sz="0" w:val="nil"/>
-                <w:between w:space="0" w:sz="0" w:val="nil"/>
-              </w:pBdr>
-              <w:shd w:fill="auto" w:val="clear"/>
-              <w:spacing w:after="0" w:before="0" w:line="276" w:lineRule="auto"/>
-              <w:ind w:left="0" w:right="0" w:firstLine="0"/>
-              <w:jc w:val="left"/>
-              <w:rPr>
-                <w:rFonts w:ascii="Quattrocento Sans" w:cs="Quattrocento Sans" w:eastAsia="Quattrocento Sans" w:hAnsi="Quattrocento Sans"/>
-                <w:color w:val="000000"/>
-                <w:sz w:val="27"/>
-                <w:szCs w:val="27"/>
-              </w:rPr>
-            </w:pPr>
-            <w:r>
-              <w:rPr>
-                <w:rtl w:val="0"/>
-              </w:rPr>
-            </w:r>
-          </w:p>
-        </w:tc>
-        <w:tc>
-          <w:tcPr>
-            <w:tcBorders>
-              <w:top w:color="000000" w:space="0" w:sz="4" w:val="single"/>
-              <w:left w:color="000000" w:space="0" w:sz="4" w:val="single"/>
-              <w:bottom w:color="000000" w:space="0" w:sz="4" w:val="single"/>
-              <w:right w:color="000000" w:space="0" w:sz="4" w:val="single"/>
-            </w:tcBorders>
-            <w:shd w:fill="ffffff" w:val="clear"/>
-          </w:tcPr>
-          <w:p>
-            <w:pPr>
-              <w:spacing w:after="0" w:line="240" w:lineRule="auto"/>
-              <w:rPr>
-                <w:rFonts w:ascii="Quattrocento Sans" w:cs="Quattrocento Sans" w:eastAsia="Quattrocento Sans" w:hAnsi="Quattrocento Sans"/>
-                <w:color w:val="000000"/>
-                <w:sz w:val="27"/>
-                <w:szCs w:val="27"/>
-              </w:rPr>
-            </w:pPr>
-            <w:r>
-              <w:rPr>
-                <w:rFonts w:ascii="Cambria" w:cs="Cambria" w:eastAsia="Cambria" w:hAnsi="Cambria"/>
-                <w:color w:val="000000"/>
-                <w:sz w:val="19"/>
-                <w:szCs w:val="19"/>
-                <w:rtl w:val="0"/>
-              </w:rPr>
-              <w:t xml:space="preserve">Compliance Audit</w:t>
-            </w:r>
-            <w:r>
-              <w:rPr>
-                <w:rtl w:val="0"/>
-              </w:rPr>
-            </w:r>
-          </w:p>
-        </w:tc>
-      </w:tr>
-      <w:tr>
-        <w:trPr>
-          <w:cantSplit w:val="0"/>
-          <w:trHeight w:val="199" w:hRule="atLeast"/>
-          <w:tblHeader w:val="0"/>
-        </w:trPr>
-        <w:tc>
-          <w:tcPr>
-            <w:tcBorders>
-              <w:top w:color="000000" w:space="0" w:sz="4" w:val="single"/>
-              <w:left w:color="000000" w:space="0" w:sz="4" w:val="single"/>
-              <w:bottom w:color="000000" w:space="0" w:sz="4" w:val="single"/>
-              <w:right w:color="000000" w:space="0" w:sz="4" w:val="single"/>
-            </w:tcBorders>
-            <w:shd w:fill="ffffff" w:val="clear"/>
-          </w:tcPr>
-          <w:p>
-            <w:pPr>
-              <w:spacing w:after="0" w:line="240" w:lineRule="auto"/>
-              <w:rPr>
-                <w:rFonts w:ascii="Quattrocento Sans" w:cs="Quattrocento Sans" w:eastAsia="Quattrocento Sans" w:hAnsi="Quattrocento Sans"/>
-                <w:color w:val="000000"/>
-                <w:sz w:val="27"/>
-                <w:szCs w:val="27"/>
-              </w:rPr>
-            </w:pPr>
-            <w:r>
-              <w:rPr>
-                <w:rFonts w:ascii="Cambria" w:cs="Cambria" w:eastAsia="Cambria" w:hAnsi="Cambria"/>
-                <w:color w:val="000000"/>
-                <w:sz w:val="19"/>
-                <w:szCs w:val="19"/>
-                <w:rtl w:val="0"/>
-              </w:rPr>
-              <w:t xml:space="preserve">PT Cheil Jedang Feed Kalimantan</w:t>
-            </w:r>
-            <w:r>
-              <w:rPr>
-                <w:rtl w:val="0"/>
-              </w:rPr>
-            </w:r>
-          </w:p>
-        </w:tc>
-        <w:tc>
-          <w:tcPr>
-            <w:tcBorders>
-              <w:top w:color="000000" w:space="0" w:sz="4" w:val="single"/>
-              <w:left w:color="000000" w:space="0" w:sz="4" w:val="single"/>
-              <w:bottom w:color="000000" w:space="0" w:sz="4" w:val="single"/>
-              <w:right w:color="000000" w:space="0" w:sz="4" w:val="single"/>
-            </w:tcBorders>
-            <w:shd w:fill="ffffff" w:val="clear"/>
-          </w:tcPr>
-          <w:p>
-            <w:pPr>
-              <w:spacing w:after="0" w:line="240" w:lineRule="auto"/>
-              <w:rPr>
-                <w:rFonts w:ascii="Quattrocento Sans" w:cs="Quattrocento Sans" w:eastAsia="Quattrocento Sans" w:hAnsi="Quattrocento Sans"/>
-                <w:color w:val="000000"/>
-                <w:sz w:val="27"/>
-                <w:szCs w:val="27"/>
-              </w:rPr>
-            </w:pPr>
-            <w:r>
-              <w:rPr>
-                <w:rFonts w:ascii="Cambria" w:cs="Cambria" w:eastAsia="Cambria" w:hAnsi="Cambria"/>
-                <w:color w:val="000000"/>
-                <w:sz w:val="19"/>
-                <w:szCs w:val="19"/>
-                <w:rtl w:val="0"/>
-              </w:rPr>
-              <w:t xml:space="preserve">AR Management Service</w:t>
-            </w:r>
-            <w:r>
-              <w:rPr>
-                <w:rtl w:val="0"/>
-              </w:rPr>
-            </w:r>
-          </w:p>
-        </w:tc>
-      </w:tr>
-      <w:tr>
-        <w:trPr>
-          <w:cantSplit w:val="0"/>
-          <w:trHeight w:val="209" w:hRule="atLeast"/>
-          <w:tblHeader w:val="0"/>
-        </w:trPr>
-        <w:tc>
-          <w:tcPr>
-            <w:tcBorders>
-              <w:top w:color="000000" w:space="0" w:sz="4" w:val="single"/>
-              <w:left w:color="000000" w:space="0" w:sz="4" w:val="single"/>
-              <w:bottom w:color="000000" w:space="0" w:sz="4" w:val="single"/>
-              <w:right w:color="000000" w:space="0" w:sz="4" w:val="single"/>
-            </w:tcBorders>
-            <w:shd w:fill="ffffff" w:val="clear"/>
-          </w:tcPr>
-          <w:p>
-            <w:pPr>
-              <w:spacing w:after="0" w:line="240" w:lineRule="auto"/>
-              <w:rPr>
-                <w:rFonts w:ascii="Quattrocento Sans" w:cs="Quattrocento Sans" w:eastAsia="Quattrocento Sans" w:hAnsi="Quattrocento Sans"/>
-                <w:color w:val="000000"/>
-                <w:sz w:val="27"/>
-                <w:szCs w:val="27"/>
-              </w:rPr>
-            </w:pPr>
-            <w:r>
-              <w:rPr>
-                <w:rFonts w:ascii="Cambria" w:cs="Cambria" w:eastAsia="Cambria" w:hAnsi="Cambria"/>
-                <w:color w:val="000000"/>
-                <w:sz w:val="19"/>
-                <w:szCs w:val="19"/>
-                <w:rtl w:val="0"/>
-              </w:rPr>
-              <w:t xml:space="preserve">PT Cheil Jedang Superfeed Serang</w:t>
-            </w:r>
-            <w:r>
-              <w:rPr>
-                <w:rtl w:val="0"/>
-              </w:rPr>
-            </w:r>
-          </w:p>
-        </w:tc>
-        <w:tc>
-          <w:tcPr>
-            <w:tcBorders>
-              <w:top w:color="000000" w:space="0" w:sz="4" w:val="single"/>
-              <w:left w:color="000000" w:space="0" w:sz="4" w:val="single"/>
-              <w:bottom w:color="000000" w:space="0" w:sz="4" w:val="single"/>
-              <w:right w:color="000000" w:space="0" w:sz="4" w:val="single"/>
-            </w:tcBorders>
-            <w:shd w:fill="ffffff" w:val="clear"/>
-          </w:tcPr>
-          <w:p>
-            <w:pPr>
-              <w:spacing w:after="0" w:line="240" w:lineRule="auto"/>
-              <w:rPr>
-                <w:rFonts w:ascii="Quattrocento Sans" w:cs="Quattrocento Sans" w:eastAsia="Quattrocento Sans" w:hAnsi="Quattrocento Sans"/>
-                <w:color w:val="000000"/>
-                <w:sz w:val="27"/>
-                <w:szCs w:val="27"/>
-              </w:rPr>
-            </w:pPr>
-            <w:r>
-              <w:rPr>
-                <w:rFonts w:ascii="Cambria" w:cs="Cambria" w:eastAsia="Cambria" w:hAnsi="Cambria"/>
-                <w:color w:val="000000"/>
-                <w:sz w:val="19"/>
-                <w:szCs w:val="19"/>
-                <w:rtl w:val="0"/>
-              </w:rPr>
-              <w:t xml:space="preserve">AR Management Service</w:t>
-            </w:r>
-            <w:r>
-              <w:rPr>
-                <w:rtl w:val="0"/>
-              </w:rPr>
-            </w:r>
-          </w:p>
-        </w:tc>
-      </w:tr>
-      <w:tr>
-        <w:trPr>
-          <w:cantSplit w:val="0"/>
-          <w:trHeight w:val="199" w:hRule="atLeast"/>
-          <w:tblHeader w:val="0"/>
-        </w:trPr>
-        <w:tc>
-          <w:tcPr>
-            <w:tcBorders>
-              <w:top w:color="000000" w:space="0" w:sz="4" w:val="single"/>
-              <w:left w:color="000000" w:space="0" w:sz="4" w:val="single"/>
-              <w:bottom w:color="000000" w:space="0" w:sz="4" w:val="single"/>
-              <w:right w:color="000000" w:space="0" w:sz="4" w:val="single"/>
-            </w:tcBorders>
-            <w:shd w:fill="ffffff" w:val="clear"/>
-          </w:tcPr>
-          <w:p>
-            <w:pPr>
-              <w:spacing w:after="0" w:line="240" w:lineRule="auto"/>
-              <w:rPr>
-                <w:rFonts w:ascii="Quattrocento Sans" w:cs="Quattrocento Sans" w:eastAsia="Quattrocento Sans" w:hAnsi="Quattrocento Sans"/>
-                <w:color w:val="000000"/>
-                <w:sz w:val="27"/>
-                <w:szCs w:val="27"/>
-              </w:rPr>
-            </w:pPr>
-            <w:r>
-              <w:rPr>
-                <w:rFonts w:ascii="Cambria" w:cs="Cambria" w:eastAsia="Cambria" w:hAnsi="Cambria"/>
-                <w:color w:val="000000"/>
-                <w:sz w:val="19"/>
-                <w:szCs w:val="19"/>
-                <w:rtl w:val="0"/>
-              </w:rPr>
-              <w:t xml:space="preserve">PT CJ Cheil Jedang Feed Lampung</w:t>
-            </w:r>
-            <w:r>
-              <w:rPr>
-                <w:rtl w:val="0"/>
-              </w:rPr>
-            </w:r>
-          </w:p>
-        </w:tc>
-        <w:tc>
-          <w:tcPr>
-            <w:tcBorders>
-              <w:top w:color="000000" w:space="0" w:sz="4" w:val="single"/>
-              <w:left w:color="000000" w:space="0" w:sz="4" w:val="single"/>
-              <w:bottom w:color="000000" w:space="0" w:sz="4" w:val="single"/>
-              <w:right w:color="000000" w:space="0" w:sz="4" w:val="single"/>
-            </w:tcBorders>
-            <w:shd w:fill="ffffff" w:val="clear"/>
-          </w:tcPr>
-          <w:p>
-            <w:pPr>
-              <w:spacing w:after="0" w:line="240" w:lineRule="auto"/>
-              <w:rPr>
-                <w:rFonts w:ascii="Quattrocento Sans" w:cs="Quattrocento Sans" w:eastAsia="Quattrocento Sans" w:hAnsi="Quattrocento Sans"/>
-                <w:color w:val="000000"/>
-                <w:sz w:val="27"/>
-                <w:szCs w:val="27"/>
-              </w:rPr>
-            </w:pPr>
-            <w:r>
-              <w:rPr>
-                <w:rFonts w:ascii="Cambria" w:cs="Cambria" w:eastAsia="Cambria" w:hAnsi="Cambria"/>
-                <w:color w:val="000000"/>
-                <w:sz w:val="19"/>
-                <w:szCs w:val="19"/>
-                <w:rtl w:val="0"/>
-              </w:rPr>
-              <w:t xml:space="preserve">AR Management Service</w:t>
-            </w:r>
-            <w:r>
-              <w:rPr>
-                <w:rtl w:val="0"/>
-              </w:rPr>
-            </w:r>
-          </w:p>
-        </w:tc>
-      </w:tr>
-      <w:tr>
-        <w:trPr>
-          <w:cantSplit w:val="0"/>
-          <w:trHeight w:val="199" w:hRule="atLeast"/>
-          <w:tblHeader w:val="0"/>
-        </w:trPr>
-        <w:tc>
-          <w:tcPr>
-            <w:tcBorders>
-              <w:top w:color="000000" w:space="0" w:sz="4" w:val="single"/>
-              <w:left w:color="000000" w:space="0" w:sz="4" w:val="single"/>
-              <w:bottom w:color="000000" w:space="0" w:sz="4" w:val="single"/>
-              <w:right w:color="000000" w:space="0" w:sz="4" w:val="single"/>
-            </w:tcBorders>
-            <w:shd w:fill="ffffff" w:val="clear"/>
-          </w:tcPr>
-          <w:p>
-            <w:pPr>
-              <w:spacing w:after="0" w:line="240" w:lineRule="auto"/>
-              <w:rPr>
-                <w:rFonts w:ascii="Quattrocento Sans" w:cs="Quattrocento Sans" w:eastAsia="Quattrocento Sans" w:hAnsi="Quattrocento Sans"/>
-                <w:color w:val="000000"/>
-                <w:sz w:val="27"/>
-                <w:szCs w:val="27"/>
-              </w:rPr>
-            </w:pPr>
-            <w:r>
-              <w:rPr>
-                <w:rFonts w:ascii="Cambria" w:cs="Cambria" w:eastAsia="Cambria" w:hAnsi="Cambria"/>
-                <w:color w:val="000000"/>
-                <w:sz w:val="19"/>
-                <w:szCs w:val="19"/>
-                <w:rtl w:val="0"/>
-              </w:rPr>
-              <w:t xml:space="preserve">PT CJ Feed Jombang</w:t>
-            </w:r>
-            <w:r>
-              <w:rPr>
-                <w:rtl w:val="0"/>
-              </w:rPr>
-            </w:r>
-          </w:p>
-        </w:tc>
-        <w:tc>
-          <w:tcPr>
-            <w:tcBorders>
-              <w:top w:color="000000" w:space="0" w:sz="4" w:val="single"/>
-              <w:left w:color="000000" w:space="0" w:sz="4" w:val="single"/>
-              <w:bottom w:color="000000" w:space="0" w:sz="4" w:val="single"/>
-              <w:right w:color="000000" w:space="0" w:sz="4" w:val="single"/>
-            </w:tcBorders>
-            <w:shd w:fill="ffffff" w:val="clear"/>
-          </w:tcPr>
-          <w:p>
-            <w:pPr>
-              <w:spacing w:after="0" w:line="240" w:lineRule="auto"/>
-              <w:rPr>
-                <w:rFonts w:ascii="Quattrocento Sans" w:cs="Quattrocento Sans" w:eastAsia="Quattrocento Sans" w:hAnsi="Quattrocento Sans"/>
-                <w:color w:val="000000"/>
-                <w:sz w:val="27"/>
-                <w:szCs w:val="27"/>
-              </w:rPr>
-            </w:pPr>
-            <w:r>
-              <w:rPr>
-                <w:rFonts w:ascii="Cambria" w:cs="Cambria" w:eastAsia="Cambria" w:hAnsi="Cambria"/>
-                <w:color w:val="000000"/>
-                <w:sz w:val="19"/>
-                <w:szCs w:val="19"/>
-                <w:rtl w:val="0"/>
-              </w:rPr>
-              <w:t xml:space="preserve">AR Management Service</w:t>
-            </w:r>
-            <w:r>
-              <w:rPr>
-                <w:rtl w:val="0"/>
-              </w:rPr>
-            </w:r>
-          </w:p>
-        </w:tc>
-      </w:tr>
-      <w:tr>
-        <w:trPr>
-          <w:cantSplit w:val="0"/>
-          <w:trHeight w:val="209" w:hRule="atLeast"/>
-          <w:tblHeader w:val="0"/>
-        </w:trPr>
-        <w:tc>
-          <w:tcPr>
-            <w:tcBorders>
-              <w:top w:color="000000" w:space="0" w:sz="4" w:val="single"/>
-              <w:left w:color="000000" w:space="0" w:sz="4" w:val="single"/>
-              <w:bottom w:color="000000" w:space="0" w:sz="4" w:val="single"/>
-              <w:right w:color="000000" w:space="0" w:sz="4" w:val="single"/>
-            </w:tcBorders>
-            <w:shd w:fill="ffffff" w:val="clear"/>
-          </w:tcPr>
-          <w:p>
-            <w:pPr>
-              <w:spacing w:after="0" w:line="240" w:lineRule="auto"/>
-              <w:rPr>
-                <w:rFonts w:ascii="Quattrocento Sans" w:cs="Quattrocento Sans" w:eastAsia="Quattrocento Sans" w:hAnsi="Quattrocento Sans"/>
-                <w:color w:val="000000"/>
-                <w:sz w:val="27"/>
-                <w:szCs w:val="27"/>
-              </w:rPr>
-            </w:pPr>
-            <w:r>
-              <w:rPr>
-                <w:rFonts w:ascii="Cambria" w:cs="Cambria" w:eastAsia="Cambria" w:hAnsi="Cambria"/>
-                <w:color w:val="000000"/>
-                <w:sz w:val="19"/>
-                <w:szCs w:val="19"/>
-                <w:rtl w:val="0"/>
-              </w:rPr>
-              <w:t xml:space="preserve">PT CJ Feed Semarang</w:t>
-            </w:r>
-            <w:r>
-              <w:rPr>
-                <w:rtl w:val="0"/>
-              </w:rPr>
-            </w:r>
-          </w:p>
-        </w:tc>
-        <w:tc>
-          <w:tcPr>
-            <w:tcBorders>
-              <w:top w:color="000000" w:space="0" w:sz="4" w:val="single"/>
-              <w:left w:color="000000" w:space="0" w:sz="4" w:val="single"/>
-              <w:bottom w:color="000000" w:space="0" w:sz="4" w:val="single"/>
-              <w:right w:color="000000" w:space="0" w:sz="4" w:val="single"/>
-            </w:tcBorders>
-            <w:shd w:fill="ffffff" w:val="clear"/>
-          </w:tcPr>
-          <w:p>
-            <w:pPr>
-              <w:spacing w:after="0" w:line="240" w:lineRule="auto"/>
-              <w:rPr>
-                <w:rFonts w:ascii="Quattrocento Sans" w:cs="Quattrocento Sans" w:eastAsia="Quattrocento Sans" w:hAnsi="Quattrocento Sans"/>
-                <w:color w:val="000000"/>
-                <w:sz w:val="27"/>
-                <w:szCs w:val="27"/>
-              </w:rPr>
-            </w:pPr>
-            <w:r>
-              <w:rPr>
-                <w:rFonts w:ascii="Cambria" w:cs="Cambria" w:eastAsia="Cambria" w:hAnsi="Cambria"/>
-                <w:color w:val="000000"/>
-                <w:sz w:val="19"/>
-                <w:szCs w:val="19"/>
-                <w:rtl w:val="0"/>
-              </w:rPr>
-              <w:t xml:space="preserve">AR Management Service</w:t>
-            </w:r>
-            <w:r>
-              <w:rPr>
-                <w:rtl w:val="0"/>
-              </w:rPr>
-            </w:r>
-          </w:p>
-        </w:tc>
-      </w:tr>
-      <w:tr>
-        <w:trPr>
-          <w:cantSplit w:val="0"/>
-          <w:trHeight w:val="199" w:hRule="atLeast"/>
-          <w:tblHeader w:val="0"/>
-        </w:trPr>
-        <w:tc>
-          <w:tcPr>
-            <w:tcBorders>
-              <w:top w:color="000000" w:space="0" w:sz="4" w:val="single"/>
-              <w:left w:color="000000" w:space="0" w:sz="4" w:val="single"/>
-              <w:bottom w:color="000000" w:space="0" w:sz="4" w:val="single"/>
-              <w:right w:color="000000" w:space="0" w:sz="4" w:val="single"/>
-            </w:tcBorders>
-            <w:shd w:fill="ffffff" w:val="clear"/>
-          </w:tcPr>
-          <w:p>
-            <w:pPr>
-              <w:spacing w:after="0" w:line="240" w:lineRule="auto"/>
-              <w:rPr>
-                <w:rFonts w:ascii="Quattrocento Sans" w:cs="Quattrocento Sans" w:eastAsia="Quattrocento Sans" w:hAnsi="Quattrocento Sans"/>
-                <w:color w:val="000000"/>
-                <w:sz w:val="27"/>
-                <w:szCs w:val="27"/>
-              </w:rPr>
-            </w:pPr>
-            <w:r>
-              <w:rPr>
-                <w:rFonts w:ascii="Cambria" w:cs="Cambria" w:eastAsia="Cambria" w:hAnsi="Cambria"/>
-                <w:color w:val="000000"/>
-                <w:sz w:val="19"/>
-                <w:szCs w:val="19"/>
-                <w:rtl w:val="0"/>
-              </w:rPr>
-              <w:t xml:space="preserve">PT Sumber Agung</w:t>
-            </w:r>
-            <w:r>
-              <w:rPr>
-                <w:rtl w:val="0"/>
-              </w:rPr>
-            </w:r>
-          </w:p>
-        </w:tc>
-        <w:tc>
-          <w:tcPr>
-            <w:tcBorders>
-              <w:top w:color="000000" w:space="0" w:sz="4" w:val="single"/>
-              <w:left w:color="000000" w:space="0" w:sz="4" w:val="single"/>
-              <w:bottom w:color="000000" w:space="0" w:sz="4" w:val="single"/>
-              <w:right w:color="000000" w:space="0" w:sz="4" w:val="single"/>
-            </w:tcBorders>
-            <w:shd w:fill="ffffff" w:val="clear"/>
-          </w:tcPr>
-          <w:p>
-            <w:pPr>
-              <w:spacing w:after="0" w:line="240" w:lineRule="auto"/>
-              <w:rPr>
-                <w:rFonts w:ascii="Quattrocento Sans" w:cs="Quattrocento Sans" w:eastAsia="Quattrocento Sans" w:hAnsi="Quattrocento Sans"/>
-                <w:color w:val="000000"/>
-                <w:sz w:val="27"/>
-                <w:szCs w:val="27"/>
-              </w:rPr>
-            </w:pPr>
-            <w:r>
-              <w:rPr>
-                <w:rFonts w:ascii="Cambria" w:cs="Cambria" w:eastAsia="Cambria" w:hAnsi="Cambria"/>
-                <w:color w:val="000000"/>
-                <w:sz w:val="19"/>
-                <w:szCs w:val="19"/>
-                <w:rtl w:val="0"/>
-              </w:rPr>
-              <w:t xml:space="preserve">Tax Consulting</w:t>
-            </w:r>
-            <w:r>
-              <w:rPr>
-                <w:rtl w:val="0"/>
-              </w:rPr>
-            </w:r>
-          </w:p>
-        </w:tc>
-      </w:tr>
-      <w:tr>
-        <w:trPr>
-          <w:cantSplit w:val="0"/>
-          <w:trHeight w:val="199" w:hRule="atLeast"/>
-          <w:tblHeader w:val="0"/>
-        </w:trPr>
-        <w:tc>
-          <w:tcPr>
-            <w:tcBorders>
-              <w:top w:color="000000" w:space="0" w:sz="4" w:val="single"/>
-              <w:left w:color="000000" w:space="0" w:sz="4" w:val="single"/>
-              <w:bottom w:color="000000" w:space="0" w:sz="4" w:val="single"/>
-              <w:right w:color="000000" w:space="0" w:sz="4" w:val="single"/>
-            </w:tcBorders>
-            <w:shd w:fill="ffffff" w:val="clear"/>
-          </w:tcPr>
-          <w:p>
-            <w:pPr>
-              <w:spacing w:after="0" w:line="240" w:lineRule="auto"/>
-              <w:rPr>
-                <w:rFonts w:ascii="Quattrocento Sans" w:cs="Quattrocento Sans" w:eastAsia="Quattrocento Sans" w:hAnsi="Quattrocento Sans"/>
-                <w:color w:val="000000"/>
-                <w:sz w:val="27"/>
-                <w:szCs w:val="27"/>
-              </w:rPr>
-            </w:pPr>
-            <w:r>
-              <w:rPr>
-                <w:rFonts w:ascii="Cambria" w:cs="Cambria" w:eastAsia="Cambria" w:hAnsi="Cambria"/>
-                <w:color w:val="000000"/>
-                <w:sz w:val="19"/>
-                <w:szCs w:val="19"/>
-                <w:rtl w:val="0"/>
-              </w:rPr>
-              <w:t xml:space="preserve">PT Fajar Nasional Cipta</w:t>
-            </w:r>
-            <w:r>
-              <w:rPr>
-                <w:rtl w:val="0"/>
-              </w:rPr>
-            </w:r>
-          </w:p>
-        </w:tc>
-        <w:tc>
-          <w:tcPr>
-            <w:tcBorders>
-              <w:top w:color="000000" w:space="0" w:sz="4" w:val="single"/>
-              <w:left w:color="000000" w:space="0" w:sz="4" w:val="single"/>
-              <w:bottom w:color="000000" w:space="0" w:sz="4" w:val="single"/>
-              <w:right w:color="000000" w:space="0" w:sz="4" w:val="single"/>
-            </w:tcBorders>
-            <w:shd w:fill="ffffff" w:val="clear"/>
-          </w:tcPr>
-          <w:p>
-            <w:pPr>
-              <w:spacing w:after="0" w:line="240" w:lineRule="auto"/>
-              <w:rPr>
-                <w:rFonts w:ascii="Quattrocento Sans" w:cs="Quattrocento Sans" w:eastAsia="Quattrocento Sans" w:hAnsi="Quattrocento Sans"/>
-                <w:color w:val="000000"/>
-                <w:sz w:val="27"/>
-                <w:szCs w:val="27"/>
-              </w:rPr>
-            </w:pPr>
-            <w:r>
-              <w:rPr>
-                <w:rFonts w:ascii="Cambria" w:cs="Cambria" w:eastAsia="Cambria" w:hAnsi="Cambria"/>
-                <w:color w:val="000000"/>
-                <w:sz w:val="19"/>
-                <w:szCs w:val="19"/>
-                <w:rtl w:val="0"/>
-              </w:rPr>
-              <w:t xml:space="preserve">Product Counterfeiting</w:t>
-            </w:r>
-            <w:r>
-              <w:rPr>
-                <w:rtl w:val="0"/>
-              </w:rPr>
             </w:r>
           </w:p>
         </w:tc>
@@ -3971,66 +3335,6 @@
     </w:tbl>
     <w:p>
       <w:pPr>
-        <w:shd w:fill="ffffff" w:val="clear"/>
-        <w:spacing w:after="0" w:line="240" w:lineRule="auto"/>
-        <w:ind w:left="360" w:firstLine="0"/>
-        <w:rPr>
-          <w:rFonts w:ascii="Arial Rounded" w:cs="Arial Rounded" w:eastAsia="Arial Rounded" w:hAnsi="Arial Rounded"/>
-          <w:b w:val="1"/>
-          <w:bCs w:val="1"/>
-          <w:color w:val="000000"/>
-          <w:sz w:val="28"/>
-          <w:szCs w:val="28"/>
-        </w:rPr>
-      </w:pPr>
-      <w:r>
-        <w:rPr>
-          <w:rFonts w:ascii="Cambria" w:cs="Cambria" w:eastAsia="Cambria" w:hAnsi="Cambria"/>
-          <w:b w:val="1"/>
-          <w:bCs w:val="1"/>
-          <w:color w:val="000000"/>
-          <w:sz w:val="32"/>
-          <w:szCs w:val="32"/>
-          <w:rtl w:val="0"/>
-        </w:rPr>
-        <w:br w:type="textWrapping"/>
-      </w:r>
-      <w:r>
-        <w:rPr>
-          <w:rtl w:val="0"/>
-        </w:rPr>
-      </w:r>
-    </w:p>
-    <w:p>
-      <w:pPr>
-        <w:shd w:fill="ffffff" w:val="clear"/>
-        <w:spacing w:after="0" w:line="240" w:lineRule="auto"/>
-        <w:rPr>
-          <w:rFonts w:ascii="Quattrocento Sans" w:cs="Quattrocento Sans" w:eastAsia="Quattrocento Sans" w:hAnsi="Quattrocento Sans"/>
-          <w:color w:val="000000"/>
-          <w:sz w:val="27"/>
-          <w:szCs w:val="27"/>
-        </w:rPr>
-      </w:pPr>
-      <w:r>
-        <w:rPr>
-          <w:rtl w:val="0"/>
-        </w:rPr>
-      </w:r>
-    </w:p>
-    <w:p>
-      <w:pPr>
-        <w:pStyle w:val="Heading1"/>
-        <w:rPr/>
-      </w:pPr>
-      <w:r>
-        <w:rPr>
-          <w:rtl w:val="0"/>
-        </w:rPr>
-      </w:r>
-    </w:p>
-    <w:p>
-      <w:pPr>
         <w:pStyle w:val="Heading1"/>
         <w:rPr/>
       </w:pPr>
@@ -4070,12 +3374,12 @@
           <wp:inline distB="0" distT="0" distL="0" distR="0">
             <wp:extent cx="1864066" cy="2627465"/>
             <wp:effectExtent b="0" l="0" r="0" t="0"/>
-            <wp:docPr id="1945821907" name="image11.png"/>
+            <wp:docPr id="1945821907" name="image7.png"/>
             <a:graphic>
               <a:graphicData uri="http://schemas.openxmlformats.org/drawingml/2006/picture">
                 <pic:pic>
                   <pic:nvPicPr>
-                    <pic:cNvPr id="0" name="image11.png"/>
+                    <pic:cNvPr id="0" name="image7.png"/>
                     <pic:cNvPicPr preferRelativeResize="0"/>
                   </pic:nvPicPr>
                   <pic:blipFill>
@@ -4111,12 +3415,12 @@
           <wp:inline distB="0" distT="0" distL="0" distR="0">
             <wp:extent cx="1844306" cy="2612370"/>
             <wp:effectExtent b="0" l="0" r="0" t="0"/>
-            <wp:docPr id="1945821906" name="image5.png"/>
+            <wp:docPr id="1945821906" name="image6.png"/>
             <a:graphic>
               <a:graphicData uri="http://schemas.openxmlformats.org/drawingml/2006/picture">
                 <pic:pic>
                   <pic:nvPicPr>
-                    <pic:cNvPr id="0" name="image5.png"/>
+                    <pic:cNvPr id="0" name="image6.png"/>
                     <pic:cNvPicPr preferRelativeResize="0"/>
                   </pic:nvPicPr>
                   <pic:blipFill>
@@ -4152,12 +3456,12 @@
           <wp:inline distB="0" distT="0" distL="0" distR="0">
             <wp:extent cx="1815842" cy="2577281"/>
             <wp:effectExtent b="0" l="0" r="0" t="0"/>
-            <wp:docPr id="1945821909" name="image7.png"/>
+            <wp:docPr id="1945821909" name="image8.png"/>
             <a:graphic>
               <a:graphicData uri="http://schemas.openxmlformats.org/drawingml/2006/picture">
                 <pic:pic>
                   <pic:nvPicPr>
-                    <pic:cNvPr id="0" name="image7.png"/>
+                    <pic:cNvPr id="0" name="image8.png"/>
                     <pic:cNvPicPr preferRelativeResize="0"/>
                   </pic:nvPicPr>
                   <pic:blipFill>
@@ -4187,12 +3491,12 @@
           <wp:inline distB="0" distT="0" distL="0" distR="0">
             <wp:extent cx="1849400" cy="2621771"/>
             <wp:effectExtent b="0" l="0" r="0" t="0"/>
-            <wp:docPr id="1945821908" name="image9.png"/>
+            <wp:docPr id="1945821908" name="image11.png"/>
             <a:graphic>
               <a:graphicData uri="http://schemas.openxmlformats.org/drawingml/2006/picture">
                 <pic:pic>
                   <pic:nvPicPr>
-                    <pic:cNvPr id="0" name="image9.png"/>
+                    <pic:cNvPr id="0" name="image11.png"/>
                     <pic:cNvPicPr preferRelativeResize="0"/>
                   </pic:nvPicPr>
                   <pic:blipFill>
@@ -4262,484 +3566,8 @@
           <w:szCs w:val="34"/>
         </w:rPr>
       </w:pPr>
-      <w:bookmarkStart w:colFirst="0" w:colLast="0" w:name="_heading=h.m1ueqzuof2gv" w:id="1"/>
-      <w:bookmarkEnd w:id="1"/>
-      <w:r>
-        <w:rPr>
-          <w:color w:val="000000"/>
-          <w:sz w:val="34"/>
-          <w:szCs w:val="34"/>
-          <w:rtl w:val="0"/>
-        </w:rPr>
-        <w:t xml:space="preserve">PT Bumi Makmur Waradana</w:t>
-      </w:r>
-    </w:p>
-    <w:p>
-      <w:pPr>
-        <w:spacing w:after="240" w:before="240" w:lineRule="auto"/>
-        <w:rPr>
-          <w:i w:val="1"/>
-          <w:iCs w:val="1"/>
-        </w:rPr>
-      </w:pPr>
-      <w:r>
-        <w:rPr>
-          <w:i w:val="1"/>
-          <w:iCs w:val="1"/>
-          <w:rtl w:val="0"/>
-        </w:rPr>
-        <w:t xml:space="preserve">Investment, Land &amp; Project Development Services </w:t>
-      </w:r>
-    </w:p>
-    <w:p>
-      <w:pPr>
-        <w:spacing w:after="240" w:before="240" w:lineRule="auto"/>
-        <w:rPr/>
-      </w:pPr>
-      <w:r>
-        <w:rPr>
-          <w:rtl w:val="0"/>
-        </w:rPr>
-        <w:t xml:space="preserve">PT Bumi Makmur Waradana supports investment and business development through licensing, legal compliance, consulting, and related strategic services, guided by its "One Stop Solution for Your Business" approach.</w:t>
-      </w:r>
-    </w:p>
-    <w:p>
-      <w:pPr>
-        <w:spacing w:after="240" w:before="240" w:lineRule="auto"/>
-        <w:rPr/>
-      </w:pPr>
-      <w:r>
-        <w:rPr>
-          <w:b w:val="1"/>
-          <w:bCs w:val="1"/>
-          <w:rtl w:val="0"/>
-        </w:rPr>
-        <w:t xml:space="preserve">1. Investment Licensing &amp; Permit Facilitation</w:t>
-        <w:br w:type="textWrapping"/>
-        <w:t xml:space="preserve"> </w:t>
-      </w:r>
-      <w:r>
-        <w:rPr>
-          <w:b w:val="1"/>
-          <w:bCs w:val="1"/>
-          <w:i w:val="1"/>
-          <w:iCs w:val="1"/>
-          <w:rtl w:val="0"/>
-        </w:rPr>
-        <w:t xml:space="preserve">Summary</w:t>
-      </w:r>
-      <w:r>
-        <w:rPr>
-          <w:i w:val="1"/>
-          <w:iCs w:val="1"/>
-          <w:rtl w:val="0"/>
-        </w:rPr>
-        <w:t xml:space="preserve">:</w:t>
-      </w:r>
-      <w:r>
-        <w:rPr>
-          <w:rtl w:val="0"/>
-        </w:rPr>
-        <w:t xml:space="preserve"> Permit processing from investment approvals through operational licences.</w:t>
-        <w:br w:type="textWrapping"/>
-      </w:r>
-      <w:r>
-        <w:rPr>
-          <w:b w:val="1"/>
-          <w:bCs w:val="1"/>
-          <w:rtl w:val="0"/>
-        </w:rPr>
-        <w:t xml:space="preserve"> </w:t>
-      </w:r>
-      <w:r>
-        <w:rPr>
-          <w:b w:val="1"/>
-          <w:bCs w:val="1"/>
-          <w:i w:val="1"/>
-          <w:iCs w:val="1"/>
-          <w:rtl w:val="0"/>
-        </w:rPr>
-        <w:t xml:space="preserve">Article</w:t>
-      </w:r>
-      <w:r>
-        <w:rPr>
-          <w:i w:val="1"/>
-          <w:iCs w:val="1"/>
-          <w:rtl w:val="0"/>
-        </w:rPr>
-        <w:t xml:space="preserve">:</w:t>
-      </w:r>
-      <w:r>
-        <w:rPr>
-          <w:rtl w:val="0"/>
-        </w:rPr>
-        <w:t xml:space="preserve"> We manage permit documentation from the initial investment stage through to operational licensing. Our team coordinates with relevant authorities to help clients move through regulatory requirements in an organised and timely manner.</w:t>
-      </w:r>
-    </w:p>
-    <w:p>
-      <w:pPr>
-        <w:spacing w:after="240" w:before="240" w:lineRule="auto"/>
-        <w:rPr/>
-      </w:pPr>
-      <w:r>
-        <w:rPr>
-          <w:b w:val="1"/>
-          <w:bCs w:val="1"/>
-          <w:rtl w:val="0"/>
-        </w:rPr>
-        <w:t xml:space="preserve">2. Land Acquisition &amp; Land Leasing</w:t>
-        <w:br w:type="textWrapping"/>
-      </w:r>
-      <w:r>
-        <w:rPr>
-          <w:rtl w:val="0"/>
-        </w:rPr>
-        <w:t xml:space="preserve"> </w:t>
-      </w:r>
-      <w:r>
-        <w:rPr>
-          <w:b w:val="1"/>
-          <w:bCs w:val="1"/>
-          <w:i w:val="1"/>
-          <w:iCs w:val="1"/>
-          <w:rtl w:val="0"/>
-        </w:rPr>
-        <w:t xml:space="preserve">Summary</w:t>
-      </w:r>
-      <w:r>
-        <w:rPr>
-          <w:i w:val="1"/>
-          <w:iCs w:val="1"/>
-          <w:rtl w:val="0"/>
-        </w:rPr>
-        <w:t xml:space="preserve">:</w:t>
-      </w:r>
-      <w:r>
-        <w:rPr>
-          <w:rtl w:val="0"/>
-        </w:rPr>
-        <w:t xml:space="preserve"> Land preparation and procurement for business and project development, by purchase or lease.</w:t>
-        <w:br w:type="textWrapping"/>
-        <w:t xml:space="preserve"> </w:t>
-      </w:r>
-      <w:r>
-        <w:rPr>
-          <w:b w:val="1"/>
-          <w:bCs w:val="1"/>
-          <w:i w:val="1"/>
-          <w:iCs w:val="1"/>
-          <w:rtl w:val="0"/>
-        </w:rPr>
-        <w:t xml:space="preserve">Article</w:t>
-      </w:r>
-      <w:r>
-        <w:rPr>
-          <w:i w:val="1"/>
-          <w:iCs w:val="1"/>
-          <w:rtl w:val="0"/>
-        </w:rPr>
-        <w:t xml:space="preserve">:</w:t>
-      </w:r>
-      <w:r>
-        <w:rPr>
-          <w:rtl w:val="0"/>
-        </w:rPr>
-        <w:t xml:space="preserve"> We help clients secure and prepare land for business areas, in line with the required topographic standards. Our team supports the process from site identification through to administrative and legal completion.</w:t>
-      </w:r>
-    </w:p>
-    <w:p>
-      <w:pPr>
-        <w:spacing w:after="240" w:before="240" w:lineRule="auto"/>
-        <w:rPr/>
-      </w:pPr>
-      <w:r>
-        <w:rPr>
-          <w:b w:val="1"/>
-          <w:bCs w:val="1"/>
-          <w:rtl w:val="0"/>
-        </w:rPr>
-        <w:t xml:space="preserve">3. Land Clearing, Cut &amp; Fill</w:t>
-        <w:br w:type="textWrapping"/>
-      </w:r>
-      <w:r>
-        <w:rPr>
-          <w:rtl w:val="0"/>
-        </w:rPr>
-        <w:t xml:space="preserve"> </w:t>
-      </w:r>
-      <w:r>
-        <w:rPr>
-          <w:b w:val="1"/>
-          <w:bCs w:val="1"/>
-          <w:i w:val="1"/>
-          <w:iCs w:val="1"/>
-          <w:rtl w:val="0"/>
-        </w:rPr>
-        <w:t xml:space="preserve">Summary</w:t>
-      </w:r>
-      <w:r>
-        <w:rPr>
-          <w:i w:val="1"/>
-          <w:iCs w:val="1"/>
-          <w:rtl w:val="0"/>
-        </w:rPr>
-        <w:t xml:space="preserve">:</w:t>
-      </w:r>
-      <w:r>
-        <w:rPr>
-          <w:rtl w:val="0"/>
-        </w:rPr>
-        <w:t xml:space="preserve"> Site preparation to make land ready for construction.</w:t>
-        <w:br w:type="textWrapping"/>
-        <w:t xml:space="preserve"> </w:t>
-      </w:r>
-      <w:r>
-        <w:rPr>
-          <w:b w:val="1"/>
-          <w:bCs w:val="1"/>
-          <w:i w:val="1"/>
-          <w:iCs w:val="1"/>
-          <w:rtl w:val="0"/>
-        </w:rPr>
-        <w:t xml:space="preserve">Article</w:t>
-      </w:r>
-      <w:r>
-        <w:rPr>
-          <w:i w:val="1"/>
-          <w:iCs w:val="1"/>
-          <w:rtl w:val="0"/>
-        </w:rPr>
-        <w:t xml:space="preserve">:</w:t>
-      </w:r>
-      <w:r>
-        <w:rPr>
-          <w:rtl w:val="0"/>
-        </w:rPr>
-        <w:t xml:space="preserve"> We support land preparation works, including clearing and levelling, so that sites meet the technical and topographic requirements of the planned development.</w:t>
-      </w:r>
-    </w:p>
-    <w:p>
-      <w:pPr>
-        <w:spacing w:after="240" w:before="240" w:lineRule="auto"/>
-        <w:rPr/>
-      </w:pPr>
-      <w:r>
-        <w:rPr>
-          <w:b w:val="1"/>
-          <w:bCs w:val="1"/>
-          <w:rtl w:val="0"/>
-        </w:rPr>
-        <w:t xml:space="preserve">4. Building Approval (PBG) Facilitation</w:t>
-        <w:br w:type="textWrapping"/>
-      </w:r>
-      <w:r>
-        <w:rPr>
-          <w:rtl w:val="0"/>
-        </w:rPr>
-        <w:t xml:space="preserve"> </w:t>
-      </w:r>
-      <w:r>
-        <w:rPr>
-          <w:b w:val="1"/>
-          <w:bCs w:val="1"/>
-          <w:i w:val="1"/>
-          <w:iCs w:val="1"/>
-          <w:rtl w:val="0"/>
-        </w:rPr>
-        <w:t xml:space="preserve">Summary</w:t>
-      </w:r>
-      <w:r>
-        <w:rPr>
-          <w:i w:val="1"/>
-          <w:iCs w:val="1"/>
-          <w:rtl w:val="0"/>
-        </w:rPr>
-        <w:t xml:space="preserve">:</w:t>
-      </w:r>
-      <w:r>
-        <w:rPr>
-          <w:rtl w:val="0"/>
-        </w:rPr>
-        <w:t xml:space="preserve"> Assistance with building approval as a legal prerequisite for construction.</w:t>
-        <w:br w:type="textWrapping"/>
-        <w:t xml:space="preserve"> </w:t>
-      </w:r>
-      <w:r>
-        <w:rPr>
-          <w:b w:val="1"/>
-          <w:bCs w:val="1"/>
-          <w:i w:val="1"/>
-          <w:iCs w:val="1"/>
-          <w:rtl w:val="0"/>
-        </w:rPr>
-        <w:t xml:space="preserve">Article</w:t>
-      </w:r>
-      <w:r>
-        <w:rPr>
-          <w:i w:val="1"/>
-          <w:iCs w:val="1"/>
-          <w:rtl w:val="0"/>
-        </w:rPr>
-        <w:t xml:space="preserve">:</w:t>
-      </w:r>
-      <w:r>
-        <w:rPr>
-          <w:rtl w:val="0"/>
-        </w:rPr>
-        <w:t xml:space="preserve"> We assist clients in preparing and submitting the documentation needed to obtain the Building Approval (PBG), helping ensure that construction proceeds in compliance with applicable regulations.</w:t>
-      </w:r>
-    </w:p>
-    <w:p>
-      <w:pPr>
-        <w:spacing w:after="240" w:before="240" w:lineRule="auto"/>
-        <w:rPr/>
-      </w:pPr>
-      <w:r>
-        <w:rPr>
-          <w:b w:val="1"/>
-          <w:bCs w:val="1"/>
-          <w:rtl w:val="0"/>
-        </w:rPr>
-        <w:t xml:space="preserve">5. Construction &amp; Project Development Support</w:t>
-        <w:br w:type="textWrapping"/>
-      </w:r>
-      <w:r>
-        <w:rPr>
-          <w:rtl w:val="0"/>
-        </w:rPr>
-        <w:t xml:space="preserve"> </w:t>
-      </w:r>
-      <w:r>
-        <w:rPr>
-          <w:b w:val="1"/>
-          <w:bCs w:val="1"/>
-          <w:i w:val="1"/>
-          <w:iCs w:val="1"/>
-          <w:rtl w:val="0"/>
-        </w:rPr>
-        <w:t xml:space="preserve">Summary</w:t>
-      </w:r>
-      <w:r>
-        <w:rPr>
-          <w:i w:val="1"/>
-          <w:iCs w:val="1"/>
-          <w:rtl w:val="0"/>
-        </w:rPr>
-        <w:t xml:space="preserve">:</w:t>
-      </w:r>
-      <w:r>
-        <w:rPr>
-          <w:rtl w:val="0"/>
-        </w:rPr>
-        <w:t xml:space="preserve"> Coordination support throughout project development and construction.</w:t>
-        <w:br w:type="textWrapping"/>
-        <w:t xml:space="preserve"> </w:t>
-      </w:r>
-      <w:r>
-        <w:rPr>
-          <w:b w:val="1"/>
-          <w:bCs w:val="1"/>
-          <w:i w:val="1"/>
-          <w:iCs w:val="1"/>
-          <w:rtl w:val="0"/>
-        </w:rPr>
-        <w:t xml:space="preserve">Article</w:t>
-      </w:r>
-      <w:r>
-        <w:rPr>
-          <w:i w:val="1"/>
-          <w:iCs w:val="1"/>
-          <w:rtl w:val="0"/>
-        </w:rPr>
-        <w:t xml:space="preserve">:</w:t>
-      </w:r>
-      <w:r>
-        <w:rPr>
-          <w:rtl w:val="0"/>
-        </w:rPr>
-        <w:t xml:space="preserve"> Our founders bring hands-on experience in leading factory construction and acquisition projects. We apply this experience to help clients coordinate stakeholders, manage local and bureaucratic challenges, and keep projects on track.</w:t>
-      </w:r>
-    </w:p>
-    <w:p>
-      <w:pPr>
-        <w:spacing w:after="240" w:before="240" w:lineRule="auto"/>
-        <w:rPr/>
-      </w:pPr>
-      <w:r>
-        <w:rPr>
-          <w:b w:val="1"/>
-          <w:bCs w:val="1"/>
-          <w:rtl w:val="0"/>
-        </w:rPr>
-        <w:t xml:space="preserve">6. Business &amp; Operational Licensing Services</w:t>
-        <w:br w:type="textWrapping"/>
-      </w:r>
-      <w:r>
-        <w:rPr>
-          <w:rtl w:val="0"/>
-        </w:rPr>
-        <w:t xml:space="preserve"> </w:t>
-      </w:r>
-      <w:r>
-        <w:rPr>
-          <w:b w:val="1"/>
-          <w:bCs w:val="1"/>
-          <w:i w:val="1"/>
-          <w:iCs w:val="1"/>
-          <w:rtl w:val="0"/>
-        </w:rPr>
-        <w:t xml:space="preserve">Summary</w:t>
-      </w:r>
-      <w:r>
-        <w:rPr>
-          <w:i w:val="1"/>
-          <w:iCs w:val="1"/>
-          <w:rtl w:val="0"/>
-        </w:rPr>
-        <w:t xml:space="preserve">:</w:t>
-      </w:r>
-      <w:r>
-        <w:rPr>
-          <w:rtl w:val="0"/>
-        </w:rPr>
-        <w:t xml:space="preserve"> Business and operational permits so companies can operate in compliance.</w:t>
-        <w:br w:type="textWrapping"/>
-        <w:t xml:space="preserve"> </w:t>
-      </w:r>
-      <w:r>
-        <w:rPr>
-          <w:b w:val="1"/>
-          <w:bCs w:val="1"/>
-          <w:i w:val="1"/>
-          <w:iCs w:val="1"/>
-          <w:rtl w:val="0"/>
-        </w:rPr>
-        <w:t xml:space="preserve">Article</w:t>
-      </w:r>
-      <w:r>
-        <w:rPr>
-          <w:i w:val="1"/>
-          <w:iCs w:val="1"/>
-          <w:rtl w:val="0"/>
-        </w:rPr>
-        <w:t xml:space="preserve">:</w:t>
-      </w:r>
-      <w:r>
-        <w:rPr>
-          <w:rtl w:val="0"/>
-        </w:rPr>
-        <w:t xml:space="preserve"> We handle the investment and operational permits that businesses need to begin and sustain operations, allowing clients to focus on their core activities.</w:t>
-      </w:r>
-    </w:p>
-    <w:p>
-      <w:pPr>
-        <w:rPr/>
-      </w:pPr>
-      <w:r>
-        <w:pict>
-          <v:rect style="width:0.0pt;height:1.5pt" o:hr="t" o:hrstd="t" o:hralign="center" fillcolor="#A0A0A0" stroked="f"/>
-        </w:pict>
-      </w:r>
+      <w:bookmarkStart w:colFirst="0" w:colLast="0" w:name="_heading=h.vyyatbrrql91" w:id="2"/>
+      <w:bookmarkEnd w:id="2"/>
       <w:r>
         <w:rPr>
           <w:rtl w:val="0"/>
@@ -4758,8 +3586,430 @@
           <w:szCs w:val="34"/>
         </w:rPr>
       </w:pPr>
-      <w:bookmarkStart w:colFirst="0" w:colLast="0" w:name="_heading=h.1rl5avys8dno" w:id="2"/>
-      <w:bookmarkEnd w:id="2"/>
+      <w:bookmarkStart w:colFirst="0" w:colLast="0" w:name="_heading=h.m1ueqzuof2gv" w:id="3"/>
+      <w:bookmarkEnd w:id="3"/>
+      <w:r>
+        <w:rPr>
+          <w:color w:val="000000"/>
+          <w:sz w:val="34"/>
+          <w:szCs w:val="34"/>
+          <w:rtl w:val="0"/>
+        </w:rPr>
+        <w:t xml:space="preserve">PT Bumi Makmur Waradana</w:t>
+      </w:r>
+    </w:p>
+    <w:p>
+      <w:pPr>
+        <w:spacing w:after="240" w:before="240" w:lineRule="auto"/>
+        <w:rPr>
+          <w:i w:val="1"/>
+          <w:iCs w:val="1"/>
+        </w:rPr>
+      </w:pPr>
+      <w:r>
+        <w:rPr>
+          <w:i w:val="1"/>
+          <w:iCs w:val="1"/>
+          <w:rtl w:val="0"/>
+        </w:rPr>
+        <w:t xml:space="preserve">Investment, Land &amp; Project Development Services </w:t>
+      </w:r>
+    </w:p>
+    <w:p>
+      <w:pPr>
+        <w:spacing w:after="240" w:before="240" w:lineRule="auto"/>
+        <w:rPr/>
+      </w:pPr>
+      <w:r>
+        <w:rPr>
+          <w:rtl w:val="0"/>
+        </w:rPr>
+        <w:t xml:space="preserve">PT Bumi Makmur Waradana supports investment and business development through licensing, legal compliance, consulting, and related strategic services, guided by its "One Stop Solution for Your Business" approach.</w:t>
+      </w:r>
+    </w:p>
+    <w:p>
+      <w:pPr>
+        <w:pStyle w:val="Heading3"/>
+        <w:keepNext w:val="0"/>
+        <w:keepLines w:val="0"/>
+        <w:spacing w:after="80" w:before="280" w:lineRule="auto"/>
+        <w:rPr>
+          <w:color w:val="000000"/>
+          <w:sz w:val="26"/>
+          <w:szCs w:val="26"/>
+        </w:rPr>
+      </w:pPr>
+      <w:bookmarkStart w:colFirst="0" w:colLast="0" w:name="_heading=h.51nro3j0me3j" w:id="4"/>
+      <w:bookmarkEnd w:id="4"/>
+      <w:r>
+        <w:rPr>
+          <w:color w:val="000000"/>
+          <w:sz w:val="26"/>
+          <w:szCs w:val="26"/>
+          <w:rtl w:val="0"/>
+        </w:rPr>
+        <w:t xml:space="preserve">1. Comprehensive Investment Licensing and Permitting</w:t>
+      </w:r>
+    </w:p>
+    <w:p>
+      <w:pPr>
+        <w:spacing w:after="240" w:before="240" w:lineRule="auto"/>
+        <w:rPr/>
+      </w:pPr>
+      <w:r>
+        <w:rPr>
+          <w:b w:val="1"/>
+          <w:bCs w:val="1"/>
+          <w:rtl w:val="0"/>
+        </w:rPr>
+        <w:t xml:space="preserve">Summary:</w:t>
+      </w:r>
+      <w:r>
+        <w:rPr>
+          <w:rtl w:val="0"/>
+        </w:rPr>
+        <w:t xml:space="preserve"> End-to-end support for obtaining all licenses and permits needed to legally start your investment.</w:t>
+        <w:br w:type="textWrapping"/>
+        <w:t xml:space="preserve"> </w:t>
+      </w:r>
+      <w:r>
+        <w:rPr>
+          <w:b w:val="1"/>
+          <w:bCs w:val="1"/>
+          <w:rtl w:val="0"/>
+        </w:rPr>
+        <w:t xml:space="preserve">Article:</w:t>
+      </w:r>
+      <w:r>
+        <w:rPr>
+          <w:rtl w:val="0"/>
+        </w:rPr>
+        <w:t xml:space="preserve"> We handle the full licensing process, from identifying required permits to preparing documents and liaising with authorities, so you avoid delays and compliance risks.</w:t>
+      </w:r>
+    </w:p>
+    <w:p>
+      <w:pPr>
+        <w:pStyle w:val="Heading3"/>
+        <w:keepNext w:val="0"/>
+        <w:keepLines w:val="0"/>
+        <w:spacing w:after="80" w:before="280" w:lineRule="auto"/>
+        <w:rPr>
+          <w:color w:val="000000"/>
+          <w:sz w:val="26"/>
+          <w:szCs w:val="26"/>
+        </w:rPr>
+      </w:pPr>
+      <w:bookmarkStart w:colFirst="0" w:colLast="0" w:name="_heading=h.evetwzunpmhm" w:id="5"/>
+      <w:bookmarkEnd w:id="5"/>
+      <w:r>
+        <w:rPr>
+          <w:color w:val="000000"/>
+          <w:sz w:val="26"/>
+          <w:szCs w:val="26"/>
+          <w:rtl w:val="0"/>
+        </w:rPr>
+        <w:t xml:space="preserve">2. Land Sourcing &amp; Acquisition Services</w:t>
+      </w:r>
+    </w:p>
+    <w:p>
+      <w:pPr>
+        <w:spacing w:after="240" w:before="240" w:lineRule="auto"/>
+        <w:rPr/>
+      </w:pPr>
+      <w:r>
+        <w:rPr>
+          <w:b w:val="1"/>
+          <w:bCs w:val="1"/>
+          <w:rtl w:val="0"/>
+        </w:rPr>
+        <w:t xml:space="preserve">Summary:</w:t>
+      </w:r>
+      <w:r>
+        <w:rPr>
+          <w:rtl w:val="0"/>
+        </w:rPr>
+        <w:t xml:space="preserve"> Finding, verifying, and securing suitable land for your project.</w:t>
+        <w:br w:type="textWrapping"/>
+        <w:t xml:space="preserve"> </w:t>
+      </w:r>
+      <w:r>
+        <w:rPr>
+          <w:b w:val="1"/>
+          <w:bCs w:val="1"/>
+          <w:rtl w:val="0"/>
+        </w:rPr>
+        <w:t xml:space="preserve">Article:</w:t>
+      </w:r>
+      <w:r>
+        <w:rPr>
+          <w:rtl w:val="0"/>
+        </w:rPr>
+        <w:t xml:space="preserve"> We identify sites that fit your needs and zoning requirements, conduct legal due diligence, and support the acquisition process with confidence.</w:t>
+      </w:r>
+    </w:p>
+    <w:p>
+      <w:pPr>
+        <w:pStyle w:val="Heading3"/>
+        <w:keepNext w:val="0"/>
+        <w:keepLines w:val="0"/>
+        <w:spacing w:after="80" w:before="280" w:lineRule="auto"/>
+        <w:rPr>
+          <w:color w:val="000000"/>
+          <w:sz w:val="26"/>
+          <w:szCs w:val="26"/>
+        </w:rPr>
+      </w:pPr>
+      <w:bookmarkStart w:colFirst="0" w:colLast="0" w:name="_heading=h.k3722zqz2dsu" w:id="6"/>
+      <w:bookmarkEnd w:id="6"/>
+      <w:r>
+        <w:rPr>
+          <w:color w:val="000000"/>
+          <w:sz w:val="26"/>
+          <w:szCs w:val="26"/>
+          <w:rtl w:val="0"/>
+        </w:rPr>
+        <w:t xml:space="preserve">3. Land Clearing &amp; Cut-and-Fill Services</w:t>
+      </w:r>
+    </w:p>
+    <w:p>
+      <w:pPr>
+        <w:spacing w:after="240" w:before="240" w:lineRule="auto"/>
+        <w:rPr/>
+      </w:pPr>
+      <w:r>
+        <w:rPr>
+          <w:b w:val="1"/>
+          <w:bCs w:val="1"/>
+          <w:rtl w:val="0"/>
+        </w:rPr>
+        <w:t xml:space="preserve">Summary:</w:t>
+      </w:r>
+      <w:r>
+        <w:rPr>
+          <w:rtl w:val="0"/>
+        </w:rPr>
+        <w:t xml:space="preserve"> Site preparation through clearing, grading, and earthwork.</w:t>
+        <w:br w:type="textWrapping"/>
+        <w:t xml:space="preserve"> </w:t>
+      </w:r>
+      <w:r>
+        <w:rPr>
+          <w:b w:val="1"/>
+          <w:bCs w:val="1"/>
+          <w:rtl w:val="0"/>
+        </w:rPr>
+        <w:t xml:space="preserve">Article:</w:t>
+      </w:r>
+      <w:r>
+        <w:rPr>
+          <w:rtl w:val="0"/>
+        </w:rPr>
+        <w:t xml:space="preserve"> We clear the land and reshape the terrain to the required elevation, creating a stable, level base that keeps your construction on schedule.</w:t>
+      </w:r>
+    </w:p>
+    <w:p>
+      <w:pPr>
+        <w:pStyle w:val="Heading3"/>
+        <w:keepNext w:val="0"/>
+        <w:keepLines w:val="0"/>
+        <w:spacing w:after="80" w:before="280" w:lineRule="auto"/>
+        <w:rPr>
+          <w:color w:val="000000"/>
+          <w:sz w:val="26"/>
+          <w:szCs w:val="26"/>
+        </w:rPr>
+      </w:pPr>
+      <w:bookmarkStart w:colFirst="0" w:colLast="0" w:name="_heading=h.2owhxy3io24f" w:id="7"/>
+      <w:bookmarkEnd w:id="7"/>
+      <w:r>
+        <w:rPr>
+          <w:color w:val="000000"/>
+          <w:sz w:val="26"/>
+          <w:szCs w:val="26"/>
+          <w:rtl w:val="0"/>
+        </w:rPr>
+        <w:t xml:space="preserve">4. Building Permitting &amp; Regulatory Services</w:t>
+      </w:r>
+    </w:p>
+    <w:p>
+      <w:pPr>
+        <w:spacing w:after="240" w:before="240" w:lineRule="auto"/>
+        <w:rPr/>
+      </w:pPr>
+      <w:r>
+        <w:rPr>
+          <w:b w:val="1"/>
+          <w:bCs w:val="1"/>
+          <w:rtl w:val="0"/>
+        </w:rPr>
+        <w:t xml:space="preserve">Summary:</w:t>
+      </w:r>
+      <w:r>
+        <w:rPr>
+          <w:rtl w:val="0"/>
+        </w:rPr>
+        <w:t xml:space="preserve"> Securing building approvals and regulatory clearances.</w:t>
+        <w:br w:type="textWrapping"/>
+        <w:t xml:space="preserve"> </w:t>
+      </w:r>
+      <w:r>
+        <w:rPr>
+          <w:b w:val="1"/>
+          <w:bCs w:val="1"/>
+          <w:rtl w:val="0"/>
+        </w:rPr>
+        <w:t xml:space="preserve">Article:</w:t>
+      </w:r>
+      <w:r>
+        <w:rPr>
+          <w:rtl w:val="0"/>
+        </w:rPr>
+        <w:t xml:space="preserve"> We prepare applications, coordinate with authorities, and ensure your building meets zoning and safety standards, avoiding penalties and work stoppages.</w:t>
+      </w:r>
+    </w:p>
+    <w:p>
+      <w:pPr>
+        <w:pStyle w:val="Heading3"/>
+        <w:keepNext w:val="0"/>
+        <w:keepLines w:val="0"/>
+        <w:spacing w:after="80" w:before="280" w:lineRule="auto"/>
+        <w:rPr>
+          <w:color w:val="000000"/>
+          <w:sz w:val="26"/>
+          <w:szCs w:val="26"/>
+        </w:rPr>
+      </w:pPr>
+      <w:bookmarkStart w:colFirst="0" w:colLast="0" w:name="_heading=h.upxpxojkbyjy" w:id="8"/>
+      <w:bookmarkEnd w:id="8"/>
+      <w:r>
+        <w:rPr>
+          <w:color w:val="000000"/>
+          <w:sz w:val="26"/>
+          <w:szCs w:val="26"/>
+          <w:rtl w:val="0"/>
+        </w:rPr>
+        <w:t xml:space="preserve">5. Construction Project Support Services</w:t>
+      </w:r>
+    </w:p>
+    <w:p>
+      <w:pPr>
+        <w:spacing w:after="240" w:before="240" w:lineRule="auto"/>
+        <w:rPr/>
+      </w:pPr>
+      <w:r>
+        <w:rPr>
+          <w:b w:val="1"/>
+          <w:bCs w:val="1"/>
+          <w:rtl w:val="0"/>
+        </w:rPr>
+        <w:t xml:space="preserve">Summary:</w:t>
+      </w:r>
+      <w:r>
+        <w:rPr>
+          <w:rtl w:val="0"/>
+        </w:rPr>
+        <w:t xml:space="preserve"> Planning, coordination, and monitoring to keep projects on time and on budget.</w:t>
+        <w:br w:type="textWrapping"/>
+        <w:t xml:space="preserve"> </w:t>
+      </w:r>
+      <w:r>
+        <w:rPr>
+          <w:b w:val="1"/>
+          <w:bCs w:val="1"/>
+          <w:rtl w:val="0"/>
+        </w:rPr>
+        <w:t xml:space="preserve">Article:</w:t>
+      </w:r>
+      <w:r>
+        <w:rPr>
+          <w:rtl w:val="0"/>
+        </w:rPr>
+        <w:t xml:space="preserve"> We support contractor coordination, progress monitoring, and compliance checks, with clear reporting to deliver your project efficiently and safely.</w:t>
+      </w:r>
+    </w:p>
+    <w:p>
+      <w:pPr>
+        <w:pStyle w:val="Heading3"/>
+        <w:keepNext w:val="0"/>
+        <w:keepLines w:val="0"/>
+        <w:spacing w:after="80" w:before="280" w:lineRule="auto"/>
+        <w:rPr>
+          <w:color w:val="000000"/>
+          <w:sz w:val="26"/>
+          <w:szCs w:val="26"/>
+        </w:rPr>
+      </w:pPr>
+      <w:bookmarkStart w:colFirst="0" w:colLast="0" w:name="_heading=h.aq8n19af9vba" w:id="9"/>
+      <w:bookmarkEnd w:id="9"/>
+      <w:r>
+        <w:rPr>
+          <w:color w:val="000000"/>
+          <w:sz w:val="26"/>
+          <w:szCs w:val="26"/>
+          <w:rtl w:val="0"/>
+        </w:rPr>
+        <w:t xml:space="preserve">6. Business Operational Licensing Services</w:t>
+      </w:r>
+    </w:p>
+    <w:p>
+      <w:pPr>
+        <w:spacing w:after="240" w:before="240" w:lineRule="auto"/>
+        <w:rPr/>
+      </w:pPr>
+      <w:r>
+        <w:rPr>
+          <w:b w:val="1"/>
+          <w:bCs w:val="1"/>
+          <w:rtl w:val="0"/>
+        </w:rPr>
+        <w:t xml:space="preserve">Summary:</w:t>
+      </w:r>
+      <w:r>
+        <w:rPr>
+          <w:rtl w:val="0"/>
+        </w:rPr>
+        <w:t xml:space="preserve"> Obtaining the licenses required to legally operate your business.</w:t>
+        <w:br w:type="textWrapping"/>
+        <w:t xml:space="preserve"> </w:t>
+      </w:r>
+      <w:r>
+        <w:rPr>
+          <w:b w:val="1"/>
+          <w:bCs w:val="1"/>
+          <w:rtl w:val="0"/>
+        </w:rPr>
+        <w:t xml:space="preserve">Article:</w:t>
+      </w:r>
+      <w:r>
+        <w:rPr>
+          <w:rtl w:val="0"/>
+        </w:rPr>
+        <w:t xml:space="preserve"> We identify industry-specific requirements, manage submissions and renewals, and keep your operations compliant.</w:t>
+      </w:r>
+    </w:p>
+    <w:p>
+      <w:pPr>
+        <w:spacing w:after="240" w:before="240" w:lineRule="auto"/>
+        <w:rPr>
+          <w:b w:val="1"/>
+          <w:bCs w:val="1"/>
+        </w:rPr>
+      </w:pPr>
+      <w:r>
+        <w:rPr>
+          <w:rtl w:val="0"/>
+        </w:rPr>
+      </w:r>
+    </w:p>
+    <w:p>
+      <w:pPr>
+        <w:rPr/>
+      </w:pPr>
+      <w:r>
+        <w:pict>
+          <v:rect style="width:0.0pt;height:1.5pt" o:hr="t" o:hrstd="t" o:hralign="center" fillcolor="#A0A0A0" stroked="f"/>
+        </w:pict>
+      </w:r>
       <w:r>
         <w:rPr>
           <w:rtl w:val="0"/>
@@ -4778,20 +4028,60 @@
           <w:szCs w:val="34"/>
         </w:rPr>
       </w:pPr>
-      <w:bookmarkStart w:colFirst="0" w:colLast="0" w:name="_heading=h.s4sm343i2q3o" w:id="3"/>
-      <w:bookmarkEnd w:id="3"/>
-      <w:r>
+      <w:bookmarkStart w:colFirst="0" w:colLast="0" w:name="_heading=h.1rl5avys8dno" w:id="10"/>
+      <w:bookmarkEnd w:id="10"/>
+      <w:r>
+        <w:rPr>
+          <w:rtl w:val="0"/>
+        </w:rPr>
+      </w:r>
+    </w:p>
+    <w:p>
+      <w:pPr>
+        <w:pStyle w:val="Heading2"/>
+        <w:keepNext w:val="0"/>
+        <w:keepLines w:val="0"/>
+        <w:spacing w:after="80" w:before="360" w:lineRule="auto"/>
         <w:rPr>
           <w:color w:val="000000"/>
           <w:sz w:val="34"/>
           <w:szCs w:val="34"/>
-          <w:rtl w:val="0"/>
-        </w:rPr>
-        <w:t xml:space="preserve">PT Garda Amanah Solusindo</w:t>
+        </w:rPr>
+      </w:pPr>
+      <w:bookmarkStart w:colFirst="0" w:colLast="0" w:name="_heading=h.b6w3ezbpzoz6" w:id="11"/>
+      <w:bookmarkEnd w:id="11"/>
+      <w:r>
+        <w:rPr>
+          <w:rtl w:val="0"/>
+        </w:rPr>
       </w:r>
     </w:p>
     <w:p>
       <w:pPr>
+        <w:pStyle w:val="Heading2"/>
+        <w:keepNext w:val="0"/>
+        <w:keepLines w:val="0"/>
+        <w:spacing w:after="80" w:before="360" w:lineRule="auto"/>
+        <w:rPr>
+          <w:color w:val="000000"/>
+          <w:sz w:val="34"/>
+          <w:szCs w:val="34"/>
+        </w:rPr>
+      </w:pPr>
+      <w:bookmarkStart w:colFirst="0" w:colLast="0" w:name="_heading=h.s4sm343i2q3o" w:id="12"/>
+      <w:bookmarkEnd w:id="12"/>
+      <w:r>
+        <w:rPr>
+          <w:color w:val="000000"/>
+          <w:sz w:val="34"/>
+          <w:szCs w:val="34"/>
+          <w:rtl w:val="0"/>
+        </w:rPr>
+        <w:t xml:space="preserve">PT Garda Amanah Solusindo</w:t>
+      </w:r>
+    </w:p>
+    <w:p>
+      <w:pPr>
         <w:spacing w:after="240" w:before="240" w:lineRule="auto"/>
         <w:rPr>
           <w:i w:val="1"/>
@@ -4821,6 +4111,30 @@
     </w:p>
     <w:p>
       <w:pPr>
+        <w:pStyle w:val="Heading3"/>
+        <w:keepNext w:val="0"/>
+        <w:keepLines w:val="0"/>
+        <w:spacing w:after="80" w:before="280" w:lineRule="auto"/>
+        <w:rPr>
+          <w:color w:val="000000"/>
+          <w:sz w:val="26"/>
+          <w:szCs w:val="26"/>
+        </w:rPr>
+      </w:pPr>
+      <w:bookmarkStart w:colFirst="0" w:colLast="0" w:name="_heading=h.lk69p1m5hs9i" w:id="13"/>
+      <w:bookmarkEnd w:id="13"/>
+      <w:r>
+        <w:rPr>
+          <w:color w:val="000000"/>
+          <w:sz w:val="26"/>
+          <w:szCs w:val="26"/>
+          <w:rtl w:val="0"/>
+        </w:rPr>
+        <w:t xml:space="preserve">1. Manpower &amp; Labour Supply Services</w:t>
+      </w:r>
+    </w:p>
+    <w:p>
+      <w:pPr>
         <w:spacing w:after="240" w:before="240" w:lineRule="auto"/>
         <w:rPr/>
       </w:pPr>
@@ -4830,38 +4144,72 @@
           <w:bCs w:val="1"/>
           <w:rtl w:val="0"/>
         </w:rPr>
-        <w:t xml:space="preserve">1. Job Supply &amp; Labour Supply Services</w:t>
+        <w:t xml:space="preserve">Summary:</w:t>
+      </w:r>
+      <w:r>
+        <w:rPr>
+          <w:rtl w:val="0"/>
+        </w:rPr>
+        <w:t xml:space="preserve"> Providing qualified workers to meet your operational staffing needs.</w:t>
         <w:br w:type="textWrapping"/>
-      </w:r>
-      <w:r>
-        <w:rPr>
-          <w:rtl w:val="0"/>
-        </w:rPr>
-        <w:t xml:space="preserve"> </w:t>
       </w:r>
       <w:r>
         <w:rPr>
           <w:b w:val="1"/>
           <w:bCs w:val="1"/>
-          <w:i w:val="1"/>
-          <w:iCs w:val="1"/>
-          <w:rtl w:val="0"/>
-        </w:rPr>
-        <w:t xml:space="preserve">Summary</w:t>
-      </w:r>
-      <w:r>
-        <w:rPr>
-          <w:i w:val="1"/>
-          <w:iCs w:val="1"/>
-          <w:rtl w:val="0"/>
-        </w:rPr>
-        <w:t xml:space="preserve">:</w:t>
-      </w:r>
-      <w:r>
-        <w:rPr>
-          <w:rtl w:val="0"/>
-        </w:rPr>
-        <w:t xml:space="preserve"> Experienced manpower matched to job requirements on daily, monthly, or temporary/on-call terms.</w:t>
+          <w:rtl w:val="0"/>
+        </w:rPr>
+        <w:t xml:space="preserve">Article:</w:t>
+      </w:r>
+      <w:r>
+        <w:rPr>
+          <w:rtl w:val="0"/>
+        </w:rPr>
+        <w:t xml:space="preserve"> We recruit, screen, and deploy skilled and unskilled workers on flexible terms, helping you scale your workforce quickly while we handle administration and compliance.</w:t>
+      </w:r>
+    </w:p>
+    <w:p>
+      <w:pPr>
+        <w:pStyle w:val="Heading3"/>
+        <w:keepNext w:val="0"/>
+        <w:keepLines w:val="0"/>
+        <w:spacing w:after="80" w:before="280" w:lineRule="auto"/>
+        <w:rPr>
+          <w:color w:val="000000"/>
+          <w:sz w:val="26"/>
+          <w:szCs w:val="26"/>
+        </w:rPr>
+      </w:pPr>
+      <w:bookmarkStart w:colFirst="0" w:colLast="0" w:name="_heading=h.95kojgwi69jg" w:id="14"/>
+      <w:bookmarkEnd w:id="14"/>
+      <w:r>
+        <w:rPr>
+          <w:color w:val="000000"/>
+          <w:sz w:val="26"/>
+          <w:szCs w:val="26"/>
+          <w:rtl w:val="0"/>
+        </w:rPr>
+        <w:t xml:space="preserve">2. Certified Security Personnel Services</w:t>
+      </w:r>
+    </w:p>
+    <w:p>
+      <w:pPr>
+        <w:spacing w:after="240" w:before="240" w:lineRule="auto"/>
+        <w:rPr/>
+      </w:pPr>
+      <w:r>
+        <w:rPr>
+          <w:b w:val="1"/>
+          <w:bCs w:val="1"/>
+          <w:rtl w:val="0"/>
+        </w:rPr>
+        <w:t xml:space="preserve">Summary:</w:t>
+      </w:r>
+      <w:r>
+        <w:rPr>
+          <w:rtl w:val="0"/>
+        </w:rPr>
+        <w:t xml:space="preserve"> Trained and certified security officers to protect your people and assets.</w:t>
         <w:br w:type="textWrapping"/>
         <w:t xml:space="preserve"> </w:t>
       </w:r>
@@ -4869,29 +4217,113 @@
         <w:rPr>
           <w:b w:val="1"/>
           <w:bCs w:val="1"/>
-          <w:i w:val="1"/>
-          <w:iCs w:val="1"/>
-          <w:rtl w:val="0"/>
-        </w:rPr>
-        <w:t xml:space="preserve">Article</w:t>
-      </w:r>
-      <w:r>
-        <w:rPr>
-          <w:i w:val="1"/>
-          <w:iCs w:val="1"/>
-          <w:rtl w:val="0"/>
-        </w:rPr>
-        <w:t xml:space="preserve">:</w:t>
-      </w:r>
-      <w:r>
-        <w:rPr>
-          <w:rtl w:val="0"/>
-        </w:rPr>
-        <w:t xml:space="preserve"> We supply workers according to each client's job requirements and operational needs. Flexible engagement schemes allow companies to adjust their workforce without adding to internal administrative burden.</w:t>
+          <w:rtl w:val="0"/>
+        </w:rPr>
+        <w:t xml:space="preserve">Article:</w:t>
+      </w:r>
+      <w:r>
+        <w:rPr>
+          <w:rtl w:val="0"/>
+        </w:rPr>
+        <w:t xml:space="preserve"> Our licensed guards are professionally trained and vetted, providing reliable site security, access control, and incident response tailored to your premises.</w:t>
       </w:r>
     </w:p>
     <w:p>
       <w:pPr>
+        <w:pStyle w:val="Heading3"/>
+        <w:keepNext w:val="0"/>
+        <w:keepLines w:val="0"/>
+        <w:spacing w:after="80" w:before="280" w:lineRule="auto"/>
+        <w:rPr>
+          <w:color w:val="000000"/>
+          <w:sz w:val="26"/>
+          <w:szCs w:val="26"/>
+        </w:rPr>
+      </w:pPr>
+      <w:bookmarkStart w:colFirst="0" w:colLast="0" w:name="_heading=h.p1ec5eo5n2sv" w:id="15"/>
+      <w:bookmarkEnd w:id="15"/>
+      <w:r>
+        <w:rPr>
+          <w:color w:val="000000"/>
+          <w:sz w:val="26"/>
+          <w:szCs w:val="26"/>
+          <w:rtl w:val="0"/>
+        </w:rPr>
+        <w:t xml:space="preserve">3. Accounts Receivable (AR) Management</w:t>
+      </w:r>
+    </w:p>
+    <w:p>
+      <w:pPr>
+        <w:spacing w:after="240" w:before="240" w:lineRule="auto"/>
+        <w:rPr>
+          <w:sz w:val="34"/>
+          <w:szCs w:val="34"/>
+        </w:rPr>
+      </w:pPr>
+      <w:r>
+        <w:rPr>
+          <w:b w:val="1"/>
+          <w:bCs w:val="1"/>
+          <w:rtl w:val="0"/>
+        </w:rPr>
+        <w:t xml:space="preserve">Summary:</w:t>
+      </w:r>
+      <w:r>
+        <w:rPr>
+          <w:rtl w:val="0"/>
+        </w:rPr>
+        <w:t xml:space="preserve"> Improving cash flow through structured invoice tracking and collection.</w:t>
+        <w:br w:type="textWrapping"/>
+      </w:r>
+      <w:r>
+        <w:rPr>
+          <w:b w:val="1"/>
+          <w:bCs w:val="1"/>
+          <w:rtl w:val="0"/>
+        </w:rPr>
+        <w:t xml:space="preserve">Article:</w:t>
+      </w:r>
+      <w:r>
+        <w:rPr>
+          <w:rtl w:val="0"/>
+        </w:rPr>
+        <w:t xml:space="preserve"> We monitor outstanding invoices, follow up with debtors, and reduce late payments, helping you maintain healthy cash flow and lower the risk of bad debt</w:t>
+      </w:r>
+      <w:r>
+        <w:rPr>
+          <w:sz w:val="34"/>
+          <w:szCs w:val="34"/>
+          <w:rtl w:val="0"/>
+        </w:rPr>
+        <w:t xml:space="preserve">.</w:t>
+      </w:r>
+    </w:p>
+    <w:p>
+      <w:pPr>
+        <w:pStyle w:val="Heading3"/>
+        <w:keepNext w:val="0"/>
+        <w:keepLines w:val="0"/>
+        <w:spacing w:after="80" w:before="280" w:lineRule="auto"/>
+        <w:rPr>
+          <w:color w:val="000000"/>
+          <w:sz w:val="26"/>
+          <w:szCs w:val="26"/>
+        </w:rPr>
+      </w:pPr>
+      <w:bookmarkStart w:colFirst="0" w:colLast="0" w:name="_heading=h.w2r8ve3jap02" w:id="16"/>
+      <w:bookmarkEnd w:id="16"/>
+      <w:r>
+        <w:rPr>
+          <w:color w:val="000000"/>
+          <w:sz w:val="26"/>
+          <w:szCs w:val="26"/>
+          <w:rtl w:val="0"/>
+        </w:rPr>
+        <w:t xml:space="preserve">4. Asset Recovery and Resolution Service</w:t>
+      </w:r>
+    </w:p>
+    <w:p>
+      <w:pPr>
         <w:spacing w:after="240" w:before="240" w:lineRule="auto"/>
         <w:rPr/>
       </w:pPr>
@@ -4901,75 +4333,183 @@
           <w:bCs w:val="1"/>
           <w:rtl w:val="0"/>
         </w:rPr>
-        <w:t xml:space="preserve">2. Certified Security Personnel Services</w:t>
+        <w:t xml:space="preserve">Summary:</w:t>
+      </w:r>
+      <w:r>
+        <w:rPr>
+          <w:rtl w:val="0"/>
+        </w:rPr>
+        <w:t xml:space="preserve"> Recovering and resolving disputed, lost, or non-performing assets.</w:t>
         <w:br w:type="textWrapping"/>
-      </w:r>
-      <w:r>
-        <w:rPr>
-          <w:rtl w:val="0"/>
-        </w:rPr>
-        <w:t xml:space="preserve"> </w:t>
       </w:r>
       <w:r>
         <w:rPr>
           <w:b w:val="1"/>
           <w:bCs w:val="1"/>
-          <w:i w:val="1"/>
-          <w:iCs w:val="1"/>
-          <w:rtl w:val="0"/>
-        </w:rPr>
-        <w:t xml:space="preserve">Summary</w:t>
-      </w:r>
-      <w:r>
-        <w:rPr>
-          <w:i w:val="1"/>
-          <w:iCs w:val="1"/>
-          <w:rtl w:val="0"/>
-        </w:rPr>
-        <w:t xml:space="preserve">:</w:t>
-      </w:r>
-      <w:r>
-        <w:rPr>
-          <w:rtl w:val="0"/>
-        </w:rPr>
-        <w:t xml:space="preserve"> Certified security personnel, integrated with security technology such as CCTV.</w:t>
-        <w:br w:type="textWrapping"/>
-      </w:r>
+          <w:rtl w:val="0"/>
+        </w:rPr>
+        <w:t xml:space="preserve">Article:</w:t>
+      </w:r>
+      <w:r>
+        <w:rPr>
+          <w:rtl w:val="0"/>
+        </w:rPr>
+        <w:t xml:space="preserve"> We trace, secure, and recover assets through legal and negotiated solutions, minimizing your losses and bringing cases to a clear resolution.</w:t>
+      </w:r>
+    </w:p>
+    <w:p>
+      <w:pPr>
+        <w:pStyle w:val="Heading3"/>
+        <w:keepNext w:val="0"/>
+        <w:keepLines w:val="0"/>
+        <w:spacing w:after="80" w:before="280" w:lineRule="auto"/>
+        <w:rPr>
+          <w:color w:val="000000"/>
+          <w:sz w:val="26"/>
+          <w:szCs w:val="26"/>
+        </w:rPr>
+      </w:pPr>
+      <w:bookmarkStart w:colFirst="0" w:colLast="0" w:name="_heading=h.v74l0n918ieo" w:id="17"/>
+      <w:bookmarkEnd w:id="17"/>
+      <w:r>
+        <w:rPr>
+          <w:rtl w:val="0"/>
+        </w:rPr>
+      </w:r>
+    </w:p>
+    <w:p>
+      <w:pPr>
+        <w:pStyle w:val="Heading3"/>
+        <w:keepNext w:val="0"/>
+        <w:keepLines w:val="0"/>
+        <w:spacing w:after="80" w:before="280" w:lineRule="auto"/>
+        <w:rPr>
+          <w:color w:val="000000"/>
+          <w:sz w:val="26"/>
+          <w:szCs w:val="26"/>
+        </w:rPr>
+      </w:pPr>
+      <w:bookmarkStart w:colFirst="0" w:colLast="0" w:name="_heading=h.w8pm8ybzdzfk" w:id="18"/>
+      <w:bookmarkEnd w:id="18"/>
+      <w:r>
+        <w:rPr>
+          <w:rtl w:val="0"/>
+        </w:rPr>
+      </w:r>
+    </w:p>
+    <w:p>
+      <w:pPr>
+        <w:pStyle w:val="Heading3"/>
+        <w:keepNext w:val="0"/>
+        <w:keepLines w:val="0"/>
+        <w:spacing w:after="80" w:before="280" w:lineRule="auto"/>
+        <w:rPr>
+          <w:color w:val="000000"/>
+          <w:sz w:val="26"/>
+          <w:szCs w:val="26"/>
+        </w:rPr>
+      </w:pPr>
+      <w:bookmarkStart w:colFirst="0" w:colLast="0" w:name="_heading=h.hfhr59lewbj" w:id="19"/>
+      <w:bookmarkEnd w:id="19"/>
+      <w:r>
+        <w:rPr>
+          <w:color w:val="000000"/>
+          <w:sz w:val="26"/>
+          <w:szCs w:val="26"/>
+          <w:rtl w:val="0"/>
+        </w:rPr>
+        <w:t xml:space="preserve">5. Anti-Counterfeit Management</w:t>
+      </w:r>
+    </w:p>
+    <w:p>
+      <w:pPr>
+        <w:spacing w:after="240" w:before="240" w:lineRule="auto"/>
+        <w:rPr/>
+      </w:pPr>
       <w:r>
         <w:rPr>
           <w:b w:val="1"/>
           <w:bCs w:val="1"/>
           <w:rtl w:val="0"/>
         </w:rPr>
-        <w:t xml:space="preserve"> </w:t>
+        <w:t xml:space="preserve">Summary:</w:t>
+      </w:r>
+      <w:r>
+        <w:rPr>
+          <w:rtl w:val="0"/>
+        </w:rPr>
+        <w:t xml:space="preserve"> Protecting your brand and products from counterfeiting.</w:t>
+        <w:br w:type="textWrapping"/>
       </w:r>
       <w:r>
         <w:rPr>
           <w:b w:val="1"/>
           <w:bCs w:val="1"/>
-          <w:i w:val="1"/>
-          <w:iCs w:val="1"/>
-          <w:rtl w:val="0"/>
-        </w:rPr>
-        <w:t xml:space="preserve">Article</w:t>
-      </w:r>
-      <w:r>
-        <w:rPr>
-          <w:i w:val="1"/>
-          <w:iCs w:val="1"/>
-          <w:rtl w:val="0"/>
-        </w:rPr>
-        <w:t xml:space="preserve">:</w:t>
-      </w:r>
-      <w:r>
-        <w:rPr>
-          <w:rtl w:val="0"/>
-        </w:rPr>
-        <w:t xml:space="preserve"> We combine certified security personnel with technology-based monitoring to protect company assets, facilities, and people, and to support smooth daily operations.</w:t>
+          <w:rtl w:val="0"/>
+        </w:rPr>
+        <w:t xml:space="preserve">Article:</w:t>
+      </w:r>
+      <w:r>
+        <w:rPr>
+          <w:rtl w:val="0"/>
+        </w:rPr>
+        <w:t xml:space="preserve"> We design and implement prevention strategies, including</w:t>
+      </w:r>
+      <w:r>
+        <w:rPr>
+          <w:sz w:val="34"/>
+          <w:szCs w:val="34"/>
+          <w:rtl w:val="0"/>
+        </w:rPr>
+        <w:t xml:space="preserve"> </w:t>
+      </w:r>
+      <w:r>
+        <w:rPr>
+          <w:rtl w:val="0"/>
+        </w:rPr>
+        <w:t xml:space="preserve">market monitoring and</w:t>
+      </w:r>
+      <w:r>
+        <w:rPr>
+          <w:sz w:val="34"/>
+          <w:szCs w:val="34"/>
+          <w:rtl w:val="0"/>
+        </w:rPr>
+        <w:t xml:space="preserve"> </w:t>
+      </w:r>
+      <w:r>
+        <w:rPr>
+          <w:rtl w:val="0"/>
+        </w:rPr>
+        <w:t xml:space="preserve">product authentication, to safeguard your brand reputation and revenue.</w:t>
       </w:r>
     </w:p>
     <w:p>
       <w:pPr>
+        <w:pStyle w:val="Heading3"/>
+        <w:keepNext w:val="0"/>
+        <w:keepLines w:val="0"/>
+        <w:spacing w:after="80" w:before="280" w:lineRule="auto"/>
+        <w:rPr>
+          <w:color w:val="000000"/>
+          <w:sz w:val="26"/>
+          <w:szCs w:val="26"/>
+        </w:rPr>
+      </w:pPr>
+      <w:bookmarkStart w:colFirst="0" w:colLast="0" w:name="_heading=h.lkp3s4dgvyv4" w:id="20"/>
+      <w:bookmarkEnd w:id="20"/>
+      <w:r>
+        <w:rPr>
+          <w:color w:val="000000"/>
+          <w:sz w:val="26"/>
+          <w:szCs w:val="26"/>
+          <w:rtl w:val="0"/>
+        </w:rPr>
+        <w:t xml:space="preserve">6. Counterfeit Investigation and Enforcement</w:t>
+      </w:r>
+    </w:p>
+    <w:p>
+      <w:pPr>
         <w:spacing w:after="240" w:before="240" w:lineRule="auto"/>
         <w:rPr/>
       </w:pPr>
@@ -4979,68 +4519,115 @@
           <w:bCs w:val="1"/>
           <w:rtl w:val="0"/>
         </w:rPr>
-        <w:t xml:space="preserve">3. Accounts Receivable (AR) Management</w:t>
+        <w:t xml:space="preserve">Summary:</w:t>
+      </w:r>
+      <w:r>
+        <w:rPr>
+          <w:rtl w:val="0"/>
+        </w:rPr>
+        <w:t xml:space="preserve"> Detecting, investigating, and acting against counterfeit operations.</w:t>
         <w:br w:type="textWrapping"/>
-      </w:r>
-      <w:r>
-        <w:rPr>
-          <w:rtl w:val="0"/>
-        </w:rPr>
-        <w:t xml:space="preserve"> </w:t>
       </w:r>
       <w:r>
         <w:rPr>
           <w:b w:val="1"/>
           <w:bCs w:val="1"/>
-          <w:i w:val="1"/>
-          <w:iCs w:val="1"/>
-          <w:rtl w:val="0"/>
-        </w:rPr>
-        <w:t xml:space="preserve">Summary</w:t>
-      </w:r>
-      <w:r>
-        <w:rPr>
-          <w:i w:val="1"/>
-          <w:iCs w:val="1"/>
-          <w:rtl w:val="0"/>
-        </w:rPr>
-        <w:t xml:space="preserve">:</w:t>
-      </w:r>
-      <w:r>
-        <w:rPr>
-          <w:rtl w:val="0"/>
-        </w:rPr>
-        <w:t xml:space="preserve"> Systematic monitoring, verification, and control of trade receivables.</w:t>
-        <w:br w:type="textWrapping"/>
-        <w:t xml:space="preserve"> </w:t>
-      </w:r>
+          <w:rtl w:val="0"/>
+        </w:rPr>
+        <w:t xml:space="preserve">Article:</w:t>
+      </w:r>
+      <w:r>
+        <w:rPr>
+          <w:rtl w:val="0"/>
+        </w:rPr>
+        <w:t xml:space="preserve"> We gather evidence, identify sources of fake goods, and coordinate with authorities for enforcement action, so infringers are stopped and your rights are protected.</w:t>
+      </w:r>
+    </w:p>
+    <w:p>
+      <w:pPr>
+        <w:pStyle w:val="Heading3"/>
+        <w:keepNext w:val="0"/>
+        <w:keepLines w:val="0"/>
+        <w:spacing w:after="80" w:before="280" w:lineRule="auto"/>
+        <w:rPr>
+          <w:color w:val="000000"/>
+          <w:sz w:val="26"/>
+          <w:szCs w:val="26"/>
+        </w:rPr>
+      </w:pPr>
+      <w:bookmarkStart w:colFirst="0" w:colLast="0" w:name="_heading=h.3rhgl5pja4co" w:id="21"/>
+      <w:bookmarkEnd w:id="21"/>
+      <w:r>
+        <w:rPr>
+          <w:color w:val="000000"/>
+          <w:sz w:val="26"/>
+          <w:szCs w:val="26"/>
+          <w:rtl w:val="0"/>
+        </w:rPr>
+        <w:t xml:space="preserve">7. Transport and Equipment Rental Service</w:t>
+      </w:r>
+    </w:p>
+    <w:p>
+      <w:pPr>
+        <w:spacing w:after="240" w:before="240" w:lineRule="auto"/>
+        <w:rPr/>
+      </w:pPr>
       <w:r>
         <w:rPr>
           <w:b w:val="1"/>
           <w:bCs w:val="1"/>
-          <w:i w:val="1"/>
-          <w:iCs w:val="1"/>
-          <w:rtl w:val="0"/>
-        </w:rPr>
-        <w:t xml:space="preserve">Article</w:t>
-      </w:r>
-      <w:r>
-        <w:rPr>
-          <w:i w:val="1"/>
-          <w:iCs w:val="1"/>
-          <w:rtl w:val="0"/>
-        </w:rPr>
-        <w:t xml:space="preserve">:</w:t>
-      </w:r>
-      <w:r>
-        <w:rPr>
-          <w:rtl w:val="0"/>
-        </w:rPr>
-        <w:t xml:space="preserve"> We help clients improve collection effectiveness and maintain healthy cash flow through structured receivable monitoring and control. This reduces credit risk and the incidence of problem receivables.</w:t>
+          <w:rtl w:val="0"/>
+        </w:rPr>
+        <w:t xml:space="preserve">Summary:</w:t>
+      </w:r>
+      <w:r>
+        <w:rPr>
+          <w:rtl w:val="0"/>
+        </w:rPr>
+        <w:t xml:space="preserve"> Vehicles and equipment available for short- or long-term use.</w:t>
+        <w:br w:type="textWrapping"/>
+      </w:r>
+      <w:r>
+        <w:rPr>
+          <w:b w:val="1"/>
+          <w:bCs w:val="1"/>
+          <w:rtl w:val="0"/>
+        </w:rPr>
+        <w:t xml:space="preserve">Article:</w:t>
+      </w:r>
+      <w:r>
+        <w:rPr>
+          <w:rtl w:val="0"/>
+        </w:rPr>
+        <w:t xml:space="preserve"> We provide well-maintained transport and equipment with flexible rental terms, helping you meet project needs without the cost of ownership.</w:t>
       </w:r>
     </w:p>
     <w:p>
       <w:pPr>
+        <w:pStyle w:val="Heading3"/>
+        <w:keepNext w:val="0"/>
+        <w:keepLines w:val="0"/>
+        <w:spacing w:after="80" w:before="280" w:lineRule="auto"/>
+        <w:rPr>
+          <w:color w:val="000000"/>
+          <w:sz w:val="26"/>
+          <w:szCs w:val="26"/>
+        </w:rPr>
+      </w:pPr>
+      <w:bookmarkStart w:colFirst="0" w:colLast="0" w:name="_heading=h.5uy8gj43kb1h" w:id="22"/>
+      <w:bookmarkEnd w:id="22"/>
+      <w:r>
+        <w:rPr>
+          <w:color w:val="000000"/>
+          <w:sz w:val="26"/>
+          <w:szCs w:val="26"/>
+          <w:rtl w:val="0"/>
+        </w:rPr>
+        <w:t xml:space="preserve">8. Social Mapping and CSR Program Development</w:t>
+      </w:r>
+    </w:p>
+    <w:p>
+      <w:pPr>
         <w:spacing w:after="240" w:before="240" w:lineRule="auto"/>
         <w:rPr/>
       </w:pPr>
@@ -5050,370 +4637,45 @@
           <w:bCs w:val="1"/>
           <w:rtl w:val="0"/>
         </w:rPr>
-        <w:t xml:space="preserve">4. Asset Management Services</w:t>
+        <w:t xml:space="preserve">Summary:</w:t>
+      </w:r>
+      <w:r>
+        <w:rPr>
+          <w:rtl w:val="0"/>
+        </w:rPr>
+        <w:t xml:space="preserve"> Understanding communities and designing impactful social programs.</w:t>
         <w:br w:type="textWrapping"/>
-      </w:r>
-      <w:r>
-        <w:rPr>
-          <w:rtl w:val="0"/>
-        </w:rPr>
-        <w:t xml:space="preserve"> </w:t>
       </w:r>
       <w:r>
         <w:rPr>
           <w:b w:val="1"/>
           <w:bCs w:val="1"/>
-          <w:i w:val="1"/>
-          <w:iCs w:val="1"/>
-          <w:rtl w:val="0"/>
-        </w:rPr>
-        <w:t xml:space="preserve">Summary</w:t>
-      </w:r>
-      <w:r>
-        <w:rPr>
-          <w:i w:val="1"/>
-          <w:iCs w:val="1"/>
-          <w:rtl w:val="0"/>
-        </w:rPr>
-        <w:t xml:space="preserve">:</w:t>
-      </w:r>
-      <w:r>
-        <w:rPr>
-          <w:rtl w:val="0"/>
-        </w:rPr>
-        <w:t xml:space="preserve"> Management and optimisation of collateral assets to support receivable recovery.</w:t>
-        <w:br w:type="textWrapping"/>
-      </w:r>
-      <w:r>
-        <w:rPr>
-          <w:b w:val="1"/>
-          <w:bCs w:val="1"/>
-          <w:rtl w:val="0"/>
-        </w:rPr>
-        <w:t xml:space="preserve"> </w:t>
-      </w:r>
-      <w:r>
-        <w:rPr>
-          <w:b w:val="1"/>
-          <w:bCs w:val="1"/>
-          <w:i w:val="1"/>
-          <w:iCs w:val="1"/>
-          <w:rtl w:val="0"/>
-        </w:rPr>
-        <w:t xml:space="preserve">Article</w:t>
-      </w:r>
-      <w:r>
-        <w:rPr>
-          <w:i w:val="1"/>
-          <w:iCs w:val="1"/>
-          <w:rtl w:val="0"/>
-        </w:rPr>
-        <w:t xml:space="preserve">:</w:t>
-      </w:r>
-      <w:r>
-        <w:rPr>
-          <w:rtl w:val="0"/>
-        </w:rPr>
-        <w:t xml:space="preserve"> We manage collateral assets through structured handling, optimisation, and maintenance, including assets acquired through take-over. This helps preserve collateral value and supports more effective recovery of receivables.</w:t>
+          <w:rtl w:val="0"/>
+        </w:rPr>
+        <w:t xml:space="preserve">Article:</w:t>
+      </w:r>
+      <w:r>
+        <w:rPr>
+          <w:rtl w:val="0"/>
+        </w:rPr>
+        <w:t xml:space="preserve"> We assess local social conditions and stakeholder needs, then develop CSR programs that build community trust and support your license to operate.</w:t>
       </w:r>
     </w:p>
     <w:p>
       <w:pPr>
-        <w:spacing w:after="240" w:before="240" w:lineRule="auto"/>
-        <w:rPr/>
-      </w:pPr>
-      <w:r>
-        <w:rPr>
-          <w:b w:val="1"/>
-          <w:bCs w:val="1"/>
-          <w:rtl w:val="0"/>
-        </w:rPr>
-        <w:t xml:space="preserve">5. Anti-Counterfeit Management</w:t>
-        <w:br w:type="textWrapping"/>
-      </w:r>
-      <w:r>
-        <w:rPr>
-          <w:rtl w:val="0"/>
-        </w:rPr>
-        <w:t xml:space="preserve"> </w:t>
-      </w:r>
-      <w:r>
-        <w:rPr>
-          <w:b w:val="1"/>
-          <w:bCs w:val="1"/>
-          <w:i w:val="1"/>
-          <w:iCs w:val="1"/>
-          <w:rtl w:val="0"/>
-        </w:rPr>
-        <w:t xml:space="preserve">Summary</w:t>
-      </w:r>
-      <w:r>
-        <w:rPr>
-          <w:i w:val="1"/>
-          <w:iCs w:val="1"/>
-          <w:rtl w:val="0"/>
-        </w:rPr>
-        <w:t xml:space="preserve">:</w:t>
-      </w:r>
-      <w:r>
-        <w:rPr>
-          <w:rtl w:val="0"/>
-        </w:rPr>
-        <w:t xml:space="preserve"> Investigation and brand protection support against counterfeit products.</w:t>
-        <w:br w:type="textWrapping"/>
-        <w:t xml:space="preserve"> </w:t>
-      </w:r>
-      <w:r>
-        <w:rPr>
-          <w:b w:val="1"/>
-          <w:bCs w:val="1"/>
-          <w:i w:val="1"/>
-          <w:iCs w:val="1"/>
-          <w:rtl w:val="0"/>
-        </w:rPr>
-        <w:t xml:space="preserve">Article</w:t>
-      </w:r>
-      <w:r>
-        <w:rPr>
-          <w:i w:val="1"/>
-          <w:iCs w:val="1"/>
-          <w:rtl w:val="0"/>
-        </w:rPr>
-        <w:t xml:space="preserve">:</w:t>
-      </w:r>
-      <w:r>
-        <w:rPr>
-          <w:rtl w:val="0"/>
-        </w:rPr>
-        <w:t xml:space="preserve"> We identify and address counterfeit product circulation through covert investigation and the collection of valid evidence. We also assist with reporting and coordinate with law enforcement, in accordance with applicable regulations.</w:t>
-      </w:r>
-    </w:p>
-    <w:p>
-      <w:pPr>
-        <w:spacing w:after="240" w:before="240" w:lineRule="auto"/>
-        <w:rPr/>
-      </w:pPr>
-      <w:r>
-        <w:rPr>
-          <w:b w:val="1"/>
-          <w:bCs w:val="1"/>
-          <w:rtl w:val="0"/>
-        </w:rPr>
-        <w:t xml:space="preserve">6. Survey, Inspection &amp; Investigation Services</w:t>
-        <w:br w:type="textWrapping"/>
-      </w:r>
-      <w:r>
-        <w:rPr>
-          <w:rtl w:val="0"/>
-        </w:rPr>
-        <w:t xml:space="preserve"> </w:t>
-      </w:r>
-      <w:r>
-        <w:rPr>
-          <w:b w:val="1"/>
-          <w:bCs w:val="1"/>
-          <w:i w:val="1"/>
-          <w:iCs w:val="1"/>
-          <w:rtl w:val="0"/>
-        </w:rPr>
-        <w:t xml:space="preserve">Summary</w:t>
-      </w:r>
-      <w:r>
-        <w:rPr>
-          <w:i w:val="1"/>
-          <w:iCs w:val="1"/>
-          <w:rtl w:val="0"/>
-        </w:rPr>
-        <w:t xml:space="preserve">:</w:t>
-      </w:r>
-      <w:r>
-        <w:rPr>
-          <w:rtl w:val="0"/>
-        </w:rPr>
-        <w:t xml:space="preserve"> Investigation, verification, and risk identification to support informed decisions.</w:t>
-        <w:br w:type="textWrapping"/>
-        <w:t xml:space="preserve"> </w:t>
-      </w:r>
-      <w:r>
-        <w:rPr>
-          <w:b w:val="1"/>
-          <w:bCs w:val="1"/>
-          <w:i w:val="1"/>
-          <w:iCs w:val="1"/>
-          <w:rtl w:val="0"/>
-        </w:rPr>
-        <w:t xml:space="preserve">Article</w:t>
-      </w:r>
-      <w:r>
-        <w:rPr>
-          <w:i w:val="1"/>
-          <w:iCs w:val="1"/>
-          <w:rtl w:val="0"/>
-        </w:rPr>
-        <w:t xml:space="preserve">:</w:t>
-      </w:r>
-      <w:r>
-        <w:rPr>
-          <w:rtl w:val="0"/>
-        </w:rPr>
-        <w:t xml:space="preserve"> We conduct field investigations and verification to identify potential risks, giving clients accurate information to support decision-making and risk mitigation.</w:t>
-      </w:r>
-    </w:p>
-    <w:p>
-      <w:pPr>
-        <w:spacing w:after="240" w:before="240" w:lineRule="auto"/>
-        <w:rPr/>
-      </w:pPr>
-      <w:r>
-        <w:rPr>
-          <w:b w:val="1"/>
-          <w:bCs w:val="1"/>
-          <w:rtl w:val="0"/>
-        </w:rPr>
-        <w:t xml:space="preserve">7. Equipment Rental Services</w:t>
-        <w:br w:type="textWrapping"/>
-      </w:r>
-      <w:r>
-        <w:rPr>
-          <w:rtl w:val="0"/>
-        </w:rPr>
-        <w:t xml:space="preserve"> </w:t>
-      </w:r>
-      <w:r>
-        <w:rPr>
-          <w:b w:val="1"/>
-          <w:bCs w:val="1"/>
-          <w:i w:val="1"/>
-          <w:iCs w:val="1"/>
-          <w:rtl w:val="0"/>
-        </w:rPr>
-        <w:t xml:space="preserve">Summary</w:t>
-      </w:r>
-      <w:r>
-        <w:rPr>
-          <w:i w:val="1"/>
-          <w:iCs w:val="1"/>
-          <w:rtl w:val="0"/>
-        </w:rPr>
-        <w:t xml:space="preserve">:</w:t>
-      </w:r>
-      <w:r>
-        <w:rPr>
-          <w:rtl w:val="0"/>
-        </w:rPr>
-        <w:t xml:space="preserve"> Flexible operational equipment rental for project and daily operational needs.</w:t>
-        <w:br w:type="textWrapping"/>
-        <w:t xml:space="preserve"> </w:t>
-      </w:r>
-      <w:r>
-        <w:rPr>
-          <w:b w:val="1"/>
-          <w:bCs w:val="1"/>
-          <w:i w:val="1"/>
-          <w:iCs w:val="1"/>
-          <w:rtl w:val="0"/>
-        </w:rPr>
-        <w:t xml:space="preserve">Article</w:t>
-      </w:r>
-      <w:r>
-        <w:rPr>
-          <w:i w:val="1"/>
-          <w:iCs w:val="1"/>
-          <w:rtl w:val="0"/>
-        </w:rPr>
-        <w:t xml:space="preserve">:</w:t>
-      </w:r>
-      <w:r>
-        <w:rPr>
-          <w:rtl w:val="0"/>
-        </w:rPr>
-        <w:t xml:space="preserve"> We provide operational equipment, such as forklifts and movable dock ramps, through flexible long-term rental schemes. This supports operational continuity and reduces the need for asset investment.</w:t>
-      </w:r>
-    </w:p>
-    <w:p>
-      <w:pPr>
-        <w:spacing w:after="240" w:before="240" w:lineRule="auto"/>
-        <w:rPr/>
-      </w:pPr>
-      <w:r>
-        <w:rPr>
-          <w:b w:val="1"/>
-          <w:bCs w:val="1"/>
-          <w:rtl w:val="0"/>
-        </w:rPr>
-        <w:t xml:space="preserve">8. Social Mapping &amp; Data-Driven CSR Program Development</w:t>
-        <w:br w:type="textWrapping"/>
-      </w:r>
-      <w:r>
-        <w:rPr>
-          <w:rtl w:val="0"/>
-        </w:rPr>
-        <w:t xml:space="preserve"> </w:t>
-      </w:r>
-      <w:r>
-        <w:rPr>
-          <w:b w:val="1"/>
-          <w:bCs w:val="1"/>
-          <w:i w:val="1"/>
-          <w:iCs w:val="1"/>
-          <w:rtl w:val="0"/>
-        </w:rPr>
-        <w:t xml:space="preserve">Summary</w:t>
-      </w:r>
-      <w:r>
-        <w:rPr>
-          <w:i w:val="1"/>
-          <w:iCs w:val="1"/>
-          <w:rtl w:val="0"/>
-        </w:rPr>
-        <w:t xml:space="preserve">:</w:t>
-      </w:r>
-      <w:r>
-        <w:rPr>
-          <w:rtl w:val="0"/>
-        </w:rPr>
-        <w:t xml:space="preserve"> CSR programs built on social mapping to ensure they are well targeted.</w:t>
-        <w:br w:type="textWrapping"/>
-        <w:t xml:space="preserve"> </w:t>
-      </w:r>
-      <w:r>
-        <w:rPr>
-          <w:b w:val="1"/>
-          <w:bCs w:val="1"/>
-          <w:i w:val="1"/>
-          <w:iCs w:val="1"/>
-          <w:rtl w:val="0"/>
-        </w:rPr>
-        <w:t xml:space="preserve">Article</w:t>
-      </w:r>
-      <w:r>
-        <w:rPr>
-          <w:i w:val="1"/>
-          <w:iCs w:val="1"/>
-          <w:rtl w:val="0"/>
-        </w:rPr>
-        <w:t xml:space="preserve">:</w:t>
-      </w:r>
-      <w:r>
-        <w:rPr>
-          <w:rtl w:val="0"/>
-        </w:rPr>
-        <w:t xml:space="preserve"> We design Corporate Social Responsibility programs based on social mapping surveys around the client's operating site, supporting harmonious relationships between the company and surrounding communities.</w:t>
-      </w:r>
-    </w:p>
-    <w:p>
-      <w:pPr>
-        <w:rPr>
-          <w:b w:val="1"/>
-          <w:bCs w:val="1"/>
+        <w:rPr>
           <w:sz w:val="34"/>
           <w:szCs w:val="34"/>
         </w:rPr>
       </w:pPr>
       <w:r>
         <w:rPr>
-          <w:rtl w:val="0"/>
-        </w:rPr>
+          <w:sz w:val="34"/>
+          <w:szCs w:val="34"/>
+          <w:rtl w:val="0"/>
+        </w:rPr>
+        <w:t xml:space="preserve">  </w:t>
+        <w:br w:type="textWrapping"/>
       </w:r>
     </w:p>
     <w:sectPr>
@@ -16513,13 +15775,11 @@
     <w:tblPr>
       <w:tblStyleRowBandSize w:val="1"/>
       <w:tblStyleColBandSize w:val="1"/>
-      <w:tblCellMar>
-        <w:top w:w="0.0" w:type="dxa"/>
-        <w:left w:w="115.0" w:type="dxa"/>
-        <w:bottom w:w="0.0" w:type="dxa"/>
-        <w:right w:w="115.0" w:type="dxa"/>
-      </w:tblCellMar>
+      <w:tblCellMar/>
     </w:tblPr>
+    <w:tcPr>
+      <w:shd w:fill="ffffff" w:val="clear"/>
+    </w:tcPr>
   </w:style>
 </w:styles>
 </file>
@@ -16846,7 +16106,7 @@
 
 <file path=customXML/item1.xml><?xml version="1.0" encoding="utf-8"?>
 <go:gDocsCustomXmlDataStorage xmlns:go="http://customooxmlschemas.google.com/" xmlns:r="http://schemas.openxmlformats.org/officeDocument/2006/relationships" uri="GoogleDocsCustomDataVersion2">
-  <go:docsCustomData xmlns:go="http://customooxmlschemas.google.com/" roundtripDataSignature="AMtx7mh1NQ1XUkemCGy8kEZ3szxFjQgyHg==">CgMxLjAyDmguM3VjbHNlcm90cDg0Mg5oLm0xdWVxenVvZjJndjIOaC4xcmw1YXZ5czhkbm8yDmguczRzbTM0M2kycTNvOAByITF4T2NmanZFWkRCMHZlbS1oRTdJRk12Y2JjUl9vU2xTUg==</go:docsCustomData>
+  <go:docsCustomData xmlns:go="http://customooxmlschemas.google.com/" roundtripDataSignature="AMtx7miWSo3A/VkPtgdZujNcrKKj7GKhbA==">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</go:docsCustomData>
 </go:gDocsCustomXmlDataStorage>
 </file>
 
